--- a/files/002 CV_ZihengXiao.docx
+++ b/files/002 CV_ZihengXiao.docx
@@ -905,9 +905,9 @@
       </w:tblPr>
       <w:tblGrid>
         <w:gridCol w:w="1555"/>
-        <w:gridCol w:w="3301"/>
-        <w:gridCol w:w="1759"/>
-        <w:gridCol w:w="2457"/>
+        <w:gridCol w:w="3260"/>
+        <w:gridCol w:w="2551"/>
+        <w:gridCol w:w="1706"/>
       </w:tblGrid>
       <w:tr>
         <w:trPr>
@@ -955,7 +955,7 @@
         </w:tc>
         <w:tc>
           <w:tcPr>
-            <w:tcW w:w="3301" w:type="dxa"/>
+            <w:tcW w:w="3260" w:type="dxa"/>
             <w:shd w:val="clear" w:color="auto" w:fill="D9D9D9"/>
             <w:vAlign w:val="center"/>
           </w:tcPr>
@@ -984,7 +984,7 @@
         </w:tc>
         <w:tc>
           <w:tcPr>
-            <w:tcW w:w="1759" w:type="dxa"/>
+            <w:tcW w:w="2551" w:type="dxa"/>
             <w:shd w:val="clear" w:color="auto" w:fill="D9D9D9"/>
             <w:vAlign w:val="center"/>
           </w:tcPr>
@@ -1013,7 +1013,7 @@
         </w:tc>
         <w:tc>
           <w:tcPr>
-            <w:tcW w:w="2457" w:type="dxa"/>
+            <w:tcW w:w="1706" w:type="dxa"/>
             <w:shd w:val="clear" w:color="auto" w:fill="D9D9D9"/>
             <w:vAlign w:val="center"/>
           </w:tcPr>
@@ -1084,12 +1084,13 @@
         </w:tc>
         <w:tc>
           <w:tcPr>
-            <w:tcW w:w="3301" w:type="dxa"/>
-            <w:vAlign w:val="center"/>
-          </w:tcPr>
-          <w:p>
-            <w:pPr>
-              <w:spacing w:line="276" w:lineRule="auto"/>
+            <w:tcW w:w="3260" w:type="dxa"/>
+            <w:vAlign w:val="center"/>
+          </w:tcPr>
+          <w:p>
+            <w:pPr>
+              <w:spacing w:line="276" w:lineRule="auto"/>
+              <w:jc w:val="both"/>
               <w:rPr>
                 <w:rFonts w:ascii="Arial" w:eastAsia="Times" w:hAnsi="Arial" w:cs="Arial"/>
                 <w:bCs/>
@@ -1184,7 +1185,7 @@
         </w:tc>
         <w:tc>
           <w:tcPr>
-            <w:tcW w:w="1759" w:type="dxa"/>
+            <w:tcW w:w="2551" w:type="dxa"/>
             <w:vAlign w:val="center"/>
           </w:tcPr>
           <w:p>
@@ -1210,83 +1211,27 @@
         </w:tc>
         <w:tc>
           <w:tcPr>
-            <w:tcW w:w="2457" w:type="dxa"/>
-            <w:vAlign w:val="center"/>
-          </w:tcPr>
-          <w:p>
-            <w:pPr>
-              <w:spacing w:line="276" w:lineRule="auto"/>
-              <w:rPr>
-                <w:rFonts w:ascii="Arial" w:eastAsiaTheme="minorEastAsia" w:hAnsi="Arial" w:cs="Arial"/>
-                <w:sz w:val="18"/>
-                <w:szCs w:val="18"/>
-                <w:lang w:val="en-SG" w:eastAsia="zh-CN"/>
-              </w:rPr>
-            </w:pPr>
-            <w:r>
-              <w:rPr>
-                <w:rFonts w:ascii="Arial" w:hAnsi="Arial" w:cs="Arial"/>
-                <w:sz w:val="18"/>
-                <w:szCs w:val="18"/>
-                <w:lang w:val="en-SG"/>
-              </w:rPr>
-              <w:t>Hunan University (29</w:t>
-            </w:r>
-            <w:r>
-              <w:rPr>
-                <w:rFonts w:ascii="Arial" w:eastAsiaTheme="minorEastAsia" w:hAnsi="Arial" w:cs="Arial"/>
-                <w:sz w:val="18"/>
-                <w:szCs w:val="18"/>
-                <w:vertAlign w:val="superscript"/>
-                <w:lang w:val="en-SG" w:eastAsia="zh-CN"/>
-              </w:rPr>
-              <w:t>th</w:t>
-            </w:r>
-            <w:r>
-              <w:rPr>
-                <w:rFonts w:ascii="Arial" w:hAnsi="Arial" w:cs="Arial"/>
-                <w:sz w:val="18"/>
-                <w:szCs w:val="18"/>
-                <w:vertAlign w:val="superscript"/>
-                <w:lang w:val="en-SG"/>
-              </w:rPr>
-              <w:t xml:space="preserve"> </w:t>
-            </w:r>
-            <w:r>
-              <w:rPr>
-                <w:rFonts w:ascii="Arial" w:eastAsiaTheme="minorEastAsia" w:hAnsi="Arial" w:cs="Arial"/>
-                <w:sz w:val="18"/>
-                <w:szCs w:val="18"/>
-                <w:lang w:val="en-SG" w:eastAsia="zh-CN"/>
-              </w:rPr>
-              <w:t>in</w:t>
-            </w:r>
-            <w:r>
-              <w:rPr>
-                <w:rFonts w:ascii="Arial" w:hAnsi="Arial" w:cs="Arial"/>
-                <w:sz w:val="18"/>
-                <w:szCs w:val="18"/>
-                <w:lang w:val="en-SG"/>
-              </w:rPr>
-              <w:t xml:space="preserve"> </w:t>
-            </w:r>
-            <w:r>
-              <w:rPr>
-                <w:rFonts w:ascii="Arial" w:eastAsiaTheme="minorEastAsia" w:hAnsi="Arial" w:cs="Arial"/>
-                <w:sz w:val="18"/>
-                <w:szCs w:val="18"/>
-                <w:lang w:val="en-SG" w:eastAsia="zh-CN"/>
-              </w:rPr>
-              <w:t>Engineering, source: US News</w:t>
-            </w:r>
-            <w:r>
-              <w:rPr>
-                <w:rFonts w:ascii="Arial" w:hAnsi="Arial" w:cs="Arial"/>
-                <w:sz w:val="18"/>
-                <w:szCs w:val="18"/>
-                <w:lang w:val="en-SG"/>
-              </w:rPr>
-              <w:t>)</w:t>
+            <w:tcW w:w="1706" w:type="dxa"/>
+            <w:vAlign w:val="center"/>
+          </w:tcPr>
+          <w:p>
+            <w:pPr>
+              <w:spacing w:line="276" w:lineRule="auto"/>
+              <w:rPr>
+                <w:rFonts w:ascii="Arial" w:eastAsiaTheme="minorEastAsia" w:hAnsi="Arial" w:cs="Arial"/>
+                <w:sz w:val="18"/>
+                <w:szCs w:val="18"/>
+                <w:lang w:val="en-SG" w:eastAsia="zh-CN"/>
+              </w:rPr>
+            </w:pPr>
+            <w:r>
+              <w:rPr>
+                <w:rFonts w:ascii="Arial" w:hAnsi="Arial" w:cs="Arial"/>
+                <w:sz w:val="18"/>
+                <w:szCs w:val="18"/>
+                <w:lang w:val="en-SG"/>
+              </w:rPr>
+              <w:t>Hunan University</w:t>
             </w:r>
           </w:p>
         </w:tc>
@@ -1325,7 +1270,7 @@
         </w:tc>
         <w:tc>
           <w:tcPr>
-            <w:tcW w:w="3301" w:type="dxa"/>
+            <w:tcW w:w="3260" w:type="dxa"/>
             <w:vAlign w:val="center"/>
           </w:tcPr>
           <w:p>
@@ -1352,7 +1297,7 @@
         </w:tc>
         <w:tc>
           <w:tcPr>
-            <w:tcW w:w="1759" w:type="dxa"/>
+            <w:tcW w:w="2551" w:type="dxa"/>
             <w:vAlign w:val="center"/>
           </w:tcPr>
           <w:p>
@@ -1378,7 +1323,7 @@
         </w:tc>
         <w:tc>
           <w:tcPr>
-            <w:tcW w:w="2457" w:type="dxa"/>
+            <w:tcW w:w="1706" w:type="dxa"/>
             <w:vAlign w:val="center"/>
           </w:tcPr>
           <w:p>
@@ -1552,7 +1497,25 @@
                 <w:szCs w:val="18"/>
                 <w:lang w:val="en-SG" w:eastAsia="zh-CN"/>
               </w:rPr>
-              <w:t xml:space="preserve">Part-time Lecturer of EEE, NTU </w:t>
+              <w:t xml:space="preserve">Part-time Lecturer of </w:t>
+            </w:r>
+            <w:r>
+              <w:rPr>
+                <w:rFonts w:ascii="Arial" w:eastAsiaTheme="minorEastAsia" w:hAnsi="Arial" w:cs="Arial"/>
+                <w:sz w:val="18"/>
+                <w:szCs w:val="18"/>
+                <w:lang w:val="en-SG" w:eastAsia="zh-CN"/>
+              </w:rPr>
+              <w:t>School of Electrical and Electronic Engineering (EEE)</w:t>
+            </w:r>
+            <w:r>
+              <w:rPr>
+                <w:rFonts w:ascii="Arial" w:eastAsiaTheme="minorEastAsia" w:hAnsi="Arial" w:cs="Arial"/>
+                <w:sz w:val="18"/>
+                <w:szCs w:val="18"/>
+                <w:lang w:val="en-SG" w:eastAsia="zh-CN"/>
+              </w:rPr>
+              <w:t xml:space="preserve">, NTU </w:t>
             </w:r>
           </w:p>
           <w:p>
@@ -1805,7 +1768,25 @@
                 <w:szCs w:val="18"/>
                 <w:lang w:val="en-SG" w:eastAsia="zh-CN"/>
               </w:rPr>
-              <w:t>, Cluster Director of ERI@N, Deputy Director of EEE, NTU</w:t>
+              <w:t xml:space="preserve">, Cluster Director of ERI@N, </w:t>
+            </w:r>
+            <w:r>
+              <w:rPr>
+                <w:rFonts w:ascii="Arial" w:eastAsiaTheme="minorEastAsia" w:hAnsi="Arial" w:cs="Arial"/>
+                <w:sz w:val="18"/>
+                <w:szCs w:val="18"/>
+                <w:lang w:val="en-SG" w:eastAsia="zh-CN"/>
+              </w:rPr>
+              <w:t>Associate Chair (Graduate Studies), EEE</w:t>
+            </w:r>
+            <w:r>
+              <w:rPr>
+                <w:rFonts w:ascii="Arial" w:eastAsiaTheme="minorEastAsia" w:hAnsi="Arial" w:cs="Arial"/>
+                <w:sz w:val="18"/>
+                <w:szCs w:val="18"/>
+                <w:lang w:val="en-SG" w:eastAsia="zh-CN"/>
+              </w:rPr>
+              <w:t>, NTU</w:t>
             </w:r>
             <w:r>
               <w:rPr>
@@ -1854,12 +1835,12 @@
       </w:r>
       <w:r>
         <w:rPr>
-          <w:rFonts w:ascii="Arial" w:hAnsi="Arial" w:cs="Arial"/>
+          <w:rFonts w:ascii="Arial" w:hAnsi="Arial" w:cs="Arial" w:hint="eastAsia"/>
           <w:sz w:val="24"/>
           <w:szCs w:val="24"/>
           <w:lang w:val="en-SG"/>
         </w:rPr>
-        <w:t xml:space="preserve">and </w:t>
+        <w:t>Participated</w:t>
       </w:r>
       <w:r>
         <w:rPr>
@@ -1868,39 +1849,12 @@
           <w:szCs w:val="24"/>
           <w:lang w:val="en-SG"/>
         </w:rPr>
-        <w:t>R</w:t>
-      </w:r>
-      <w:r>
-        <w:rPr>
-          <w:rFonts w:ascii="Arial" w:hAnsi="Arial" w:cs="Arial"/>
-          <w:sz w:val="24"/>
-          <w:szCs w:val="24"/>
-          <w:lang w:val="en-SG"/>
-        </w:rPr>
-        <w:t xml:space="preserve">esearch </w:t>
-      </w:r>
-      <w:r>
-        <w:rPr>
-          <w:rFonts w:ascii="Arial" w:hAnsi="Arial" w:cs="Arial"/>
-          <w:sz w:val="24"/>
-          <w:szCs w:val="24"/>
-          <w:lang w:val="en-SG"/>
-        </w:rPr>
-        <w:t>E</w:t>
-      </w:r>
-      <w:r>
-        <w:rPr>
-          <w:rFonts w:ascii="Arial" w:hAnsi="Arial" w:cs="Arial"/>
-          <w:sz w:val="24"/>
-          <w:szCs w:val="24"/>
-          <w:lang w:val="en-SG"/>
-        </w:rPr>
-        <w:t>xperience:</w:t>
+        <w:t>:</w:t>
       </w:r>
     </w:p>
     <w:tbl>
       <w:tblPr>
-        <w:tblW w:w="9072" w:type="dxa"/>
+        <w:tblW w:w="9081" w:type="dxa"/>
         <w:jc w:val="center"/>
         <w:tblBorders>
           <w:top w:val="single" w:sz="4" w:space="0" w:color="auto"/>
@@ -1914,8 +1868,9 @@
         <w:tblLook w:val="04A0" w:firstRow="1" w:lastRow="0" w:firstColumn="1" w:lastColumn="0" w:noHBand="0" w:noVBand="1"/>
       </w:tblPr>
       <w:tblGrid>
-        <w:gridCol w:w="1251"/>
-        <w:gridCol w:w="7821"/>
+        <w:gridCol w:w="1417"/>
+        <w:gridCol w:w="5953"/>
+        <w:gridCol w:w="1711"/>
       </w:tblGrid>
       <w:tr>
         <w:trPr>
@@ -1924,7 +1879,7 @@
         </w:trPr>
         <w:tc>
           <w:tcPr>
-            <w:tcW w:w="1304" w:type="dxa"/>
+            <w:tcW w:w="1417" w:type="dxa"/>
             <w:shd w:val="clear" w:color="auto" w:fill="D9D9D9"/>
           </w:tcPr>
           <w:p>
@@ -1952,7 +1907,7 @@
         </w:tc>
         <w:tc>
           <w:tcPr>
-            <w:tcW w:w="8220" w:type="dxa"/>
+            <w:tcW w:w="5953" w:type="dxa"/>
             <w:shd w:val="clear" w:color="auto" w:fill="D9D9D9"/>
           </w:tcPr>
           <w:p>
@@ -1975,6 +1930,34 @@
                 <w:lang w:val="en-SG" w:eastAsia="zh-CN"/>
               </w:rPr>
               <w:t xml:space="preserve">Projects </w:t>
+            </w:r>
+          </w:p>
+        </w:tc>
+        <w:tc>
+          <w:tcPr>
+            <w:tcW w:w="1711" w:type="dxa"/>
+            <w:shd w:val="clear" w:color="auto" w:fill="D9D9D9"/>
+          </w:tcPr>
+          <w:p>
+            <w:pPr>
+              <w:spacing w:line="276" w:lineRule="auto"/>
+              <w:rPr>
+                <w:rFonts w:ascii="Arial" w:eastAsiaTheme="minorEastAsia" w:hAnsi="Arial" w:cs="Arial"/>
+                <w:b/>
+                <w:sz w:val="18"/>
+                <w:szCs w:val="18"/>
+                <w:lang w:val="en-SG" w:eastAsia="zh-CN"/>
+              </w:rPr>
+            </w:pPr>
+            <w:r>
+              <w:rPr>
+                <w:rFonts w:ascii="Arial" w:eastAsiaTheme="minorEastAsia" w:hAnsi="Arial" w:cs="Arial"/>
+                <w:b/>
+                <w:sz w:val="18"/>
+                <w:szCs w:val="18"/>
+                <w:lang w:val="en-SG" w:eastAsia="zh-CN"/>
+              </w:rPr>
+              <w:t>Direct costs</w:t>
             </w:r>
           </w:p>
         </w:tc>
@@ -1986,7 +1969,7 @@
         </w:trPr>
         <w:tc>
           <w:tcPr>
-            <w:tcW w:w="1304" w:type="dxa"/>
+            <w:tcW w:w="1417" w:type="dxa"/>
             <w:shd w:val="clear" w:color="auto" w:fill="auto"/>
             <w:vAlign w:val="center"/>
           </w:tcPr>
@@ -2016,205 +1999,151 @@
                 <w:szCs w:val="18"/>
                 <w:lang w:val="en-SG"/>
               </w:rPr>
+              <w:t>6</w:t>
+            </w:r>
+            <w:r>
+              <w:rPr>
+                <w:rFonts w:ascii="Arial" w:hAnsi="Arial" w:cs="Arial"/>
+                <w:sz w:val="18"/>
+                <w:szCs w:val="18"/>
+                <w:lang w:val="en-SG"/>
+              </w:rPr>
+              <w:t>-20</w:t>
+            </w:r>
+            <w:r>
+              <w:rPr>
+                <w:rFonts w:ascii="Arial" w:hAnsi="Arial" w:cs="Arial"/>
+                <w:sz w:val="18"/>
+                <w:szCs w:val="18"/>
+                <w:lang w:val="en-SG"/>
+              </w:rPr>
+              <w:t>30</w:t>
+            </w:r>
+          </w:p>
+        </w:tc>
+        <w:tc>
+          <w:tcPr>
+            <w:tcW w:w="5953" w:type="dxa"/>
+            <w:vAlign w:val="center"/>
+          </w:tcPr>
+          <w:p>
+            <w:pPr>
+              <w:spacing w:line="276" w:lineRule="auto"/>
+              <w:jc w:val="both"/>
+              <w:rPr>
+                <w:rFonts w:ascii="Arial" w:eastAsia="Times" w:hAnsi="Arial" w:cs="Arial"/>
+                <w:bCs/>
+                <w:sz w:val="18"/>
+                <w:szCs w:val="18"/>
+                <w:lang w:val="en-SG"/>
+              </w:rPr>
+            </w:pPr>
+            <w:r>
+              <w:rPr>
+                <w:rFonts w:ascii="Arial" w:eastAsiaTheme="minorEastAsia" w:hAnsi="Arial" w:cs="Arial"/>
+                <w:sz w:val="18"/>
+                <w:szCs w:val="18"/>
+                <w:lang w:val="en-SG" w:eastAsia="zh-CN"/>
+              </w:rPr>
+              <w:t>Efficiency Improvement</w:t>
+            </w:r>
+            <w:r>
+              <w:rPr>
+                <w:rFonts w:ascii="Arial" w:eastAsiaTheme="minorEastAsia" w:hAnsi="Arial" w:cs="Arial"/>
+                <w:sz w:val="18"/>
+                <w:szCs w:val="18"/>
+                <w:lang w:val="en-SG" w:eastAsia="zh-CN"/>
+              </w:rPr>
+              <w:t xml:space="preserve"> </w:t>
+            </w:r>
+            <w:r>
+              <w:rPr>
+                <w:rFonts w:ascii="Arial" w:eastAsiaTheme="minorEastAsia" w:hAnsi="Arial" w:cs="Arial"/>
+                <w:sz w:val="18"/>
+                <w:szCs w:val="18"/>
+                <w:lang w:val="en-SG" w:eastAsia="zh-CN"/>
+              </w:rPr>
+              <w:t>Advanced Flow-based Energy Storage Innovations for Scalability &amp; Systemic</w:t>
+            </w:r>
+            <w:r>
+              <w:rPr>
+                <w:rFonts w:ascii="Arial" w:eastAsiaTheme="minorEastAsia" w:hAnsi="Arial" w:cs="Arial"/>
+                <w:sz w:val="18"/>
+                <w:szCs w:val="18"/>
+                <w:lang w:val="en-SG" w:eastAsia="zh-CN"/>
+              </w:rPr>
+              <w:t xml:space="preserve"> </w:t>
+            </w:r>
+            <w:r>
+              <w:rPr>
+                <w:rFonts w:ascii="Arial" w:eastAsiaTheme="minorEastAsia" w:hAnsi="Arial" w:cs="Arial"/>
+                <w:sz w:val="18"/>
+                <w:szCs w:val="18"/>
+                <w:lang w:val="en-SG" w:eastAsia="zh-CN"/>
+              </w:rPr>
+              <w:t>Industry Collaboration Projects (IAF-ICP)</w:t>
+            </w:r>
+            <w:r>
+              <w:rPr>
+                <w:rFonts w:ascii="Arial" w:eastAsiaTheme="minorEastAsia" w:hAnsi="Arial" w:cs="Arial"/>
+                <w:sz w:val="18"/>
+                <w:szCs w:val="18"/>
+                <w:lang w:val="en-SG" w:eastAsia="zh-CN"/>
+              </w:rPr>
+              <w:t>, Singapore</w:t>
+            </w:r>
+          </w:p>
+        </w:tc>
+        <w:tc>
+          <w:tcPr>
+            <w:tcW w:w="1711" w:type="dxa"/>
+          </w:tcPr>
+          <w:p>
+            <w:pPr>
+              <w:spacing w:line="276" w:lineRule="auto"/>
+              <w:jc w:val="both"/>
+              <w:rPr>
+                <w:rFonts w:ascii="Arial" w:eastAsiaTheme="minorEastAsia" w:hAnsi="Arial" w:cs="Arial"/>
+                <w:sz w:val="18"/>
+                <w:szCs w:val="18"/>
+                <w:lang w:val="en-SG" w:eastAsia="zh-CN"/>
+              </w:rPr>
+            </w:pPr>
+            <w:r>
+              <w:rPr>
+                <w:rFonts w:ascii="Arial" w:eastAsiaTheme="minorEastAsia" w:hAnsi="Arial" w:cs="Arial"/>
+                <w:sz w:val="18"/>
+                <w:szCs w:val="18"/>
+                <w:lang w:val="en-SG" w:eastAsia="zh-CN"/>
+              </w:rPr>
+              <w:t xml:space="preserve">S$ </w:t>
+            </w:r>
+            <w:r>
+              <w:rPr>
+                <w:rFonts w:ascii="Arial" w:eastAsiaTheme="minorEastAsia" w:hAnsi="Arial" w:cs="Arial" w:hint="eastAsia"/>
+                <w:sz w:val="18"/>
+                <w:szCs w:val="18"/>
+                <w:lang w:val="en-SG" w:eastAsia="zh-CN"/>
+              </w:rPr>
               <w:t>1</w:t>
             </w:r>
             <w:r>
               <w:rPr>
-                <w:rFonts w:ascii="Arial" w:hAnsi="Arial" w:cs="Arial"/>
-                <w:sz w:val="18"/>
-                <w:szCs w:val="18"/>
-                <w:lang w:val="en-SG"/>
-              </w:rPr>
-              <w:t>-202</w:t>
-            </w:r>
-            <w:r>
-              <w:rPr>
-                <w:rFonts w:ascii="Arial" w:hAnsi="Arial" w:cs="Arial"/>
-                <w:sz w:val="18"/>
-                <w:szCs w:val="18"/>
-                <w:lang w:val="en-SG"/>
-              </w:rPr>
-              <w:t>5</w:t>
-            </w:r>
-          </w:p>
-        </w:tc>
-        <w:tc>
-          <w:tcPr>
-            <w:tcW w:w="8220" w:type="dxa"/>
-            <w:vAlign w:val="center"/>
-          </w:tcPr>
-          <w:p>
-            <w:pPr>
-              <w:spacing w:line="276" w:lineRule="auto"/>
-              <w:rPr>
-                <w:rFonts w:ascii="Arial" w:eastAsia="Times" w:hAnsi="Arial" w:cs="Arial"/>
-                <w:bCs/>
-                <w:sz w:val="18"/>
-                <w:szCs w:val="18"/>
-                <w:lang w:val="en-SG"/>
-              </w:rPr>
-            </w:pPr>
-            <w:r>
-              <w:rPr>
-                <w:rFonts w:ascii="Arial" w:eastAsiaTheme="minorEastAsia" w:hAnsi="Arial" w:cs="Arial"/>
-                <w:sz w:val="18"/>
-                <w:szCs w:val="18"/>
-                <w:lang w:val="en-SG" w:eastAsia="zh-CN"/>
-              </w:rPr>
-              <w:t xml:space="preserve">Advanced </w:t>
-            </w:r>
-            <w:r>
-              <w:rPr>
-                <w:rFonts w:ascii="Arial" w:eastAsiaTheme="minorEastAsia" w:hAnsi="Arial" w:cs="Arial"/>
-                <w:sz w:val="18"/>
-                <w:szCs w:val="18"/>
-                <w:lang w:val="en-SG" w:eastAsia="zh-CN"/>
-              </w:rPr>
-              <w:t>E</w:t>
-            </w:r>
-            <w:r>
-              <w:rPr>
-                <w:rFonts w:ascii="Arial" w:eastAsiaTheme="minorEastAsia" w:hAnsi="Arial" w:cs="Arial"/>
-                <w:sz w:val="18"/>
-                <w:szCs w:val="18"/>
-                <w:lang w:val="en-SG" w:eastAsia="zh-CN"/>
-              </w:rPr>
-              <w:t xml:space="preserve">nergy </w:t>
-            </w:r>
-            <w:r>
-              <w:rPr>
-                <w:rFonts w:ascii="Arial" w:eastAsiaTheme="minorEastAsia" w:hAnsi="Arial" w:cs="Arial"/>
+                <w:rFonts w:ascii="Arial" w:eastAsiaTheme="minorEastAsia" w:hAnsi="Arial" w:cs="Arial"/>
+                <w:sz w:val="18"/>
+                <w:szCs w:val="18"/>
+                <w:lang w:val="en-SG" w:eastAsia="zh-CN"/>
+              </w:rPr>
+              <w:t xml:space="preserve">6.5 </w:t>
+            </w:r>
+            <w:r>
+              <w:rPr>
+                <w:rFonts w:ascii="Arial" w:eastAsiaTheme="minorEastAsia" w:hAnsi="Arial" w:cs="Arial" w:hint="eastAsia"/>
                 <w:sz w:val="18"/>
                 <w:szCs w:val="18"/>
                 <w:lang w:val="en-SG" w:eastAsia="zh-CN"/>
               </w:rPr>
               <w:t>M</w:t>
-            </w:r>
-            <w:r>
-              <w:rPr>
-                <w:rFonts w:ascii="Arial" w:eastAsiaTheme="minorEastAsia" w:hAnsi="Arial" w:cs="Arial"/>
-                <w:sz w:val="18"/>
-                <w:szCs w:val="18"/>
-                <w:lang w:val="en-SG" w:eastAsia="zh-CN"/>
-              </w:rPr>
-              <w:t xml:space="preserve">anagement and </w:t>
-            </w:r>
-            <w:r>
-              <w:rPr>
-                <w:rFonts w:ascii="Arial" w:eastAsiaTheme="minorEastAsia" w:hAnsi="Arial" w:cs="Arial"/>
-                <w:sz w:val="18"/>
-                <w:szCs w:val="18"/>
-                <w:lang w:val="en-SG" w:eastAsia="zh-CN"/>
-              </w:rPr>
-              <w:t>D</w:t>
-            </w:r>
-            <w:r>
-              <w:rPr>
-                <w:rFonts w:ascii="Arial" w:eastAsiaTheme="minorEastAsia" w:hAnsi="Arial" w:cs="Arial"/>
-                <w:sz w:val="18"/>
-                <w:szCs w:val="18"/>
-                <w:lang w:val="en-SG" w:eastAsia="zh-CN"/>
-              </w:rPr>
-              <w:t xml:space="preserve">ata </w:t>
-            </w:r>
-            <w:r>
-              <w:rPr>
-                <w:rFonts w:ascii="Arial" w:eastAsiaTheme="minorEastAsia" w:hAnsi="Arial" w:cs="Arial"/>
-                <w:sz w:val="18"/>
-                <w:szCs w:val="18"/>
-                <w:lang w:val="en-SG" w:eastAsia="zh-CN"/>
-              </w:rPr>
-              <w:t>F</w:t>
-            </w:r>
-            <w:r>
-              <w:rPr>
-                <w:rFonts w:ascii="Arial" w:eastAsiaTheme="minorEastAsia" w:hAnsi="Arial" w:cs="Arial"/>
-                <w:sz w:val="18"/>
-                <w:szCs w:val="18"/>
-                <w:lang w:val="en-SG" w:eastAsia="zh-CN"/>
-              </w:rPr>
-              <w:t xml:space="preserve">usion for </w:t>
-            </w:r>
-            <w:r>
-              <w:rPr>
-                <w:rFonts w:ascii="Arial" w:eastAsiaTheme="minorEastAsia" w:hAnsi="Arial" w:cs="Arial"/>
-                <w:sz w:val="18"/>
-                <w:szCs w:val="18"/>
-                <w:lang w:val="en-SG" w:eastAsia="zh-CN"/>
-              </w:rPr>
-              <w:t>S</w:t>
-            </w:r>
-            <w:r>
-              <w:rPr>
-                <w:rFonts w:ascii="Arial" w:eastAsiaTheme="minorEastAsia" w:hAnsi="Arial" w:cs="Arial"/>
-                <w:sz w:val="18"/>
-                <w:szCs w:val="18"/>
-                <w:lang w:val="en-SG" w:eastAsia="zh-CN"/>
-              </w:rPr>
-              <w:t xml:space="preserve">mart </w:t>
-            </w:r>
-            <w:r>
-              <w:rPr>
-                <w:rFonts w:ascii="Arial" w:eastAsiaTheme="minorEastAsia" w:hAnsi="Arial" w:cs="Arial"/>
-                <w:sz w:val="18"/>
-                <w:szCs w:val="18"/>
-                <w:lang w:val="en-SG" w:eastAsia="zh-CN"/>
-              </w:rPr>
-              <w:t>H</w:t>
-            </w:r>
-            <w:r>
-              <w:rPr>
-                <w:rFonts w:ascii="Arial" w:eastAsiaTheme="minorEastAsia" w:hAnsi="Arial" w:cs="Arial"/>
-                <w:sz w:val="18"/>
-                <w:szCs w:val="18"/>
-                <w:lang w:val="en-SG" w:eastAsia="zh-CN"/>
-              </w:rPr>
-              <w:t xml:space="preserve">omes and </w:t>
-            </w:r>
-            <w:r>
-              <w:rPr>
-                <w:rFonts w:ascii="Arial" w:eastAsiaTheme="minorEastAsia" w:hAnsi="Arial" w:cs="Arial"/>
-                <w:sz w:val="18"/>
-                <w:szCs w:val="18"/>
-                <w:lang w:val="en-SG" w:eastAsia="zh-CN"/>
-              </w:rPr>
-              <w:t>S</w:t>
-            </w:r>
-            <w:r>
-              <w:rPr>
-                <w:rFonts w:ascii="Arial" w:eastAsiaTheme="minorEastAsia" w:hAnsi="Arial" w:cs="Arial"/>
-                <w:sz w:val="18"/>
-                <w:szCs w:val="18"/>
-                <w:lang w:val="en-SG" w:eastAsia="zh-CN"/>
-              </w:rPr>
-              <w:t xml:space="preserve">mart </w:t>
-            </w:r>
-            <w:r>
-              <w:rPr>
-                <w:rFonts w:ascii="Arial" w:eastAsiaTheme="minorEastAsia" w:hAnsi="Arial" w:cs="Arial"/>
-                <w:sz w:val="18"/>
-                <w:szCs w:val="18"/>
-                <w:lang w:val="en-SG" w:eastAsia="zh-CN"/>
-              </w:rPr>
-              <w:t>G</w:t>
-            </w:r>
-            <w:r>
-              <w:rPr>
-                <w:rFonts w:ascii="Arial" w:eastAsiaTheme="minorEastAsia" w:hAnsi="Arial" w:cs="Arial"/>
-                <w:sz w:val="18"/>
-                <w:szCs w:val="18"/>
-                <w:lang w:val="en-SG" w:eastAsia="zh-CN"/>
-              </w:rPr>
-              <w:t>rids (NTU-LiteON Collaboration Programme)</w:t>
-            </w:r>
-            <w:r>
-              <w:rPr>
-                <w:rFonts w:ascii="Arial" w:eastAsiaTheme="minorEastAsia" w:hAnsi="Arial" w:cs="Arial"/>
-                <w:sz w:val="18"/>
-                <w:szCs w:val="18"/>
-                <w:lang w:val="en-SG" w:eastAsia="zh-CN"/>
-              </w:rPr>
-              <w:t>, Singapore</w:t>
             </w:r>
           </w:p>
         </w:tc>
@@ -2226,7 +2155,7 @@
         </w:trPr>
         <w:tc>
           <w:tcPr>
-            <w:tcW w:w="1304" w:type="dxa"/>
+            <w:tcW w:w="1417" w:type="dxa"/>
             <w:shd w:val="clear" w:color="auto" w:fill="auto"/>
             <w:vAlign w:val="center"/>
           </w:tcPr>
@@ -2247,42 +2176,159 @@
                 <w:szCs w:val="18"/>
                 <w:lang w:val="en-SG"/>
               </w:rPr>
-              <w:t>2022-2024</w:t>
-            </w:r>
-          </w:p>
-        </w:tc>
-        <w:tc>
-          <w:tcPr>
-            <w:tcW w:w="8220" w:type="dxa"/>
-            <w:vAlign w:val="center"/>
-          </w:tcPr>
-          <w:p>
-            <w:pPr>
-              <w:spacing w:line="276" w:lineRule="auto"/>
-              <w:rPr>
-                <w:rFonts w:ascii="Arial" w:eastAsiaTheme="minorEastAsia" w:hAnsi="Arial" w:cs="Arial"/>
-                <w:sz w:val="18"/>
-                <w:szCs w:val="18"/>
-                <w:lang w:val="en-SG" w:eastAsia="zh-CN"/>
-              </w:rPr>
-            </w:pPr>
-            <w:r>
-              <w:rPr>
-                <w:rFonts w:ascii="Arial" w:eastAsiaTheme="minorEastAsia" w:hAnsi="Arial" w:cs="Arial"/>
-                <w:sz w:val="18"/>
-                <w:szCs w:val="18"/>
-                <w:lang w:val="en-SG" w:eastAsia="zh-CN"/>
-              </w:rPr>
-              <w:t>Major Special Projects of Hunan Province (2020GK1010)</w:t>
-            </w:r>
-            <w:r>
-              <w:rPr>
-                <w:rFonts w:ascii="Arial" w:eastAsiaTheme="minorEastAsia" w:hAnsi="Arial" w:cs="Arial"/>
-                <w:sz w:val="18"/>
-                <w:szCs w:val="18"/>
-                <w:lang w:val="en-SG" w:eastAsia="zh-CN"/>
-              </w:rPr>
-              <w:t>, China</w:t>
+              <w:t>202</w:t>
+            </w:r>
+            <w:r>
+              <w:rPr>
+                <w:rFonts w:ascii="Arial" w:hAnsi="Arial" w:cs="Arial"/>
+                <w:sz w:val="18"/>
+                <w:szCs w:val="18"/>
+                <w:lang w:val="en-SG"/>
+              </w:rPr>
+              <w:t>4</w:t>
+            </w:r>
+            <w:r>
+              <w:rPr>
+                <w:rFonts w:ascii="Arial" w:hAnsi="Arial" w:cs="Arial"/>
+                <w:sz w:val="18"/>
+                <w:szCs w:val="18"/>
+                <w:lang w:val="en-SG"/>
+              </w:rPr>
+              <w:t>-202</w:t>
+            </w:r>
+            <w:r>
+              <w:rPr>
+                <w:rFonts w:ascii="Arial" w:hAnsi="Arial" w:cs="Arial"/>
+                <w:sz w:val="18"/>
+                <w:szCs w:val="18"/>
+                <w:lang w:val="en-SG"/>
+              </w:rPr>
+              <w:t>7</w:t>
+            </w:r>
+          </w:p>
+        </w:tc>
+        <w:tc>
+          <w:tcPr>
+            <w:tcW w:w="5953" w:type="dxa"/>
+            <w:vAlign w:val="center"/>
+          </w:tcPr>
+          <w:p>
+            <w:pPr>
+              <w:spacing w:line="276" w:lineRule="auto"/>
+              <w:jc w:val="both"/>
+              <w:rPr>
+                <w:rFonts w:ascii="Arial" w:eastAsiaTheme="minorEastAsia" w:hAnsi="Arial" w:cs="Arial"/>
+                <w:sz w:val="18"/>
+                <w:szCs w:val="18"/>
+                <w:lang w:val="en-SG" w:eastAsia="zh-CN"/>
+              </w:rPr>
+            </w:pPr>
+            <w:r>
+              <w:rPr>
+                <w:rFonts w:ascii="Arial" w:eastAsiaTheme="minorEastAsia" w:hAnsi="Arial" w:cs="Arial"/>
+                <w:sz w:val="18"/>
+                <w:szCs w:val="18"/>
+                <w:lang w:val="en-SG" w:eastAsia="zh-CN"/>
+              </w:rPr>
+              <w:t>Advancing Electrified Transportation and Intelligent Systems through Physics-Informed Machine Learning in Wireless Power Transfer</w:t>
+            </w:r>
+            <w:r>
+              <w:rPr>
+                <w:rFonts w:ascii="Arial" w:eastAsiaTheme="minorEastAsia" w:hAnsi="Arial" w:cs="Arial"/>
+                <w:sz w:val="18"/>
+                <w:szCs w:val="18"/>
+                <w:lang w:val="en-SG" w:eastAsia="zh-CN"/>
+              </w:rPr>
+              <w:t xml:space="preserve"> (</w:t>
+            </w:r>
+            <w:r>
+              <w:rPr>
+                <w:rFonts w:ascii="Arial" w:eastAsiaTheme="minorEastAsia" w:hAnsi="Arial" w:cs="Arial"/>
+                <w:sz w:val="18"/>
+                <w:szCs w:val="18"/>
+                <w:lang w:val="en-SG" w:eastAsia="zh-CN"/>
+              </w:rPr>
+              <w:t>R24I6IR134</w:t>
+            </w:r>
+            <w:r>
+              <w:rPr>
+                <w:rFonts w:ascii="Arial" w:eastAsiaTheme="minorEastAsia" w:hAnsi="Arial" w:cs="Arial"/>
+                <w:sz w:val="18"/>
+                <w:szCs w:val="18"/>
+                <w:lang w:val="en-SG" w:eastAsia="zh-CN"/>
+              </w:rPr>
+              <w:t xml:space="preserve">), </w:t>
+            </w:r>
+            <w:r>
+              <w:rPr>
+                <w:rFonts w:ascii="Arial" w:eastAsiaTheme="minorEastAsia" w:hAnsi="Arial" w:cs="Arial"/>
+                <w:sz w:val="18"/>
+                <w:szCs w:val="18"/>
+                <w:lang w:val="en-SG" w:eastAsia="zh-CN"/>
+              </w:rPr>
+              <w:t>Agency for Science, Technology and Research (A*STAR)</w:t>
+            </w:r>
+            <w:r>
+              <w:rPr>
+                <w:rFonts w:ascii="Arial" w:eastAsiaTheme="minorEastAsia" w:hAnsi="Arial" w:cs="Arial"/>
+                <w:sz w:val="18"/>
+                <w:szCs w:val="18"/>
+                <w:lang w:val="en-SG" w:eastAsia="zh-CN"/>
+              </w:rPr>
+              <w:t>, Singapore</w:t>
+            </w:r>
+          </w:p>
+        </w:tc>
+        <w:tc>
+          <w:tcPr>
+            <w:tcW w:w="1711" w:type="dxa"/>
+          </w:tcPr>
+          <w:p>
+            <w:pPr>
+              <w:spacing w:line="276" w:lineRule="auto"/>
+              <w:jc w:val="both"/>
+              <w:rPr>
+                <w:rFonts w:ascii="Arial" w:eastAsiaTheme="minorEastAsia" w:hAnsi="Arial" w:cs="Arial"/>
+                <w:sz w:val="18"/>
+                <w:szCs w:val="18"/>
+                <w:lang w:val="en-SG" w:eastAsia="zh-CN"/>
+              </w:rPr>
+            </w:pPr>
+            <w:r>
+              <w:rPr>
+                <w:rFonts w:ascii="Arial" w:eastAsiaTheme="minorEastAsia" w:hAnsi="Arial" w:cs="Arial"/>
+                <w:sz w:val="18"/>
+                <w:szCs w:val="18"/>
+                <w:lang w:val="en-SG" w:eastAsia="zh-CN"/>
+              </w:rPr>
+              <w:t xml:space="preserve">S$ </w:t>
+            </w:r>
+            <w:r>
+              <w:rPr>
+                <w:rFonts w:ascii="Arial" w:eastAsiaTheme="minorEastAsia" w:hAnsi="Arial" w:cs="Arial"/>
+                <w:sz w:val="18"/>
+                <w:szCs w:val="18"/>
+                <w:lang w:val="en-SG" w:eastAsia="zh-CN"/>
+              </w:rPr>
+              <w:t>3</w:t>
+            </w:r>
+            <w:r>
+              <w:rPr>
+                <w:rFonts w:ascii="Arial" w:eastAsiaTheme="minorEastAsia" w:hAnsi="Arial" w:cs="Arial"/>
+                <w:sz w:val="18"/>
+                <w:szCs w:val="18"/>
+                <w:lang w:val="en-SG" w:eastAsia="zh-CN"/>
+              </w:rPr>
+              <w:t xml:space="preserve">50 </w:t>
+            </w:r>
+            <w:r>
+              <w:rPr>
+                <w:rFonts w:ascii="Arial" w:eastAsiaTheme="minorEastAsia" w:hAnsi="Arial" w:cs="Arial" w:hint="eastAsia"/>
+                <w:sz w:val="18"/>
+                <w:szCs w:val="18"/>
+                <w:lang w:val="en-SG" w:eastAsia="zh-CN"/>
+              </w:rPr>
+              <w:t>k</w:t>
             </w:r>
           </w:p>
         </w:tc>
@@ -2294,7 +2340,7 @@
         </w:trPr>
         <w:tc>
           <w:tcPr>
-            <w:tcW w:w="1304" w:type="dxa"/>
+            <w:tcW w:w="1417" w:type="dxa"/>
             <w:shd w:val="clear" w:color="auto" w:fill="auto"/>
             <w:vAlign w:val="center"/>
           </w:tcPr>
@@ -2315,42 +2361,150 @@
                 <w:szCs w:val="18"/>
                 <w:lang w:val="en-SG"/>
               </w:rPr>
-              <w:t>2019-2021</w:t>
-            </w:r>
-          </w:p>
-        </w:tc>
-        <w:tc>
-          <w:tcPr>
-            <w:tcW w:w="8220" w:type="dxa"/>
-            <w:vAlign w:val="center"/>
-          </w:tcPr>
-          <w:p>
-            <w:pPr>
-              <w:spacing w:line="276" w:lineRule="auto"/>
-              <w:rPr>
-                <w:rFonts w:ascii="Arial" w:eastAsiaTheme="minorEastAsia" w:hAnsi="Arial" w:cs="Arial"/>
-                <w:sz w:val="18"/>
-                <w:szCs w:val="18"/>
-                <w:lang w:val="en-SG" w:eastAsia="zh-CN"/>
-              </w:rPr>
-            </w:pPr>
-            <w:r>
-              <w:rPr>
-                <w:rFonts w:ascii="Arial" w:eastAsiaTheme="minorEastAsia" w:hAnsi="Arial" w:cs="Arial"/>
-                <w:sz w:val="18"/>
-                <w:szCs w:val="18"/>
-                <w:lang w:val="en-SG" w:eastAsia="zh-CN"/>
-              </w:rPr>
-              <w:t>Natural Science Foundation of China under Grant (51807057)</w:t>
-            </w:r>
-            <w:r>
-              <w:rPr>
-                <w:rFonts w:ascii="Arial" w:eastAsiaTheme="minorEastAsia" w:hAnsi="Arial" w:cs="Arial"/>
-                <w:sz w:val="18"/>
-                <w:szCs w:val="18"/>
-                <w:lang w:val="en-SG" w:eastAsia="zh-CN"/>
-              </w:rPr>
-              <w:t>, China</w:t>
+              <w:t>202</w:t>
+            </w:r>
+            <w:r>
+              <w:rPr>
+                <w:rFonts w:ascii="Arial" w:hAnsi="Arial" w:cs="Arial"/>
+                <w:sz w:val="18"/>
+                <w:szCs w:val="18"/>
+                <w:lang w:val="en-SG"/>
+              </w:rPr>
+              <w:t>4</w:t>
+            </w:r>
+            <w:r>
+              <w:rPr>
+                <w:rFonts w:ascii="Arial" w:hAnsi="Arial" w:cs="Arial"/>
+                <w:sz w:val="18"/>
+                <w:szCs w:val="18"/>
+                <w:lang w:val="en-SG"/>
+              </w:rPr>
+              <w:t>-202</w:t>
+            </w:r>
+            <w:r>
+              <w:rPr>
+                <w:rFonts w:ascii="Arial" w:hAnsi="Arial" w:cs="Arial"/>
+                <w:sz w:val="18"/>
+                <w:szCs w:val="18"/>
+                <w:lang w:val="en-SG"/>
+              </w:rPr>
+              <w:t>7</w:t>
+            </w:r>
+          </w:p>
+        </w:tc>
+        <w:tc>
+          <w:tcPr>
+            <w:tcW w:w="5953" w:type="dxa"/>
+            <w:vAlign w:val="center"/>
+          </w:tcPr>
+          <w:p>
+            <w:pPr>
+              <w:spacing w:line="276" w:lineRule="auto"/>
+              <w:jc w:val="both"/>
+              <w:rPr>
+                <w:rFonts w:ascii="Arial" w:eastAsiaTheme="minorEastAsia" w:hAnsi="Arial" w:cs="Arial"/>
+                <w:sz w:val="18"/>
+                <w:szCs w:val="18"/>
+                <w:lang w:val="en-SG" w:eastAsia="zh-CN"/>
+              </w:rPr>
+            </w:pPr>
+            <w:r>
+              <w:rPr>
+                <w:rFonts w:ascii="Arial" w:eastAsiaTheme="minorEastAsia" w:hAnsi="Arial" w:cs="Arial"/>
+                <w:sz w:val="18"/>
+                <w:szCs w:val="18"/>
+                <w:lang w:val="en-SG" w:eastAsia="zh-CN"/>
+              </w:rPr>
+              <w:t>Optimizing Wireless Power Transfer Efficiency Through Transfer Learning-Based Precise Power Loss Modelling</w:t>
+            </w:r>
+            <w:r>
+              <w:rPr>
+                <w:rFonts w:ascii="Arial" w:eastAsiaTheme="minorEastAsia" w:hAnsi="Arial" w:cs="Arial"/>
+                <w:sz w:val="18"/>
+                <w:szCs w:val="18"/>
+                <w:lang w:val="en-SG" w:eastAsia="zh-CN"/>
+              </w:rPr>
+              <w:t xml:space="preserve"> (</w:t>
+            </w:r>
+            <w:r>
+              <w:rPr>
+                <w:rFonts w:ascii="Arial" w:eastAsiaTheme="minorEastAsia" w:hAnsi="Arial" w:cs="Arial"/>
+                <w:sz w:val="18"/>
+                <w:szCs w:val="18"/>
+                <w:lang w:val="en-SG" w:eastAsia="zh-CN"/>
+              </w:rPr>
+              <w:t>RG73/24</w:t>
+            </w:r>
+            <w:r>
+              <w:rPr>
+                <w:rFonts w:ascii="Arial" w:eastAsiaTheme="minorEastAsia" w:hAnsi="Arial" w:cs="Arial"/>
+                <w:sz w:val="18"/>
+                <w:szCs w:val="18"/>
+                <w:lang w:val="en-SG" w:eastAsia="zh-CN"/>
+              </w:rPr>
+              <w:t xml:space="preserve">), </w:t>
+            </w:r>
+            <w:r>
+              <w:rPr>
+                <w:rFonts w:ascii="Arial" w:eastAsiaTheme="minorEastAsia" w:hAnsi="Arial" w:cs="Arial"/>
+                <w:sz w:val="18"/>
+                <w:szCs w:val="18"/>
+                <w:lang w:val="en-SG" w:eastAsia="zh-CN"/>
+              </w:rPr>
+              <w:t>Ministry of Education (MOE)</w:t>
+            </w:r>
+            <w:r>
+              <w:rPr>
+                <w:rFonts w:ascii="Arial" w:eastAsiaTheme="minorEastAsia" w:hAnsi="Arial" w:cs="Arial"/>
+                <w:sz w:val="18"/>
+                <w:szCs w:val="18"/>
+                <w:lang w:val="en-SG" w:eastAsia="zh-CN"/>
+              </w:rPr>
+              <w:t>, Singapore</w:t>
+            </w:r>
+          </w:p>
+        </w:tc>
+        <w:tc>
+          <w:tcPr>
+            <w:tcW w:w="1711" w:type="dxa"/>
+          </w:tcPr>
+          <w:p>
+            <w:pPr>
+              <w:spacing w:line="276" w:lineRule="auto"/>
+              <w:jc w:val="both"/>
+              <w:rPr>
+                <w:rFonts w:ascii="Arial" w:eastAsiaTheme="minorEastAsia" w:hAnsi="Arial" w:cs="Arial"/>
+                <w:sz w:val="18"/>
+                <w:szCs w:val="18"/>
+                <w:lang w:val="en-SG" w:eastAsia="zh-CN"/>
+              </w:rPr>
+            </w:pPr>
+            <w:r>
+              <w:rPr>
+                <w:rFonts w:ascii="Arial" w:eastAsiaTheme="minorEastAsia" w:hAnsi="Arial" w:cs="Arial"/>
+                <w:sz w:val="18"/>
+                <w:szCs w:val="18"/>
+                <w:lang w:val="en-SG" w:eastAsia="zh-CN"/>
+              </w:rPr>
+              <w:t xml:space="preserve">S$ </w:t>
+            </w:r>
+            <w:r>
+              <w:rPr>
+                <w:rFonts w:ascii="Arial" w:eastAsiaTheme="minorEastAsia" w:hAnsi="Arial" w:cs="Arial"/>
+                <w:sz w:val="18"/>
+                <w:szCs w:val="18"/>
+                <w:lang w:val="en-SG" w:eastAsia="zh-CN"/>
+              </w:rPr>
+              <w:t xml:space="preserve">160 </w:t>
+            </w:r>
+            <w:r>
+              <w:rPr>
+                <w:rFonts w:ascii="Arial" w:eastAsiaTheme="minorEastAsia" w:hAnsi="Arial" w:cs="Arial" w:hint="eastAsia"/>
+                <w:sz w:val="18"/>
+                <w:szCs w:val="18"/>
+                <w:lang w:val="en-SG" w:eastAsia="zh-CN"/>
+              </w:rPr>
+              <w:t>k</w:t>
             </w:r>
           </w:p>
         </w:tc>
@@ -2362,7 +2516,7 @@
         </w:trPr>
         <w:tc>
           <w:tcPr>
-            <w:tcW w:w="1304" w:type="dxa"/>
+            <w:tcW w:w="1417" w:type="dxa"/>
             <w:shd w:val="clear" w:color="auto" w:fill="auto"/>
             <w:vAlign w:val="center"/>
           </w:tcPr>
@@ -2383,33 +2537,243 @@
                 <w:szCs w:val="18"/>
                 <w:lang w:val="en-SG"/>
               </w:rPr>
-              <w:t>2019-2021</w:t>
-            </w:r>
-          </w:p>
-        </w:tc>
-        <w:tc>
-          <w:tcPr>
-            <w:tcW w:w="8220" w:type="dxa"/>
-            <w:vAlign w:val="center"/>
-          </w:tcPr>
-          <w:p>
-            <w:pPr>
-              <w:spacing w:line="276" w:lineRule="auto"/>
-              <w:rPr>
-                <w:rFonts w:ascii="Arial" w:eastAsiaTheme="minorEastAsia" w:hAnsi="Arial" w:cs="Arial"/>
-                <w:sz w:val="18"/>
-                <w:szCs w:val="18"/>
-                <w:lang w:val="en-SG" w:eastAsia="zh-CN"/>
-              </w:rPr>
-            </w:pPr>
-            <w:r>
-              <w:rPr>
-                <w:rFonts w:ascii="Arial" w:eastAsiaTheme="minorEastAsia" w:hAnsi="Arial" w:cs="Arial"/>
-                <w:sz w:val="18"/>
-                <w:szCs w:val="18"/>
-                <w:lang w:val="en-SG" w:eastAsia="zh-CN"/>
-              </w:rPr>
-              <w:t xml:space="preserve">Hunan </w:t>
+              <w:t>2021-2025</w:t>
+            </w:r>
+          </w:p>
+        </w:tc>
+        <w:tc>
+          <w:tcPr>
+            <w:tcW w:w="5953" w:type="dxa"/>
+            <w:vAlign w:val="center"/>
+          </w:tcPr>
+          <w:p>
+            <w:pPr>
+              <w:spacing w:line="276" w:lineRule="auto"/>
+              <w:jc w:val="both"/>
+              <w:rPr>
+                <w:rFonts w:ascii="Arial" w:eastAsiaTheme="minorEastAsia" w:hAnsi="Arial" w:cs="Arial"/>
+                <w:sz w:val="18"/>
+                <w:szCs w:val="18"/>
+                <w:lang w:val="en-SG" w:eastAsia="zh-CN"/>
+              </w:rPr>
+            </w:pPr>
+            <w:r>
+              <w:rPr>
+                <w:rFonts w:ascii="Arial" w:eastAsiaTheme="minorEastAsia" w:hAnsi="Arial" w:cs="Arial"/>
+                <w:sz w:val="18"/>
+                <w:szCs w:val="18"/>
+                <w:lang w:val="en-SG" w:eastAsia="zh-CN"/>
+              </w:rPr>
+              <w:t xml:space="preserve">Advanced </w:t>
+            </w:r>
+            <w:r>
+              <w:rPr>
+                <w:rFonts w:ascii="Arial" w:eastAsiaTheme="minorEastAsia" w:hAnsi="Arial" w:cs="Arial"/>
+                <w:sz w:val="18"/>
+                <w:szCs w:val="18"/>
+                <w:lang w:val="en-SG" w:eastAsia="zh-CN"/>
+              </w:rPr>
+              <w:t>E</w:t>
+            </w:r>
+            <w:r>
+              <w:rPr>
+                <w:rFonts w:ascii="Arial" w:eastAsiaTheme="minorEastAsia" w:hAnsi="Arial" w:cs="Arial"/>
+                <w:sz w:val="18"/>
+                <w:szCs w:val="18"/>
+                <w:lang w:val="en-SG" w:eastAsia="zh-CN"/>
+              </w:rPr>
+              <w:t xml:space="preserve">nergy </w:t>
+            </w:r>
+            <w:r>
+              <w:rPr>
+                <w:rFonts w:ascii="Arial" w:eastAsiaTheme="minorEastAsia" w:hAnsi="Arial" w:cs="Arial"/>
+                <w:sz w:val="18"/>
+                <w:szCs w:val="18"/>
+                <w:lang w:val="en-SG" w:eastAsia="zh-CN"/>
+              </w:rPr>
+              <w:t>M</w:t>
+            </w:r>
+            <w:r>
+              <w:rPr>
+                <w:rFonts w:ascii="Arial" w:eastAsiaTheme="minorEastAsia" w:hAnsi="Arial" w:cs="Arial"/>
+                <w:sz w:val="18"/>
+                <w:szCs w:val="18"/>
+                <w:lang w:val="en-SG" w:eastAsia="zh-CN"/>
+              </w:rPr>
+              <w:t xml:space="preserve">anagement and </w:t>
+            </w:r>
+            <w:r>
+              <w:rPr>
+                <w:rFonts w:ascii="Arial" w:eastAsiaTheme="minorEastAsia" w:hAnsi="Arial" w:cs="Arial"/>
+                <w:sz w:val="18"/>
+                <w:szCs w:val="18"/>
+                <w:lang w:val="en-SG" w:eastAsia="zh-CN"/>
+              </w:rPr>
+              <w:t>D</w:t>
+            </w:r>
+            <w:r>
+              <w:rPr>
+                <w:rFonts w:ascii="Arial" w:eastAsiaTheme="minorEastAsia" w:hAnsi="Arial" w:cs="Arial"/>
+                <w:sz w:val="18"/>
+                <w:szCs w:val="18"/>
+                <w:lang w:val="en-SG" w:eastAsia="zh-CN"/>
+              </w:rPr>
+              <w:t xml:space="preserve">ata </w:t>
+            </w:r>
+            <w:r>
+              <w:rPr>
+                <w:rFonts w:ascii="Arial" w:eastAsiaTheme="minorEastAsia" w:hAnsi="Arial" w:cs="Arial"/>
+                <w:sz w:val="18"/>
+                <w:szCs w:val="18"/>
+                <w:lang w:val="en-SG" w:eastAsia="zh-CN"/>
+              </w:rPr>
+              <w:t>F</w:t>
+            </w:r>
+            <w:r>
+              <w:rPr>
+                <w:rFonts w:ascii="Arial" w:eastAsiaTheme="minorEastAsia" w:hAnsi="Arial" w:cs="Arial"/>
+                <w:sz w:val="18"/>
+                <w:szCs w:val="18"/>
+                <w:lang w:val="en-SG" w:eastAsia="zh-CN"/>
+              </w:rPr>
+              <w:t xml:space="preserve">usion for </w:t>
+            </w:r>
+            <w:r>
+              <w:rPr>
+                <w:rFonts w:ascii="Arial" w:eastAsiaTheme="minorEastAsia" w:hAnsi="Arial" w:cs="Arial"/>
+                <w:sz w:val="18"/>
+                <w:szCs w:val="18"/>
+                <w:lang w:val="en-SG" w:eastAsia="zh-CN"/>
+              </w:rPr>
+              <w:t>S</w:t>
+            </w:r>
+            <w:r>
+              <w:rPr>
+                <w:rFonts w:ascii="Arial" w:eastAsiaTheme="minorEastAsia" w:hAnsi="Arial" w:cs="Arial"/>
+                <w:sz w:val="18"/>
+                <w:szCs w:val="18"/>
+                <w:lang w:val="en-SG" w:eastAsia="zh-CN"/>
+              </w:rPr>
+              <w:t xml:space="preserve">mart </w:t>
+            </w:r>
+            <w:r>
+              <w:rPr>
+                <w:rFonts w:ascii="Arial" w:eastAsiaTheme="minorEastAsia" w:hAnsi="Arial" w:cs="Arial"/>
+                <w:sz w:val="18"/>
+                <w:szCs w:val="18"/>
+                <w:lang w:val="en-SG" w:eastAsia="zh-CN"/>
+              </w:rPr>
+              <w:t>H</w:t>
+            </w:r>
+            <w:r>
+              <w:rPr>
+                <w:rFonts w:ascii="Arial" w:eastAsiaTheme="minorEastAsia" w:hAnsi="Arial" w:cs="Arial"/>
+                <w:sz w:val="18"/>
+                <w:szCs w:val="18"/>
+                <w:lang w:val="en-SG" w:eastAsia="zh-CN"/>
+              </w:rPr>
+              <w:t xml:space="preserve">omes and </w:t>
+            </w:r>
+            <w:r>
+              <w:rPr>
+                <w:rFonts w:ascii="Arial" w:eastAsiaTheme="minorEastAsia" w:hAnsi="Arial" w:cs="Arial"/>
+                <w:sz w:val="18"/>
+                <w:szCs w:val="18"/>
+                <w:lang w:val="en-SG" w:eastAsia="zh-CN"/>
+              </w:rPr>
+              <w:t>S</w:t>
+            </w:r>
+            <w:r>
+              <w:rPr>
+                <w:rFonts w:ascii="Arial" w:eastAsiaTheme="minorEastAsia" w:hAnsi="Arial" w:cs="Arial"/>
+                <w:sz w:val="18"/>
+                <w:szCs w:val="18"/>
+                <w:lang w:val="en-SG" w:eastAsia="zh-CN"/>
+              </w:rPr>
+              <w:t xml:space="preserve">mart </w:t>
+            </w:r>
+            <w:r>
+              <w:rPr>
+                <w:rFonts w:ascii="Arial" w:eastAsiaTheme="minorEastAsia" w:hAnsi="Arial" w:cs="Arial"/>
+                <w:sz w:val="18"/>
+                <w:szCs w:val="18"/>
+                <w:lang w:val="en-SG" w:eastAsia="zh-CN"/>
+              </w:rPr>
+              <w:t>G</w:t>
+            </w:r>
+            <w:r>
+              <w:rPr>
+                <w:rFonts w:ascii="Arial" w:eastAsiaTheme="minorEastAsia" w:hAnsi="Arial" w:cs="Arial"/>
+                <w:sz w:val="18"/>
+                <w:szCs w:val="18"/>
+                <w:lang w:val="en-SG" w:eastAsia="zh-CN"/>
+              </w:rPr>
+              <w:t>rids</w:t>
+            </w:r>
+            <w:r>
+              <w:rPr>
+                <w:rFonts w:ascii="Arial" w:eastAsiaTheme="minorEastAsia" w:hAnsi="Arial" w:cs="Arial"/>
+                <w:sz w:val="18"/>
+                <w:szCs w:val="18"/>
+                <w:lang w:val="en-SG" w:eastAsia="zh-CN"/>
+              </w:rPr>
+              <w:t>,</w:t>
+            </w:r>
+            <w:r>
+              <w:t xml:space="preserve"> </w:t>
+            </w:r>
+            <w:r>
+              <w:rPr>
+                <w:rFonts w:ascii="Arial" w:eastAsiaTheme="minorEastAsia" w:hAnsi="Arial" w:cs="Arial"/>
+                <w:sz w:val="18"/>
+                <w:szCs w:val="18"/>
+                <w:lang w:val="en-SG" w:eastAsia="zh-CN"/>
+              </w:rPr>
+              <w:t>Lite-On Singapore Pte. Ltd.</w:t>
+            </w:r>
+            <w:r>
+              <w:rPr>
+                <w:rFonts w:ascii="Arial" w:eastAsiaTheme="minorEastAsia" w:hAnsi="Arial" w:cs="Arial"/>
+                <w:sz w:val="18"/>
+                <w:szCs w:val="18"/>
+                <w:lang w:val="en-SG" w:eastAsia="zh-CN"/>
+              </w:rPr>
+              <w:t>, Singapore</w:t>
+            </w:r>
+          </w:p>
+        </w:tc>
+        <w:tc>
+          <w:tcPr>
+            <w:tcW w:w="1711" w:type="dxa"/>
+          </w:tcPr>
+          <w:p>
+            <w:pPr>
+              <w:spacing w:line="276" w:lineRule="auto"/>
+              <w:jc w:val="both"/>
+              <w:rPr>
+                <w:rFonts w:ascii="Arial" w:eastAsiaTheme="minorEastAsia" w:hAnsi="Arial" w:cs="Arial"/>
+                <w:sz w:val="18"/>
+                <w:szCs w:val="18"/>
+                <w:lang w:val="en-SG" w:eastAsia="zh-CN"/>
+              </w:rPr>
+            </w:pPr>
+            <w:r>
+              <w:rPr>
+                <w:rFonts w:ascii="Arial" w:eastAsiaTheme="minorEastAsia" w:hAnsi="Arial" w:cs="Arial"/>
+                <w:sz w:val="18"/>
+                <w:szCs w:val="18"/>
+                <w:lang w:val="en-SG" w:eastAsia="zh-CN"/>
+              </w:rPr>
+              <w:t xml:space="preserve">S$ </w:t>
+            </w:r>
+            <w:r>
+              <w:rPr>
+                <w:rFonts w:ascii="Arial" w:eastAsiaTheme="minorEastAsia" w:hAnsi="Arial" w:cs="Arial"/>
+                <w:sz w:val="18"/>
+                <w:szCs w:val="18"/>
+                <w:lang w:val="en-SG" w:eastAsia="zh-CN"/>
+              </w:rPr>
+              <w:t xml:space="preserve">5 </w:t>
             </w:r>
             <w:r>
               <w:rPr>
@@ -2418,25 +2782,7 @@
                 <w:szCs w:val="18"/>
                 <w:lang w:val="en-SG" w:eastAsia="zh-CN"/>
               </w:rPr>
-              <w:t>P</w:t>
-            </w:r>
-            <w:r>
-              <w:rPr>
-                <w:rFonts w:ascii="Arial" w:eastAsiaTheme="minorEastAsia" w:hAnsi="Arial" w:cs="Arial"/>
-                <w:sz w:val="18"/>
-                <w:szCs w:val="18"/>
-                <w:lang w:val="en-SG" w:eastAsia="zh-CN"/>
-              </w:rPr>
-              <w:t>rovince Youth Fund Project (2019JJ50038)</w:t>
-            </w:r>
-            <w:r>
-              <w:rPr>
-                <w:rFonts w:ascii="Arial" w:eastAsiaTheme="minorEastAsia" w:hAnsi="Arial" w:cs="Arial"/>
-                <w:sz w:val="18"/>
-                <w:szCs w:val="18"/>
-                <w:lang w:val="en-SG" w:eastAsia="zh-CN"/>
-              </w:rPr>
-              <w:t>, China</w:t>
+              <w:t>M</w:t>
             </w:r>
           </w:p>
         </w:tc>
@@ -2448,7 +2794,7 @@
         </w:trPr>
         <w:tc>
           <w:tcPr>
-            <w:tcW w:w="1304" w:type="dxa"/>
+            <w:tcW w:w="1417" w:type="dxa"/>
             <w:shd w:val="clear" w:color="auto" w:fill="auto"/>
             <w:vAlign w:val="center"/>
           </w:tcPr>
@@ -2469,42 +2815,78 @@
                 <w:szCs w:val="18"/>
                 <w:lang w:val="en-SG"/>
               </w:rPr>
-              <w:t>2018-2023</w:t>
-            </w:r>
-          </w:p>
-        </w:tc>
-        <w:tc>
-          <w:tcPr>
-            <w:tcW w:w="8220" w:type="dxa"/>
-            <w:vAlign w:val="center"/>
-          </w:tcPr>
-          <w:p>
-            <w:pPr>
-              <w:spacing w:line="276" w:lineRule="auto"/>
-              <w:rPr>
-                <w:rFonts w:ascii="Arial" w:eastAsiaTheme="minorEastAsia" w:hAnsi="Arial" w:cs="Arial"/>
-                <w:sz w:val="18"/>
-                <w:szCs w:val="18"/>
-                <w:lang w:val="en-SG" w:eastAsia="zh-CN"/>
-              </w:rPr>
-            </w:pPr>
-            <w:r>
-              <w:rPr>
-                <w:rFonts w:ascii="Arial" w:eastAsiaTheme="minorEastAsia" w:hAnsi="Arial" w:cs="Arial"/>
-                <w:sz w:val="18"/>
-                <w:szCs w:val="18"/>
-                <w:lang w:val="en-SG" w:eastAsia="zh-CN"/>
-              </w:rPr>
-              <w:t>Project of Megmeet (University-Industry Collaboration Programme)</w:t>
-            </w:r>
-            <w:r>
-              <w:rPr>
-                <w:rFonts w:ascii="Arial" w:eastAsiaTheme="minorEastAsia" w:hAnsi="Arial" w:cs="Arial"/>
-                <w:sz w:val="18"/>
-                <w:szCs w:val="18"/>
-                <w:lang w:val="en-SG" w:eastAsia="zh-CN"/>
-              </w:rPr>
-              <w:t>, China</w:t>
+              <w:t>2019-2021</w:t>
+            </w:r>
+          </w:p>
+        </w:tc>
+        <w:tc>
+          <w:tcPr>
+            <w:tcW w:w="5953" w:type="dxa"/>
+            <w:vAlign w:val="center"/>
+          </w:tcPr>
+          <w:p>
+            <w:pPr>
+              <w:spacing w:line="276" w:lineRule="auto"/>
+              <w:jc w:val="both"/>
+              <w:rPr>
+                <w:rFonts w:ascii="Arial" w:eastAsiaTheme="minorEastAsia" w:hAnsi="Arial" w:cs="Arial"/>
+                <w:sz w:val="18"/>
+                <w:szCs w:val="18"/>
+                <w:lang w:val="en-SG" w:eastAsia="zh-CN"/>
+              </w:rPr>
+            </w:pPr>
+            <w:r>
+              <w:rPr>
+                <w:rFonts w:ascii="Arial" w:eastAsiaTheme="minorEastAsia" w:hAnsi="Arial" w:cs="Arial"/>
+                <w:sz w:val="18"/>
+                <w:szCs w:val="18"/>
+                <w:lang w:val="en-SG" w:eastAsia="zh-CN"/>
+              </w:rPr>
+              <w:t>Natural Science Foundation of China under Grant (51807057), China</w:t>
+            </w:r>
+          </w:p>
+        </w:tc>
+        <w:tc>
+          <w:tcPr>
+            <w:tcW w:w="1711" w:type="dxa"/>
+          </w:tcPr>
+          <w:p>
+            <w:pPr>
+              <w:spacing w:line="276" w:lineRule="auto"/>
+              <w:jc w:val="both"/>
+              <w:rPr>
+                <w:rFonts w:ascii="Arial" w:eastAsiaTheme="minorEastAsia" w:hAnsi="Arial" w:cs="Arial"/>
+                <w:sz w:val="18"/>
+                <w:szCs w:val="18"/>
+                <w:lang w:val="en-SG" w:eastAsia="zh-CN"/>
+              </w:rPr>
+            </w:pPr>
+            <w:r>
+              <w:rPr>
+                <w:rFonts w:ascii="Arial" w:eastAsiaTheme="minorEastAsia" w:hAnsi="Arial" w:cs="Arial"/>
+                <w:sz w:val="18"/>
+                <w:szCs w:val="18"/>
+                <w:lang w:val="en-SG" w:eastAsia="zh-CN"/>
+              </w:rPr>
+              <w:t>¥</w:t>
+            </w:r>
+            <w:r>
+              <w:rPr>
+                <w:rFonts w:ascii="Arial" w:eastAsiaTheme="minorEastAsia" w:hAnsi="Arial" w:cs="Arial"/>
+                <w:sz w:val="18"/>
+                <w:szCs w:val="18"/>
+                <w:lang w:val="en-SG" w:eastAsia="zh-CN"/>
+              </w:rPr>
+              <w:t xml:space="preserve"> 240 </w:t>
+            </w:r>
+            <w:r>
+              <w:rPr>
+                <w:rFonts w:ascii="Arial" w:eastAsiaTheme="minorEastAsia" w:hAnsi="Arial" w:cs="Arial" w:hint="eastAsia"/>
+                <w:sz w:val="18"/>
+                <w:szCs w:val="18"/>
+                <w:lang w:val="en-SG" w:eastAsia="zh-CN"/>
+              </w:rPr>
+              <w:t>k</w:t>
             </w:r>
           </w:p>
         </w:tc>
@@ -2516,7 +2898,7 @@
         </w:trPr>
         <w:tc>
           <w:tcPr>
-            <w:tcW w:w="1304" w:type="dxa"/>
+            <w:tcW w:w="1417" w:type="dxa"/>
             <w:shd w:val="clear" w:color="auto" w:fill="auto"/>
             <w:vAlign w:val="center"/>
           </w:tcPr>
@@ -2537,147 +2919,96 @@
                 <w:szCs w:val="18"/>
                 <w:lang w:val="en-SG"/>
               </w:rPr>
-              <w:t>2018-2020</w:t>
-            </w:r>
-          </w:p>
-        </w:tc>
-        <w:tc>
-          <w:tcPr>
-            <w:tcW w:w="8220" w:type="dxa"/>
-            <w:vAlign w:val="center"/>
-          </w:tcPr>
-          <w:p>
-            <w:pPr>
-              <w:spacing w:line="276" w:lineRule="auto"/>
-              <w:rPr>
-                <w:rFonts w:ascii="Arial" w:eastAsiaTheme="minorEastAsia" w:hAnsi="Arial" w:cs="Arial"/>
-                <w:sz w:val="18"/>
-                <w:szCs w:val="18"/>
-                <w:lang w:val="en-SG" w:eastAsia="zh-CN"/>
-              </w:rPr>
-            </w:pPr>
-            <w:r>
-              <w:rPr>
-                <w:rFonts w:ascii="Arial" w:eastAsiaTheme="minorEastAsia" w:hAnsi="Arial" w:cs="Arial"/>
-                <w:sz w:val="18"/>
-                <w:szCs w:val="18"/>
-                <w:lang w:val="en-SG" w:eastAsia="zh-CN"/>
-              </w:rPr>
-              <w:t>Hunan Science and Technology Innovation Plan Project (2017XK2104)</w:t>
-            </w:r>
-            <w:r>
-              <w:rPr>
-                <w:rFonts w:ascii="Arial" w:eastAsiaTheme="minorEastAsia" w:hAnsi="Arial" w:cs="Arial"/>
-                <w:sz w:val="18"/>
-                <w:szCs w:val="18"/>
-                <w:lang w:val="en-SG" w:eastAsia="zh-CN"/>
-              </w:rPr>
-              <w:t>, China</w:t>
-            </w:r>
-          </w:p>
-        </w:tc>
-      </w:tr>
-    </w:tbl>
-    <w:p>
-      <w:pPr>
-        <w:pStyle w:val="1"/>
-        <w:tabs>
-          <w:tab w:val="left" w:pos="2620"/>
-        </w:tabs>
-        <w:spacing w:before="91" w:after="240" w:line="276" w:lineRule="auto"/>
-        <w:rPr>
-          <w:rFonts w:ascii="Arial" w:hAnsi="Arial" w:cs="Arial"/>
-          <w:sz w:val="24"/>
-          <w:szCs w:val="24"/>
-          <w:lang w:val="en-SG"/>
-        </w:rPr>
-      </w:pPr>
-      <w:r>
-        <w:rPr>
-          <w:rFonts w:ascii="Arial" w:hAnsi="Arial" w:cs="Arial"/>
-          <w:sz w:val="24"/>
-          <w:szCs w:val="24"/>
-          <w:lang w:val="en-SG"/>
-        </w:rPr>
-        <w:t>Research interests</w:t>
-      </w:r>
-      <w:r>
-        <w:rPr>
-          <w:rFonts w:ascii="Arial" w:hAnsi="Arial" w:cs="Arial"/>
-          <w:sz w:val="24"/>
-          <w:szCs w:val="24"/>
-          <w:lang w:val="en-SG"/>
-        </w:rPr>
-        <w:t>:</w:t>
-      </w:r>
-    </w:p>
-    <w:tbl>
-      <w:tblPr>
-        <w:tblW w:w="9072" w:type="dxa"/>
-        <w:jc w:val="center"/>
-        <w:tblBorders>
-          <w:top w:val="single" w:sz="4" w:space="0" w:color="auto"/>
-          <w:left w:val="single" w:sz="4" w:space="0" w:color="auto"/>
-          <w:bottom w:val="single" w:sz="4" w:space="0" w:color="auto"/>
-          <w:right w:val="single" w:sz="4" w:space="0" w:color="auto"/>
-          <w:insideH w:val="single" w:sz="4" w:space="0" w:color="auto"/>
-          <w:insideV w:val="single" w:sz="4" w:space="0" w:color="auto"/>
-        </w:tblBorders>
-        <w:tblLayout w:type="fixed"/>
-        <w:tblLook w:val="04A0" w:firstRow="1" w:lastRow="0" w:firstColumn="1" w:lastColumn="0" w:noHBand="0" w:noVBand="1"/>
-      </w:tblPr>
-      <w:tblGrid>
-        <w:gridCol w:w="550"/>
-        <w:gridCol w:w="8522"/>
-      </w:tblGrid>
-      <w:tr>
-        <w:trPr>
-          <w:trHeight w:val="272"/>
-          <w:jc w:val="center"/>
-        </w:trPr>
-        <w:tc>
-          <w:tcPr>
-            <w:tcW w:w="567" w:type="dxa"/>
-            <w:shd w:val="clear" w:color="auto" w:fill="D9D9D9"/>
-          </w:tcPr>
-          <w:p>
-            <w:pPr>
-              <w:spacing w:line="276" w:lineRule="auto"/>
-              <w:rPr>
-                <w:rFonts w:ascii="Arial" w:eastAsiaTheme="minorEastAsia" w:hAnsi="Arial" w:cs="Arial"/>
-                <w:b/>
-                <w:sz w:val="18"/>
-                <w:szCs w:val="18"/>
-                <w:lang w:val="en-SG" w:eastAsia="zh-CN"/>
-              </w:rPr>
-            </w:pPr>
-          </w:p>
-        </w:tc>
-        <w:tc>
-          <w:tcPr>
-            <w:tcW w:w="8957" w:type="dxa"/>
-            <w:shd w:val="clear" w:color="auto" w:fill="D9D9D9"/>
-          </w:tcPr>
-          <w:p>
-            <w:pPr>
-              <w:spacing w:line="276" w:lineRule="auto"/>
-              <w:rPr>
-                <w:rFonts w:ascii="Arial" w:eastAsiaTheme="minorEastAsia" w:hAnsi="Arial" w:cs="Arial"/>
-                <w:b/>
-                <w:sz w:val="18"/>
-                <w:szCs w:val="18"/>
-                <w:lang w:val="en-SG" w:eastAsia="zh-CN"/>
-              </w:rPr>
-            </w:pPr>
-            <w:r>
-              <w:rPr>
-                <w:rFonts w:ascii="Arial" w:eastAsiaTheme="minorEastAsia" w:hAnsi="Arial" w:cs="Arial"/>
-                <w:b/>
-                <w:sz w:val="18"/>
-                <w:szCs w:val="18"/>
-                <w:lang w:val="en-SG" w:eastAsia="zh-CN"/>
-              </w:rPr>
-              <w:t>Research Interests</w:t>
+              <w:t>2019-2021</w:t>
+            </w:r>
+          </w:p>
+        </w:tc>
+        <w:tc>
+          <w:tcPr>
+            <w:tcW w:w="5953" w:type="dxa"/>
+            <w:vAlign w:val="center"/>
+          </w:tcPr>
+          <w:p>
+            <w:pPr>
+              <w:spacing w:line="276" w:lineRule="auto"/>
+              <w:jc w:val="both"/>
+              <w:rPr>
+                <w:rFonts w:ascii="Arial" w:eastAsiaTheme="minorEastAsia" w:hAnsi="Arial" w:cs="Arial"/>
+                <w:sz w:val="18"/>
+                <w:szCs w:val="18"/>
+                <w:lang w:val="en-SG" w:eastAsia="zh-CN"/>
+              </w:rPr>
+            </w:pPr>
+            <w:r>
+              <w:rPr>
+                <w:rFonts w:ascii="Arial" w:eastAsiaTheme="minorEastAsia" w:hAnsi="Arial" w:cs="Arial"/>
+                <w:sz w:val="18"/>
+                <w:szCs w:val="18"/>
+                <w:lang w:val="en-SG" w:eastAsia="zh-CN"/>
+              </w:rPr>
+              <w:t xml:space="preserve">Hunan </w:t>
+            </w:r>
+            <w:r>
+              <w:rPr>
+                <w:rFonts w:ascii="Arial" w:eastAsiaTheme="minorEastAsia" w:hAnsi="Arial" w:cs="Arial" w:hint="eastAsia"/>
+                <w:sz w:val="18"/>
+                <w:szCs w:val="18"/>
+                <w:lang w:val="en-SG" w:eastAsia="zh-CN"/>
+              </w:rPr>
+              <w:t>P</w:t>
+            </w:r>
+            <w:r>
+              <w:rPr>
+                <w:rFonts w:ascii="Arial" w:eastAsiaTheme="minorEastAsia" w:hAnsi="Arial" w:cs="Arial"/>
+                <w:sz w:val="18"/>
+                <w:szCs w:val="18"/>
+                <w:lang w:val="en-SG" w:eastAsia="zh-CN"/>
+              </w:rPr>
+              <w:t>rovince Youth Fund Project (2019JJ50038), China</w:t>
+            </w:r>
+          </w:p>
+        </w:tc>
+        <w:tc>
+          <w:tcPr>
+            <w:tcW w:w="1711" w:type="dxa"/>
+          </w:tcPr>
+          <w:p>
+            <w:pPr>
+              <w:spacing w:line="276" w:lineRule="auto"/>
+              <w:jc w:val="both"/>
+              <w:rPr>
+                <w:rFonts w:ascii="Arial" w:eastAsiaTheme="minorEastAsia" w:hAnsi="Arial" w:cs="Arial"/>
+                <w:sz w:val="18"/>
+                <w:szCs w:val="18"/>
+                <w:lang w:val="en-SG" w:eastAsia="zh-CN"/>
+              </w:rPr>
+            </w:pPr>
+            <w:r>
+              <w:rPr>
+                <w:rFonts w:ascii="Arial" w:eastAsiaTheme="minorEastAsia" w:hAnsi="Arial" w:cs="Arial"/>
+                <w:sz w:val="18"/>
+                <w:szCs w:val="18"/>
+                <w:lang w:val="en-SG" w:eastAsia="zh-CN"/>
+              </w:rPr>
+              <w:t>¥</w:t>
+            </w:r>
+            <w:r>
+              <w:rPr>
+                <w:rFonts w:ascii="Arial" w:eastAsiaTheme="minorEastAsia" w:hAnsi="Arial" w:cs="Arial"/>
+                <w:sz w:val="18"/>
+                <w:szCs w:val="18"/>
+                <w:lang w:val="en-SG" w:eastAsia="zh-CN"/>
+              </w:rPr>
+              <w:t xml:space="preserve"> 50 </w:t>
+            </w:r>
+            <w:r>
+              <w:rPr>
+                <w:rFonts w:ascii="Arial" w:eastAsiaTheme="minorEastAsia" w:hAnsi="Arial" w:cs="Arial" w:hint="eastAsia"/>
+                <w:sz w:val="18"/>
+                <w:szCs w:val="18"/>
+                <w:lang w:val="en-SG" w:eastAsia="zh-CN"/>
+              </w:rPr>
+              <w:t>k</w:t>
             </w:r>
           </w:p>
         </w:tc>
@@ -2689,997 +3020,203 @@
         </w:trPr>
         <w:tc>
           <w:tcPr>
-            <w:tcW w:w="567" w:type="dxa"/>
+            <w:tcW w:w="1417" w:type="dxa"/>
             <w:shd w:val="clear" w:color="auto" w:fill="auto"/>
             <w:vAlign w:val="center"/>
           </w:tcPr>
           <w:p>
             <w:pPr>
-              <w:pStyle w:val="a5"/>
-              <w:numPr>
-                <w:ilvl w:val="0"/>
-                <w:numId w:val="8"/>
-              </w:numPr>
-              <w:spacing w:line="276" w:lineRule="auto"/>
-              <w:rPr>
-                <w:rFonts w:ascii="Arial" w:eastAsiaTheme="minorEastAsia" w:hAnsi="Arial" w:cs="Arial"/>
-                <w:sz w:val="18"/>
-                <w:szCs w:val="18"/>
-                <w:lang w:val="en-SG" w:eastAsia="zh-CN"/>
-              </w:rPr>
-            </w:pPr>
-          </w:p>
-        </w:tc>
-        <w:tc>
-          <w:tcPr>
-            <w:tcW w:w="8957" w:type="dxa"/>
-            <w:vAlign w:val="center"/>
-          </w:tcPr>
-          <w:p>
-            <w:pPr>
-              <w:spacing w:line="276" w:lineRule="auto"/>
-              <w:rPr>
-                <w:rFonts w:ascii="Arial" w:eastAsia="Times" w:hAnsi="Arial" w:cs="Arial"/>
-                <w:bCs/>
-                <w:sz w:val="18"/>
-                <w:szCs w:val="18"/>
-                <w:lang w:val="en-SG"/>
-              </w:rPr>
-            </w:pPr>
-            <w:r>
-              <w:rPr>
-                <w:rFonts w:ascii="Arial" w:eastAsia="Times" w:hAnsi="Arial" w:cs="Arial"/>
-                <w:bCs/>
-                <w:sz w:val="18"/>
-                <w:szCs w:val="18"/>
-                <w:lang w:val="en-SG"/>
-              </w:rPr>
-              <w:t xml:space="preserve">Analysis, </w:t>
-            </w:r>
-            <w:r>
-              <w:rPr>
-                <w:rFonts w:ascii="Arial" w:eastAsiaTheme="minorEastAsia" w:hAnsi="Arial" w:cs="Arial"/>
-                <w:bCs/>
-                <w:sz w:val="18"/>
-                <w:szCs w:val="18"/>
-                <w:lang w:val="en-SG" w:eastAsia="zh-CN"/>
-              </w:rPr>
-              <w:t>D</w:t>
-            </w:r>
-            <w:r>
-              <w:rPr>
-                <w:rFonts w:ascii="Arial" w:eastAsia="Times" w:hAnsi="Arial" w:cs="Arial"/>
-                <w:bCs/>
-                <w:sz w:val="18"/>
-                <w:szCs w:val="18"/>
-                <w:lang w:val="en-SG"/>
-              </w:rPr>
-              <w:t xml:space="preserve">esign, and </w:t>
-            </w:r>
-            <w:r>
-              <w:rPr>
-                <w:rFonts w:ascii="Arial" w:eastAsia="Times" w:hAnsi="Arial" w:cs="Arial"/>
-                <w:bCs/>
-                <w:sz w:val="18"/>
-                <w:szCs w:val="18"/>
-                <w:lang w:val="en-SG"/>
-              </w:rPr>
-              <w:t>O</w:t>
-            </w:r>
-            <w:r>
-              <w:rPr>
-                <w:rFonts w:ascii="Arial" w:eastAsia="Times" w:hAnsi="Arial" w:cs="Arial"/>
-                <w:bCs/>
-                <w:sz w:val="18"/>
-                <w:szCs w:val="18"/>
-                <w:lang w:val="en-SG"/>
-              </w:rPr>
-              <w:t xml:space="preserve">ptimization of </w:t>
-            </w:r>
-            <w:r>
-              <w:rPr>
-                <w:rFonts w:ascii="Arial" w:eastAsiaTheme="minorEastAsia" w:hAnsi="Arial" w:cs="Arial"/>
-                <w:bCs/>
-                <w:sz w:val="18"/>
-                <w:szCs w:val="18"/>
-                <w:lang w:val="en-SG" w:eastAsia="zh-CN"/>
-              </w:rPr>
-              <w:t>D</w:t>
-            </w:r>
-            <w:r>
-              <w:rPr>
-                <w:rFonts w:ascii="Arial" w:eastAsiaTheme="minorEastAsia" w:hAnsi="Arial" w:cs="Arial"/>
-                <w:bCs/>
-                <w:sz w:val="18"/>
-                <w:szCs w:val="18"/>
-                <w:lang w:val="en-SG" w:eastAsia="zh-CN"/>
-              </w:rPr>
-              <w:t xml:space="preserve">ual </w:t>
-            </w:r>
-            <w:r>
-              <w:rPr>
-                <w:rFonts w:ascii="Arial" w:eastAsiaTheme="minorEastAsia" w:hAnsi="Arial" w:cs="Arial"/>
-                <w:bCs/>
-                <w:sz w:val="18"/>
-                <w:szCs w:val="18"/>
-                <w:lang w:val="en-SG" w:eastAsia="zh-CN"/>
-              </w:rPr>
-              <w:t>A</w:t>
-            </w:r>
-            <w:r>
-              <w:rPr>
-                <w:rFonts w:ascii="Arial" w:eastAsiaTheme="minorEastAsia" w:hAnsi="Arial" w:cs="Arial"/>
-                <w:bCs/>
-                <w:sz w:val="18"/>
-                <w:szCs w:val="18"/>
-                <w:lang w:val="en-SG" w:eastAsia="zh-CN"/>
-              </w:rPr>
-              <w:t xml:space="preserve">ctive </w:t>
-            </w:r>
-            <w:r>
-              <w:rPr>
-                <w:rFonts w:ascii="Arial" w:eastAsiaTheme="minorEastAsia" w:hAnsi="Arial" w:cs="Arial"/>
-                <w:bCs/>
-                <w:sz w:val="18"/>
-                <w:szCs w:val="18"/>
-                <w:lang w:val="en-SG" w:eastAsia="zh-CN"/>
-              </w:rPr>
-              <w:t>B</w:t>
-            </w:r>
-            <w:r>
-              <w:rPr>
-                <w:rFonts w:ascii="Arial" w:eastAsiaTheme="minorEastAsia" w:hAnsi="Arial" w:cs="Arial"/>
-                <w:bCs/>
-                <w:sz w:val="18"/>
-                <w:szCs w:val="18"/>
-                <w:lang w:val="en-SG" w:eastAsia="zh-CN"/>
-              </w:rPr>
-              <w:t xml:space="preserve">ridge </w:t>
-            </w:r>
-            <w:r>
-              <w:rPr>
-                <w:rFonts w:ascii="Arial" w:eastAsia="Times" w:hAnsi="Arial" w:cs="Arial"/>
-                <w:bCs/>
-                <w:sz w:val="18"/>
-                <w:szCs w:val="18"/>
-                <w:lang w:val="en-SG"/>
-              </w:rPr>
-              <w:t>(</w:t>
-            </w:r>
-            <w:r>
-              <w:rPr>
-                <w:rFonts w:ascii="Arial" w:eastAsia="Times" w:hAnsi="Arial" w:cs="Arial"/>
-                <w:bCs/>
-                <w:sz w:val="18"/>
-                <w:szCs w:val="18"/>
-                <w:lang w:val="en-SG"/>
-              </w:rPr>
-              <w:t>DAB</w:t>
-            </w:r>
-            <w:r>
-              <w:rPr>
-                <w:rFonts w:ascii="Arial" w:eastAsia="Times" w:hAnsi="Arial" w:cs="Arial"/>
-                <w:bCs/>
-                <w:sz w:val="18"/>
-                <w:szCs w:val="18"/>
-                <w:lang w:val="en-SG"/>
-              </w:rPr>
-              <w:t>)</w:t>
-            </w:r>
-            <w:r>
-              <w:rPr>
-                <w:rFonts w:ascii="Arial" w:eastAsia="Times" w:hAnsi="Arial" w:cs="Arial"/>
-                <w:bCs/>
-                <w:sz w:val="18"/>
-                <w:szCs w:val="18"/>
-                <w:lang w:val="en-SG"/>
-              </w:rPr>
-              <w:t xml:space="preserve"> </w:t>
-            </w:r>
-            <w:r>
-              <w:rPr>
-                <w:rFonts w:ascii="Arial" w:eastAsia="Times" w:hAnsi="Arial" w:cs="Arial"/>
-                <w:bCs/>
-                <w:sz w:val="18"/>
-                <w:szCs w:val="18"/>
-                <w:lang w:val="en-SG"/>
-              </w:rPr>
-              <w:t>C</w:t>
-            </w:r>
-            <w:r>
-              <w:rPr>
-                <w:rFonts w:ascii="Arial" w:eastAsia="Times" w:hAnsi="Arial" w:cs="Arial"/>
-                <w:bCs/>
-                <w:sz w:val="18"/>
-                <w:szCs w:val="18"/>
-                <w:lang w:val="en-SG"/>
-              </w:rPr>
-              <w:t xml:space="preserve">onverters, </w:t>
-            </w:r>
-            <w:r>
-              <w:rPr>
-                <w:rFonts w:ascii="Arial" w:eastAsia="Times" w:hAnsi="Arial" w:cs="Arial"/>
-                <w:bCs/>
-                <w:sz w:val="18"/>
-                <w:szCs w:val="18"/>
-                <w:lang w:val="en-SG"/>
-              </w:rPr>
-              <w:t>R</w:t>
-            </w:r>
-            <w:r>
-              <w:rPr>
-                <w:rFonts w:ascii="Arial" w:eastAsia="Times" w:hAnsi="Arial" w:cs="Arial"/>
-                <w:bCs/>
-                <w:sz w:val="18"/>
-                <w:szCs w:val="18"/>
-                <w:lang w:val="en-SG"/>
-              </w:rPr>
-              <w:t xml:space="preserve">esonant </w:t>
-            </w:r>
-            <w:r>
-              <w:rPr>
-                <w:rFonts w:ascii="Arial" w:eastAsia="Times" w:hAnsi="Arial" w:cs="Arial"/>
-                <w:bCs/>
-                <w:sz w:val="18"/>
-                <w:szCs w:val="18"/>
-                <w:lang w:val="en-SG"/>
-              </w:rPr>
-              <w:t>C</w:t>
-            </w:r>
-            <w:r>
-              <w:rPr>
-                <w:rFonts w:ascii="Arial" w:eastAsia="Times" w:hAnsi="Arial" w:cs="Arial"/>
-                <w:bCs/>
-                <w:sz w:val="18"/>
-                <w:szCs w:val="18"/>
-                <w:lang w:val="en-SG"/>
-              </w:rPr>
-              <w:t>onverters, etc.</w:t>
+              <w:spacing w:line="276" w:lineRule="auto"/>
+              <w:rPr>
+                <w:rFonts w:ascii="Arial" w:hAnsi="Arial" w:cs="Arial"/>
+                <w:sz w:val="18"/>
+                <w:szCs w:val="18"/>
+                <w:lang w:val="en-SG"/>
+              </w:rPr>
+            </w:pPr>
+            <w:r>
+              <w:rPr>
+                <w:rFonts w:ascii="Arial" w:hAnsi="Arial" w:cs="Arial"/>
+                <w:sz w:val="18"/>
+                <w:szCs w:val="18"/>
+                <w:lang w:val="en-SG"/>
+              </w:rPr>
+              <w:t>2018-2023</w:t>
+            </w:r>
+          </w:p>
+        </w:tc>
+        <w:tc>
+          <w:tcPr>
+            <w:tcW w:w="5953" w:type="dxa"/>
+            <w:vAlign w:val="center"/>
+          </w:tcPr>
+          <w:p>
+            <w:pPr>
+              <w:spacing w:line="276" w:lineRule="auto"/>
+              <w:jc w:val="both"/>
+              <w:rPr>
+                <w:rFonts w:ascii="Arial" w:eastAsiaTheme="minorEastAsia" w:hAnsi="Arial" w:cs="Arial"/>
+                <w:sz w:val="18"/>
+                <w:szCs w:val="18"/>
+                <w:lang w:val="en-SG" w:eastAsia="zh-CN"/>
+              </w:rPr>
+            </w:pPr>
+            <w:r>
+              <w:rPr>
+                <w:rFonts w:ascii="Arial" w:eastAsiaTheme="minorEastAsia" w:hAnsi="Arial" w:cs="Arial"/>
+                <w:sz w:val="18"/>
+                <w:szCs w:val="18"/>
+                <w:lang w:val="en-SG" w:eastAsia="zh-CN"/>
+              </w:rPr>
+              <w:t>Project of Megmeet (University-Industry Collaboration Programme), China</w:t>
+            </w:r>
+          </w:p>
+        </w:tc>
+        <w:tc>
+          <w:tcPr>
+            <w:tcW w:w="1711" w:type="dxa"/>
+          </w:tcPr>
+          <w:p>
+            <w:pPr>
+              <w:spacing w:line="276" w:lineRule="auto"/>
+              <w:jc w:val="both"/>
+              <w:rPr>
+                <w:rFonts w:ascii="Arial" w:eastAsiaTheme="minorEastAsia" w:hAnsi="Arial" w:cs="Arial"/>
+                <w:sz w:val="18"/>
+                <w:szCs w:val="18"/>
+                <w:lang w:val="en-SG" w:eastAsia="zh-CN"/>
+              </w:rPr>
+            </w:pPr>
+            <w:r>
+              <w:rPr>
+                <w:rFonts w:ascii="Arial" w:eastAsiaTheme="minorEastAsia" w:hAnsi="Arial" w:cs="Arial"/>
+                <w:sz w:val="18"/>
+                <w:szCs w:val="18"/>
+                <w:lang w:val="en-SG" w:eastAsia="zh-CN"/>
+              </w:rPr>
+              <w:t>¥</w:t>
+            </w:r>
+            <w:r>
+              <w:rPr>
+                <w:rFonts w:ascii="Arial" w:eastAsiaTheme="minorEastAsia" w:hAnsi="Arial" w:cs="Arial"/>
+                <w:sz w:val="18"/>
+                <w:szCs w:val="18"/>
+                <w:lang w:val="en-SG" w:eastAsia="zh-CN"/>
+              </w:rPr>
+              <w:t xml:space="preserve"> 1.2 </w:t>
+            </w:r>
+            <w:r>
+              <w:rPr>
+                <w:rFonts w:ascii="Arial" w:eastAsiaTheme="minorEastAsia" w:hAnsi="Arial" w:cs="Arial" w:hint="eastAsia"/>
+                <w:sz w:val="18"/>
+                <w:szCs w:val="18"/>
+                <w:lang w:val="en-SG" w:eastAsia="zh-CN"/>
+              </w:rPr>
+              <w:t>M</w:t>
             </w:r>
           </w:p>
         </w:tc>
       </w:tr>
       <w:tr>
         <w:trPr>
-          <w:trHeight w:val="280"/>
+          <w:trHeight w:val="272"/>
           <w:jc w:val="center"/>
         </w:trPr>
         <w:tc>
           <w:tcPr>
-            <w:tcW w:w="567" w:type="dxa"/>
+            <w:tcW w:w="1417" w:type="dxa"/>
             <w:shd w:val="clear" w:color="auto" w:fill="auto"/>
             <w:vAlign w:val="center"/>
           </w:tcPr>
           <w:p>
             <w:pPr>
-              <w:pStyle w:val="a5"/>
-              <w:numPr>
-                <w:ilvl w:val="0"/>
-                <w:numId w:val="8"/>
-              </w:numPr>
-              <w:spacing w:line="276" w:lineRule="auto"/>
-              <w:rPr>
-                <w:rFonts w:ascii="Arial" w:eastAsiaTheme="minorEastAsia" w:hAnsi="Arial" w:cs="Arial"/>
-                <w:sz w:val="18"/>
-                <w:szCs w:val="18"/>
-                <w:lang w:val="en-SG" w:eastAsia="zh-CN"/>
-              </w:rPr>
-            </w:pPr>
-          </w:p>
-        </w:tc>
-        <w:tc>
-          <w:tcPr>
-            <w:tcW w:w="8957" w:type="dxa"/>
-            <w:vAlign w:val="center"/>
-          </w:tcPr>
-          <w:p>
-            <w:pPr>
-              <w:spacing w:line="276" w:lineRule="auto"/>
-              <w:rPr>
-                <w:rFonts w:ascii="Arial" w:hAnsi="Arial" w:cs="Arial"/>
-                <w:bCs/>
-                <w:sz w:val="18"/>
-                <w:szCs w:val="18"/>
-                <w:lang w:val="en-SG"/>
-              </w:rPr>
-            </w:pPr>
-            <w:r>
-              <w:rPr>
-                <w:rFonts w:ascii="Arial" w:hAnsi="Arial" w:cs="Arial"/>
-                <w:bCs/>
-                <w:sz w:val="18"/>
-                <w:szCs w:val="18"/>
-                <w:lang w:val="en-SG"/>
-              </w:rPr>
-              <w:t xml:space="preserve">Stability </w:t>
-            </w:r>
-            <w:r>
-              <w:rPr>
-                <w:rFonts w:ascii="Arial" w:hAnsi="Arial" w:cs="Arial"/>
-                <w:bCs/>
-                <w:sz w:val="18"/>
-                <w:szCs w:val="18"/>
-                <w:lang w:val="en-SG"/>
-              </w:rPr>
-              <w:t>A</w:t>
-            </w:r>
-            <w:r>
-              <w:rPr>
-                <w:rFonts w:ascii="Arial" w:hAnsi="Arial" w:cs="Arial"/>
-                <w:bCs/>
-                <w:sz w:val="18"/>
-                <w:szCs w:val="18"/>
-                <w:lang w:val="en-SG"/>
-              </w:rPr>
-              <w:t xml:space="preserve">nalysis and </w:t>
-            </w:r>
-            <w:r>
-              <w:rPr>
-                <w:rFonts w:ascii="Arial" w:hAnsi="Arial" w:cs="Arial"/>
-                <w:bCs/>
-                <w:sz w:val="18"/>
-                <w:szCs w:val="18"/>
-                <w:lang w:val="en-SG"/>
-              </w:rPr>
-              <w:t>O</w:t>
-            </w:r>
-            <w:r>
-              <w:rPr>
-                <w:rFonts w:ascii="Arial" w:hAnsi="Arial" w:cs="Arial"/>
-                <w:bCs/>
-                <w:sz w:val="18"/>
-                <w:szCs w:val="18"/>
-                <w:lang w:val="en-SG"/>
-              </w:rPr>
-              <w:t xml:space="preserve">ptimization of </w:t>
-            </w:r>
-            <w:r>
-              <w:rPr>
-                <w:rFonts w:ascii="Arial" w:hAnsi="Arial" w:cs="Arial"/>
-                <w:bCs/>
-                <w:sz w:val="18"/>
-                <w:szCs w:val="18"/>
-                <w:lang w:val="en-SG"/>
-              </w:rPr>
-              <w:t>C</w:t>
-            </w:r>
-            <w:r>
-              <w:rPr>
-                <w:rFonts w:ascii="Arial" w:hAnsi="Arial" w:cs="Arial"/>
-                <w:bCs/>
-                <w:sz w:val="18"/>
-                <w:szCs w:val="18"/>
-                <w:lang w:val="en-SG"/>
-              </w:rPr>
-              <w:t xml:space="preserve">ascaded </w:t>
-            </w:r>
-            <w:r>
-              <w:rPr>
-                <w:rFonts w:ascii="Arial" w:hAnsi="Arial" w:cs="Arial"/>
-                <w:bCs/>
-                <w:sz w:val="18"/>
-                <w:szCs w:val="18"/>
-                <w:lang w:val="en-SG"/>
-              </w:rPr>
-              <w:t>P</w:t>
-            </w:r>
-            <w:r>
-              <w:rPr>
-                <w:rFonts w:ascii="Arial" w:hAnsi="Arial" w:cs="Arial"/>
-                <w:bCs/>
-                <w:sz w:val="18"/>
-                <w:szCs w:val="18"/>
-                <w:lang w:val="en-SG"/>
-              </w:rPr>
-              <w:t xml:space="preserve">ower </w:t>
-            </w:r>
-            <w:r>
-              <w:rPr>
-                <w:rFonts w:ascii="Arial" w:hAnsi="Arial" w:cs="Arial"/>
-                <w:bCs/>
-                <w:sz w:val="18"/>
-                <w:szCs w:val="18"/>
-                <w:lang w:val="en-SG"/>
-              </w:rPr>
-              <w:t>C</w:t>
-            </w:r>
-            <w:r>
-              <w:rPr>
-                <w:rFonts w:ascii="Arial" w:hAnsi="Arial" w:cs="Arial"/>
-                <w:bCs/>
-                <w:sz w:val="18"/>
-                <w:szCs w:val="18"/>
-                <w:lang w:val="en-SG"/>
-              </w:rPr>
-              <w:t>onverters.</w:t>
-            </w:r>
-          </w:p>
-        </w:tc>
-      </w:tr>
-      <w:tr>
-        <w:trPr>
-          <w:trHeight w:val="280"/>
-          <w:jc w:val="center"/>
-        </w:trPr>
-        <w:tc>
-          <w:tcPr>
-            <w:tcW w:w="567" w:type="dxa"/>
-            <w:shd w:val="clear" w:color="auto" w:fill="auto"/>
-            <w:vAlign w:val="center"/>
-          </w:tcPr>
-          <w:p>
-            <w:pPr>
-              <w:pStyle w:val="a5"/>
-              <w:numPr>
-                <w:ilvl w:val="0"/>
-                <w:numId w:val="8"/>
-              </w:numPr>
-              <w:spacing w:line="276" w:lineRule="auto"/>
-              <w:rPr>
-                <w:rFonts w:ascii="Arial" w:hAnsi="Arial" w:cs="Arial"/>
-                <w:sz w:val="18"/>
-                <w:szCs w:val="18"/>
-                <w:lang w:val="en-SG"/>
-              </w:rPr>
-            </w:pPr>
-          </w:p>
-        </w:tc>
-        <w:tc>
-          <w:tcPr>
-            <w:tcW w:w="8957" w:type="dxa"/>
-            <w:vAlign w:val="center"/>
-          </w:tcPr>
-          <w:p>
-            <w:pPr>
-              <w:spacing w:line="276" w:lineRule="auto"/>
-              <w:rPr>
-                <w:rFonts w:ascii="Arial" w:eastAsiaTheme="minorEastAsia" w:hAnsi="Arial" w:cs="Arial"/>
-                <w:sz w:val="18"/>
-                <w:szCs w:val="18"/>
-                <w:lang w:val="en-SG" w:eastAsia="zh-CN"/>
-              </w:rPr>
-            </w:pPr>
-            <w:r>
-              <w:rPr>
-                <w:rFonts w:ascii="Arial" w:eastAsiaTheme="minorEastAsia" w:hAnsi="Arial" w:cs="Arial"/>
-                <w:sz w:val="18"/>
-                <w:szCs w:val="18"/>
-                <w:lang w:val="en-SG" w:eastAsia="zh-CN"/>
-              </w:rPr>
-              <w:t xml:space="preserve">Wireless </w:t>
-            </w:r>
-            <w:r>
-              <w:rPr>
-                <w:rFonts w:ascii="Arial" w:eastAsiaTheme="minorEastAsia" w:hAnsi="Arial" w:cs="Arial"/>
-                <w:sz w:val="18"/>
-                <w:szCs w:val="18"/>
-                <w:lang w:val="en-SG" w:eastAsia="zh-CN"/>
-              </w:rPr>
-              <w:t>P</w:t>
-            </w:r>
-            <w:r>
-              <w:rPr>
-                <w:rFonts w:ascii="Arial" w:eastAsiaTheme="minorEastAsia" w:hAnsi="Arial" w:cs="Arial"/>
-                <w:sz w:val="18"/>
-                <w:szCs w:val="18"/>
-                <w:lang w:val="en-SG" w:eastAsia="zh-CN"/>
-              </w:rPr>
-              <w:t xml:space="preserve">ower </w:t>
-            </w:r>
-            <w:r>
-              <w:rPr>
-                <w:rFonts w:ascii="Arial" w:eastAsiaTheme="minorEastAsia" w:hAnsi="Arial" w:cs="Arial"/>
-                <w:sz w:val="18"/>
-                <w:szCs w:val="18"/>
-                <w:lang w:val="en-SG" w:eastAsia="zh-CN"/>
-              </w:rPr>
-              <w:t>T</w:t>
-            </w:r>
-            <w:r>
-              <w:rPr>
-                <w:rFonts w:ascii="Arial" w:eastAsiaTheme="minorEastAsia" w:hAnsi="Arial" w:cs="Arial"/>
-                <w:sz w:val="18"/>
-                <w:szCs w:val="18"/>
-                <w:lang w:val="en-SG" w:eastAsia="zh-CN"/>
-              </w:rPr>
-              <w:t xml:space="preserve">ransfer, and the </w:t>
-            </w:r>
-            <w:r>
-              <w:rPr>
-                <w:rFonts w:ascii="Arial" w:eastAsiaTheme="minorEastAsia" w:hAnsi="Arial" w:cs="Arial"/>
-                <w:sz w:val="18"/>
-                <w:szCs w:val="18"/>
-                <w:lang w:val="en-SG" w:eastAsia="zh-CN"/>
-              </w:rPr>
-              <w:t>C</w:t>
-            </w:r>
-            <w:r>
-              <w:rPr>
-                <w:rFonts w:ascii="Arial" w:eastAsiaTheme="minorEastAsia" w:hAnsi="Arial" w:cs="Arial"/>
-                <w:sz w:val="18"/>
-                <w:szCs w:val="18"/>
-                <w:lang w:val="en-SG" w:eastAsia="zh-CN"/>
-              </w:rPr>
-              <w:t>urrent</w:t>
-            </w:r>
-            <w:r>
-              <w:rPr>
-                <w:rFonts w:ascii="Arial" w:eastAsiaTheme="minorEastAsia" w:hAnsi="Arial" w:cs="Arial"/>
-                <w:sz w:val="18"/>
-                <w:szCs w:val="18"/>
-                <w:lang w:val="en-SG" w:eastAsia="zh-CN"/>
-              </w:rPr>
-              <w:t xml:space="preserve"> T</w:t>
-            </w:r>
-            <w:r>
-              <w:rPr>
-                <w:rFonts w:ascii="Arial" w:eastAsiaTheme="minorEastAsia" w:hAnsi="Arial" w:cs="Arial"/>
-                <w:sz w:val="18"/>
-                <w:szCs w:val="18"/>
-                <w:lang w:val="en-SG" w:eastAsia="zh-CN"/>
-              </w:rPr>
-              <w:t xml:space="preserve">ransformer-based </w:t>
-            </w:r>
-            <w:r>
-              <w:rPr>
-                <w:rFonts w:ascii="Arial" w:eastAsiaTheme="minorEastAsia" w:hAnsi="Arial" w:cs="Arial"/>
-                <w:sz w:val="18"/>
-                <w:szCs w:val="18"/>
-                <w:lang w:val="en-SG" w:eastAsia="zh-CN"/>
-              </w:rPr>
-              <w:t>A</w:t>
-            </w:r>
-            <w:r>
-              <w:rPr>
-                <w:rFonts w:ascii="Arial" w:eastAsiaTheme="minorEastAsia" w:hAnsi="Arial" w:cs="Arial"/>
-                <w:sz w:val="18"/>
-                <w:szCs w:val="18"/>
-                <w:lang w:val="en-SG" w:eastAsia="zh-CN"/>
-              </w:rPr>
-              <w:t xml:space="preserve">uxiliary </w:t>
-            </w:r>
-            <w:r>
-              <w:rPr>
-                <w:rFonts w:ascii="Arial" w:eastAsiaTheme="minorEastAsia" w:hAnsi="Arial" w:cs="Arial"/>
-                <w:sz w:val="18"/>
-                <w:szCs w:val="18"/>
-                <w:lang w:val="en-SG" w:eastAsia="zh-CN"/>
-              </w:rPr>
-              <w:t>P</w:t>
-            </w:r>
-            <w:r>
-              <w:rPr>
-                <w:rFonts w:ascii="Arial" w:eastAsiaTheme="minorEastAsia" w:hAnsi="Arial" w:cs="Arial"/>
-                <w:sz w:val="18"/>
-                <w:szCs w:val="18"/>
-                <w:lang w:val="en-SG" w:eastAsia="zh-CN"/>
-              </w:rPr>
-              <w:t xml:space="preserve">ower </w:t>
-            </w:r>
-            <w:r>
-              <w:rPr>
-                <w:rFonts w:ascii="Arial" w:eastAsiaTheme="minorEastAsia" w:hAnsi="Arial" w:cs="Arial"/>
-                <w:sz w:val="18"/>
-                <w:szCs w:val="18"/>
-                <w:lang w:val="en-SG" w:eastAsia="zh-CN"/>
-              </w:rPr>
-              <w:t>S</w:t>
-            </w:r>
-            <w:r>
-              <w:rPr>
-                <w:rFonts w:ascii="Arial" w:eastAsiaTheme="minorEastAsia" w:hAnsi="Arial" w:cs="Arial"/>
-                <w:sz w:val="18"/>
-                <w:szCs w:val="18"/>
-                <w:lang w:val="en-SG" w:eastAsia="zh-CN"/>
-              </w:rPr>
-              <w:t xml:space="preserve">upply for </w:t>
-            </w:r>
-            <w:r>
-              <w:rPr>
-                <w:rFonts w:ascii="Arial" w:eastAsiaTheme="minorEastAsia" w:hAnsi="Arial" w:cs="Arial"/>
-                <w:sz w:val="18"/>
-                <w:szCs w:val="18"/>
-                <w:lang w:val="en-SG" w:eastAsia="zh-CN"/>
-              </w:rPr>
-              <w:t>H</w:t>
-            </w:r>
-            <w:r>
-              <w:rPr>
-                <w:rFonts w:ascii="Arial" w:eastAsiaTheme="minorEastAsia" w:hAnsi="Arial" w:cs="Arial"/>
-                <w:sz w:val="18"/>
-                <w:szCs w:val="18"/>
-                <w:lang w:val="en-SG" w:eastAsia="zh-CN"/>
-              </w:rPr>
-              <w:t xml:space="preserve">igh </w:t>
-            </w:r>
-            <w:r>
-              <w:rPr>
-                <w:rFonts w:ascii="Arial" w:eastAsiaTheme="minorEastAsia" w:hAnsi="Arial" w:cs="Arial"/>
-                <w:sz w:val="18"/>
-                <w:szCs w:val="18"/>
-                <w:lang w:val="en-SG" w:eastAsia="zh-CN"/>
-              </w:rPr>
-              <w:t>Galvanic V</w:t>
-            </w:r>
-            <w:r>
-              <w:rPr>
-                <w:rFonts w:ascii="Arial" w:eastAsiaTheme="minorEastAsia" w:hAnsi="Arial" w:cs="Arial"/>
-                <w:sz w:val="18"/>
-                <w:szCs w:val="18"/>
-                <w:lang w:val="en-SG" w:eastAsia="zh-CN"/>
-              </w:rPr>
-              <w:t xml:space="preserve">oltage </w:t>
-            </w:r>
-            <w:r>
-              <w:rPr>
-                <w:rFonts w:ascii="Arial" w:eastAsiaTheme="minorEastAsia" w:hAnsi="Arial" w:cs="Arial"/>
-                <w:sz w:val="18"/>
-                <w:szCs w:val="18"/>
-                <w:lang w:val="en-SG" w:eastAsia="zh-CN"/>
-              </w:rPr>
-              <w:t>C</w:t>
-            </w:r>
-            <w:r>
-              <w:rPr>
-                <w:rFonts w:ascii="Arial" w:eastAsiaTheme="minorEastAsia" w:hAnsi="Arial" w:cs="Arial"/>
-                <w:sz w:val="18"/>
-                <w:szCs w:val="18"/>
-                <w:lang w:val="en-SG" w:eastAsia="zh-CN"/>
-              </w:rPr>
-              <w:t>onsideration.</w:t>
-            </w:r>
-          </w:p>
-        </w:tc>
-      </w:tr>
-      <w:tr>
-        <w:trPr>
-          <w:trHeight w:val="280"/>
-          <w:jc w:val="center"/>
-        </w:trPr>
-        <w:tc>
-          <w:tcPr>
-            <w:tcW w:w="567" w:type="dxa"/>
-            <w:shd w:val="clear" w:color="auto" w:fill="auto"/>
-            <w:vAlign w:val="center"/>
-          </w:tcPr>
-          <w:p>
-            <w:pPr>
-              <w:pStyle w:val="a5"/>
-              <w:numPr>
-                <w:ilvl w:val="0"/>
-                <w:numId w:val="8"/>
-              </w:numPr>
-              <w:spacing w:line="276" w:lineRule="auto"/>
-              <w:rPr>
-                <w:rFonts w:ascii="Arial" w:hAnsi="Arial" w:cs="Arial"/>
-                <w:sz w:val="18"/>
-                <w:szCs w:val="18"/>
-                <w:lang w:val="en-SG"/>
-              </w:rPr>
-            </w:pPr>
-          </w:p>
-        </w:tc>
-        <w:tc>
-          <w:tcPr>
-            <w:tcW w:w="8957" w:type="dxa"/>
-            <w:vAlign w:val="center"/>
-          </w:tcPr>
-          <w:p>
-            <w:pPr>
-              <w:spacing w:line="276" w:lineRule="auto"/>
-              <w:rPr>
-                <w:rFonts w:ascii="Arial" w:eastAsiaTheme="minorEastAsia" w:hAnsi="Arial" w:cs="Arial"/>
-                <w:sz w:val="18"/>
-                <w:szCs w:val="18"/>
-                <w:lang w:val="en-SG" w:eastAsia="zh-CN"/>
-              </w:rPr>
-            </w:pPr>
-            <w:r>
-              <w:rPr>
-                <w:rFonts w:ascii="Arial" w:eastAsiaTheme="minorEastAsia" w:hAnsi="Arial" w:cs="Arial"/>
-                <w:sz w:val="18"/>
-                <w:szCs w:val="18"/>
-                <w:lang w:val="en-SG" w:eastAsia="zh-CN"/>
-              </w:rPr>
-              <w:t xml:space="preserve">Energy </w:t>
-            </w:r>
-            <w:r>
-              <w:rPr>
-                <w:rFonts w:ascii="Arial" w:eastAsiaTheme="minorEastAsia" w:hAnsi="Arial" w:cs="Arial"/>
-                <w:sz w:val="18"/>
-                <w:szCs w:val="18"/>
-                <w:lang w:val="en-SG" w:eastAsia="zh-CN"/>
-              </w:rPr>
-              <w:t>R</w:t>
-            </w:r>
-            <w:r>
-              <w:rPr>
-                <w:rFonts w:ascii="Arial" w:eastAsiaTheme="minorEastAsia" w:hAnsi="Arial" w:cs="Arial"/>
-                <w:sz w:val="18"/>
-                <w:szCs w:val="18"/>
-                <w:lang w:val="en-SG" w:eastAsia="zh-CN"/>
-              </w:rPr>
-              <w:t xml:space="preserve">outer, </w:t>
-            </w:r>
-            <w:r>
-              <w:rPr>
-                <w:rFonts w:ascii="Arial" w:eastAsiaTheme="minorEastAsia" w:hAnsi="Arial" w:cs="Arial"/>
-                <w:sz w:val="18"/>
-                <w:szCs w:val="18"/>
-                <w:lang w:val="en-SG" w:eastAsia="zh-CN"/>
-              </w:rPr>
-              <w:t>V</w:t>
-            </w:r>
-            <w:r>
-              <w:rPr>
-                <w:rFonts w:ascii="Arial" w:eastAsiaTheme="minorEastAsia" w:hAnsi="Arial" w:cs="Arial"/>
-                <w:sz w:val="18"/>
-                <w:szCs w:val="18"/>
-                <w:lang w:val="en-SG" w:eastAsia="zh-CN"/>
-              </w:rPr>
-              <w:t xml:space="preserve">irtual </w:t>
-            </w:r>
-            <w:r>
-              <w:rPr>
-                <w:rFonts w:ascii="Arial" w:eastAsiaTheme="minorEastAsia" w:hAnsi="Arial" w:cs="Arial"/>
-                <w:sz w:val="18"/>
-                <w:szCs w:val="18"/>
-                <w:lang w:val="en-SG" w:eastAsia="zh-CN"/>
-              </w:rPr>
-              <w:t>I</w:t>
-            </w:r>
-            <w:r>
-              <w:rPr>
-                <w:rFonts w:ascii="Arial" w:eastAsiaTheme="minorEastAsia" w:hAnsi="Arial" w:cs="Arial"/>
-                <w:sz w:val="18"/>
-                <w:szCs w:val="18"/>
-                <w:lang w:val="en-SG" w:eastAsia="zh-CN"/>
-              </w:rPr>
-              <w:t xml:space="preserve">nertia, </w:t>
-            </w:r>
-            <w:r>
-              <w:rPr>
-                <w:rFonts w:ascii="Arial" w:eastAsiaTheme="minorEastAsia" w:hAnsi="Arial" w:cs="Arial"/>
-                <w:sz w:val="18"/>
-                <w:szCs w:val="18"/>
-                <w:lang w:val="en-SG" w:eastAsia="zh-CN"/>
-              </w:rPr>
-              <w:t>O</w:t>
-            </w:r>
-            <w:r>
-              <w:rPr>
-                <w:rFonts w:ascii="Arial" w:eastAsiaTheme="minorEastAsia" w:hAnsi="Arial" w:cs="Arial"/>
-                <w:sz w:val="18"/>
-                <w:szCs w:val="18"/>
-                <w:lang w:val="en-SG" w:eastAsia="zh-CN"/>
-              </w:rPr>
-              <w:t xml:space="preserve">ff-grid </w:t>
-            </w:r>
-            <w:r>
-              <w:rPr>
-                <w:rFonts w:ascii="Arial" w:eastAsiaTheme="minorEastAsia" w:hAnsi="Arial" w:cs="Arial"/>
-                <w:sz w:val="18"/>
-                <w:szCs w:val="18"/>
-                <w:lang w:val="en-SG" w:eastAsia="zh-CN"/>
-              </w:rPr>
-              <w:t>F</w:t>
-            </w:r>
-            <w:r>
-              <w:rPr>
-                <w:rFonts w:ascii="Arial" w:eastAsiaTheme="minorEastAsia" w:hAnsi="Arial" w:cs="Arial"/>
-                <w:sz w:val="18"/>
-                <w:szCs w:val="18"/>
-                <w:lang w:val="en-SG" w:eastAsia="zh-CN"/>
-              </w:rPr>
-              <w:t xml:space="preserve">unction, and </w:t>
-            </w:r>
-            <w:r>
-              <w:rPr>
-                <w:rFonts w:ascii="Arial" w:eastAsiaTheme="minorEastAsia" w:hAnsi="Arial" w:cs="Arial"/>
-                <w:sz w:val="18"/>
-                <w:szCs w:val="18"/>
-                <w:lang w:val="en-SG" w:eastAsia="zh-CN"/>
-              </w:rPr>
-              <w:t>P</w:t>
-            </w:r>
-            <w:r>
-              <w:rPr>
-                <w:rFonts w:ascii="Arial" w:eastAsiaTheme="minorEastAsia" w:hAnsi="Arial" w:cs="Arial"/>
-                <w:sz w:val="18"/>
-                <w:szCs w:val="18"/>
-                <w:lang w:val="en-SG" w:eastAsia="zh-CN"/>
-              </w:rPr>
-              <w:t xml:space="preserve">ower </w:t>
-            </w:r>
-            <w:r>
-              <w:rPr>
-                <w:rFonts w:ascii="Arial" w:eastAsiaTheme="minorEastAsia" w:hAnsi="Arial" w:cs="Arial"/>
-                <w:sz w:val="18"/>
-                <w:szCs w:val="18"/>
-                <w:lang w:val="en-SG" w:eastAsia="zh-CN"/>
-              </w:rPr>
-              <w:t>Q</w:t>
-            </w:r>
-            <w:r>
-              <w:rPr>
-                <w:rFonts w:ascii="Arial" w:eastAsiaTheme="minorEastAsia" w:hAnsi="Arial" w:cs="Arial"/>
-                <w:sz w:val="18"/>
-                <w:szCs w:val="18"/>
-                <w:lang w:val="en-SG" w:eastAsia="zh-CN"/>
-              </w:rPr>
-              <w:t xml:space="preserve">uality </w:t>
-            </w:r>
-            <w:r>
-              <w:rPr>
-                <w:rFonts w:ascii="Arial" w:eastAsiaTheme="minorEastAsia" w:hAnsi="Arial" w:cs="Arial"/>
+              <w:spacing w:line="276" w:lineRule="auto"/>
+              <w:rPr>
+                <w:rFonts w:ascii="Arial" w:hAnsi="Arial" w:cs="Arial"/>
+                <w:sz w:val="18"/>
+                <w:szCs w:val="18"/>
+                <w:lang w:val="en-SG"/>
+              </w:rPr>
+            </w:pPr>
+            <w:r>
+              <w:rPr>
+                <w:rFonts w:ascii="Arial" w:hAnsi="Arial" w:cs="Arial"/>
+                <w:sz w:val="18"/>
+                <w:szCs w:val="18"/>
+                <w:lang w:val="en-SG"/>
+              </w:rPr>
+              <w:t>2018-2020</w:t>
+            </w:r>
+          </w:p>
+        </w:tc>
+        <w:tc>
+          <w:tcPr>
+            <w:tcW w:w="5953" w:type="dxa"/>
+            <w:vAlign w:val="center"/>
+          </w:tcPr>
+          <w:p>
+            <w:pPr>
+              <w:spacing w:line="276" w:lineRule="auto"/>
+              <w:jc w:val="both"/>
+              <w:rPr>
+                <w:rFonts w:ascii="Arial" w:eastAsiaTheme="minorEastAsia" w:hAnsi="Arial" w:cs="Arial"/>
+                <w:sz w:val="18"/>
+                <w:szCs w:val="18"/>
+                <w:lang w:val="en-SG" w:eastAsia="zh-CN"/>
+              </w:rPr>
+            </w:pPr>
+            <w:r>
+              <w:rPr>
+                <w:rFonts w:ascii="Arial" w:eastAsiaTheme="minorEastAsia" w:hAnsi="Arial" w:cs="Arial"/>
+                <w:sz w:val="18"/>
+                <w:szCs w:val="18"/>
+                <w:lang w:val="en-SG" w:eastAsia="zh-CN"/>
+              </w:rPr>
+              <w:t>Hunan Science and Technology Innovation Plan Project (2017XK2104), China</w:t>
+            </w:r>
+          </w:p>
+        </w:tc>
+        <w:tc>
+          <w:tcPr>
+            <w:tcW w:w="1711" w:type="dxa"/>
+          </w:tcPr>
+          <w:p>
+            <w:pPr>
+              <w:spacing w:line="276" w:lineRule="auto"/>
+              <w:jc w:val="both"/>
+              <w:rPr>
+                <w:rFonts w:ascii="Arial" w:eastAsiaTheme="minorEastAsia" w:hAnsi="Arial" w:cs="Arial"/>
+                <w:sz w:val="18"/>
+                <w:szCs w:val="18"/>
+                <w:lang w:val="en-SG" w:eastAsia="zh-CN"/>
+              </w:rPr>
+            </w:pPr>
+            <w:r>
+              <w:rPr>
+                <w:rFonts w:ascii="Arial" w:eastAsiaTheme="minorEastAsia" w:hAnsi="Arial" w:cs="Arial"/>
+                <w:sz w:val="18"/>
+                <w:szCs w:val="18"/>
+                <w:lang w:val="en-SG" w:eastAsia="zh-CN"/>
+              </w:rPr>
+              <w:t>¥</w:t>
+            </w:r>
+            <w:r>
+              <w:rPr>
+                <w:rFonts w:ascii="Arial" w:eastAsiaTheme="minorEastAsia" w:hAnsi="Arial" w:cs="Arial"/>
+                <w:sz w:val="18"/>
+                <w:szCs w:val="18"/>
+                <w:lang w:val="en-SG" w:eastAsia="zh-CN"/>
+              </w:rPr>
+              <w:t xml:space="preserve"> 5 </w:t>
+            </w:r>
+            <w:r>
+              <w:rPr>
+                <w:rFonts w:ascii="Arial" w:eastAsiaTheme="minorEastAsia" w:hAnsi="Arial" w:cs="Arial" w:hint="eastAsia"/>
                 <w:sz w:val="18"/>
                 <w:szCs w:val="18"/>
                 <w:lang w:val="en-SG" w:eastAsia="zh-CN"/>
               </w:rPr>
               <w:t>M</w:t>
-            </w:r>
-            <w:r>
-              <w:rPr>
-                <w:rFonts w:ascii="Arial" w:eastAsiaTheme="minorEastAsia" w:hAnsi="Arial" w:cs="Arial"/>
-                <w:sz w:val="18"/>
-                <w:szCs w:val="18"/>
-                <w:lang w:val="en-SG" w:eastAsia="zh-CN"/>
-              </w:rPr>
-              <w:t>anagement.</w:t>
-            </w:r>
-          </w:p>
-        </w:tc>
-      </w:tr>
-      <w:tr>
-        <w:trPr>
-          <w:trHeight w:val="280"/>
-          <w:jc w:val="center"/>
-        </w:trPr>
-        <w:tc>
-          <w:tcPr>
-            <w:tcW w:w="567" w:type="dxa"/>
-            <w:shd w:val="clear" w:color="auto" w:fill="auto"/>
-            <w:vAlign w:val="center"/>
-          </w:tcPr>
-          <w:p>
-            <w:pPr>
-              <w:pStyle w:val="a5"/>
-              <w:numPr>
-                <w:ilvl w:val="0"/>
-                <w:numId w:val="8"/>
-              </w:numPr>
-              <w:spacing w:line="276" w:lineRule="auto"/>
-              <w:rPr>
-                <w:rFonts w:ascii="Arial" w:hAnsi="Arial" w:cs="Arial"/>
-                <w:sz w:val="18"/>
-                <w:szCs w:val="18"/>
-                <w:lang w:val="en-SG"/>
-              </w:rPr>
-            </w:pPr>
-          </w:p>
-        </w:tc>
-        <w:tc>
-          <w:tcPr>
-            <w:tcW w:w="8957" w:type="dxa"/>
-            <w:vAlign w:val="center"/>
-          </w:tcPr>
-          <w:p>
-            <w:pPr>
-              <w:spacing w:line="276" w:lineRule="auto"/>
-              <w:rPr>
-                <w:rFonts w:ascii="Arial" w:eastAsiaTheme="minorEastAsia" w:hAnsi="Arial" w:cs="Arial"/>
-                <w:sz w:val="18"/>
-                <w:szCs w:val="18"/>
-                <w:lang w:val="en-SG" w:eastAsia="zh-CN"/>
-              </w:rPr>
-            </w:pPr>
-            <w:r>
-              <w:rPr>
-                <w:rFonts w:ascii="Arial" w:eastAsiaTheme="minorEastAsia" w:hAnsi="Arial" w:cs="Arial"/>
-                <w:sz w:val="18"/>
-                <w:szCs w:val="18"/>
-                <w:lang w:val="en-SG" w:eastAsia="zh-CN"/>
-              </w:rPr>
-              <w:t xml:space="preserve">Artificial </w:t>
-            </w:r>
-            <w:r>
-              <w:rPr>
-                <w:rFonts w:ascii="Arial" w:eastAsiaTheme="minorEastAsia" w:hAnsi="Arial" w:cs="Arial"/>
-                <w:sz w:val="18"/>
-                <w:szCs w:val="18"/>
-                <w:lang w:val="en-SG" w:eastAsia="zh-CN"/>
-              </w:rPr>
-              <w:t>I</w:t>
-            </w:r>
-            <w:r>
-              <w:rPr>
-                <w:rFonts w:ascii="Arial" w:eastAsiaTheme="minorEastAsia" w:hAnsi="Arial" w:cs="Arial"/>
-                <w:sz w:val="18"/>
-                <w:szCs w:val="18"/>
-                <w:lang w:val="en-SG" w:eastAsia="zh-CN"/>
-              </w:rPr>
-              <w:t>ntelligence-based</w:t>
-            </w:r>
-            <w:r>
-              <w:rPr>
-                <w:rFonts w:ascii="Arial" w:eastAsiaTheme="minorEastAsia" w:hAnsi="Arial" w:cs="Arial"/>
-                <w:sz w:val="18"/>
-                <w:szCs w:val="18"/>
-                <w:lang w:val="en-SG" w:eastAsia="zh-CN"/>
-              </w:rPr>
-              <w:t xml:space="preserve"> </w:t>
-            </w:r>
-            <w:r>
-              <w:rPr>
-                <w:rFonts w:ascii="Arial" w:eastAsiaTheme="minorEastAsia" w:hAnsi="Arial" w:cs="Arial"/>
-                <w:sz w:val="18"/>
-                <w:szCs w:val="18"/>
-                <w:lang w:val="en-SG" w:eastAsia="zh-CN"/>
-              </w:rPr>
-              <w:t>P</w:t>
-            </w:r>
-            <w:r>
-              <w:rPr>
-                <w:rFonts w:ascii="Arial" w:eastAsiaTheme="minorEastAsia" w:hAnsi="Arial" w:cs="Arial"/>
-                <w:sz w:val="18"/>
-                <w:szCs w:val="18"/>
-                <w:lang w:val="en-SG" w:eastAsia="zh-CN"/>
-              </w:rPr>
-              <w:t xml:space="preserve">ower </w:t>
-            </w:r>
-            <w:r>
-              <w:rPr>
-                <w:rFonts w:ascii="Arial" w:eastAsiaTheme="minorEastAsia" w:hAnsi="Arial" w:cs="Arial"/>
-                <w:sz w:val="18"/>
-                <w:szCs w:val="18"/>
-                <w:lang w:val="en-SG" w:eastAsia="zh-CN"/>
-              </w:rPr>
-              <w:t>C</w:t>
-            </w:r>
-            <w:r>
-              <w:rPr>
-                <w:rFonts w:ascii="Arial" w:eastAsiaTheme="minorEastAsia" w:hAnsi="Arial" w:cs="Arial"/>
-                <w:sz w:val="18"/>
-                <w:szCs w:val="18"/>
-                <w:lang w:val="en-SG" w:eastAsia="zh-CN"/>
-              </w:rPr>
-              <w:t xml:space="preserve">onverter </w:t>
-            </w:r>
-            <w:r>
-              <w:rPr>
-                <w:rFonts w:ascii="Arial" w:eastAsiaTheme="minorEastAsia" w:hAnsi="Arial" w:cs="Arial"/>
-                <w:sz w:val="18"/>
-                <w:szCs w:val="18"/>
-                <w:lang w:val="en-SG" w:eastAsia="zh-CN"/>
-              </w:rPr>
-              <w:t>D</w:t>
-            </w:r>
-            <w:r>
-              <w:rPr>
-                <w:rFonts w:ascii="Arial" w:eastAsiaTheme="minorEastAsia" w:hAnsi="Arial" w:cs="Arial"/>
-                <w:sz w:val="18"/>
-                <w:szCs w:val="18"/>
-                <w:lang w:val="en-SG" w:eastAsia="zh-CN"/>
-              </w:rPr>
-              <w:t xml:space="preserve">esign and </w:t>
-            </w:r>
-            <w:r>
-              <w:rPr>
-                <w:rFonts w:ascii="Arial" w:eastAsiaTheme="minorEastAsia" w:hAnsi="Arial" w:cs="Arial"/>
-                <w:sz w:val="18"/>
-                <w:szCs w:val="18"/>
-                <w:lang w:val="en-SG" w:eastAsia="zh-CN"/>
-              </w:rPr>
-              <w:t>O</w:t>
-            </w:r>
-            <w:r>
-              <w:rPr>
-                <w:rFonts w:ascii="Arial" w:eastAsiaTheme="minorEastAsia" w:hAnsi="Arial" w:cs="Arial"/>
-                <w:sz w:val="18"/>
-                <w:szCs w:val="18"/>
-                <w:lang w:val="en-SG" w:eastAsia="zh-CN"/>
-              </w:rPr>
-              <w:t>ptimization.</w:t>
             </w:r>
           </w:p>
         </w:tc>
@@ -4001,30 +3538,12 @@
             </w:pPr>
             <w:r>
               <w:rPr>
-                <w:rFonts w:ascii="Arial" w:eastAsiaTheme="minorEastAsia" w:hAnsi="Arial" w:cs="Arial" w:hint="eastAsia"/>
+                <w:rFonts w:ascii="Arial" w:eastAsiaTheme="minorEastAsia" w:hAnsi="Arial" w:cs="Arial"/>
                 <w:sz w:val="18"/>
                 <w:szCs w:val="18"/>
                 <w:lang w:eastAsia="zh-CN"/>
               </w:rPr>
-              <w:t>4</w:t>
-            </w:r>
-            <w:r>
-              <w:rPr>
-                <w:rFonts w:ascii="Arial" w:eastAsiaTheme="minorEastAsia" w:hAnsi="Arial" w:cs="Arial"/>
-                <w:sz w:val="18"/>
-                <w:szCs w:val="18"/>
-                <w:lang w:eastAsia="zh-CN"/>
-              </w:rPr>
-              <w:t>1</w:t>
-            </w:r>
-            <w:r>
-              <w:rPr>
-                <w:rFonts w:ascii="Arial" w:eastAsiaTheme="minorEastAsia" w:hAnsi="Arial" w:cs="Arial"/>
-                <w:sz w:val="18"/>
-                <w:szCs w:val="18"/>
-                <w:lang w:eastAsia="zh-CN"/>
-              </w:rPr>
-              <w:t>2</w:t>
+              <w:t>444</w:t>
             </w:r>
           </w:p>
         </w:tc>
@@ -4105,66 +3624,57 @@
                 <w:szCs w:val="18"/>
                 <w:lang w:eastAsia="zh-CN"/>
               </w:rPr>
-              <w:t>1</w:t>
-            </w:r>
-            <w:r>
+              <w:t>220</w:t>
+            </w:r>
+          </w:p>
+        </w:tc>
+        <w:tc>
+          <w:tcPr>
+            <w:tcW w:w="1308" w:type="pct"/>
+          </w:tcPr>
+          <w:p>
+            <w:pPr>
+              <w:spacing w:line="276" w:lineRule="auto"/>
+              <w:jc w:val="center"/>
+              <w:rPr>
+                <w:rFonts w:ascii="Arial" w:eastAsia="Times" w:hAnsi="Arial" w:cs="Arial"/>
+                <w:sz w:val="18"/>
+                <w:szCs w:val="18"/>
+              </w:rPr>
+            </w:pPr>
+            <w:r>
+              <w:rPr>
+                <w:rFonts w:ascii="Arial" w:eastAsia="Times" w:hAnsi="Arial" w:cs="Arial"/>
+                <w:sz w:val="18"/>
+                <w:szCs w:val="18"/>
+              </w:rPr>
+              <w:t>293</w:t>
+            </w:r>
+          </w:p>
+        </w:tc>
+        <w:tc>
+          <w:tcPr>
+            <w:tcW w:w="923" w:type="pct"/>
+          </w:tcPr>
+          <w:p>
+            <w:pPr>
+              <w:spacing w:line="276" w:lineRule="auto"/>
+              <w:jc w:val="center"/>
               <w:rPr>
                 <w:rFonts w:ascii="Arial" w:eastAsiaTheme="minorEastAsia" w:hAnsi="Arial" w:cs="Arial"/>
                 <w:sz w:val="18"/>
                 <w:szCs w:val="18"/>
                 <w:lang w:eastAsia="zh-CN"/>
               </w:rPr>
-              <w:t>85</w:t>
-            </w:r>
-          </w:p>
-        </w:tc>
-        <w:tc>
-          <w:tcPr>
-            <w:tcW w:w="1308" w:type="pct"/>
-          </w:tcPr>
-          <w:p>
-            <w:pPr>
-              <w:spacing w:line="276" w:lineRule="auto"/>
-              <w:jc w:val="center"/>
-              <w:rPr>
-                <w:rFonts w:ascii="Arial" w:eastAsia="Times" w:hAnsi="Arial" w:cs="Arial"/>
-                <w:sz w:val="18"/>
-                <w:szCs w:val="18"/>
-              </w:rPr>
-            </w:pPr>
-            <w:r>
-              <w:rPr>
-                <w:rFonts w:ascii="Arial" w:eastAsia="Times" w:hAnsi="Arial" w:cs="Arial"/>
-                <w:sz w:val="18"/>
-                <w:szCs w:val="18"/>
-              </w:rPr>
-              <w:t>246</w:t>
-            </w:r>
-          </w:p>
-        </w:tc>
-        <w:tc>
-          <w:tcPr>
-            <w:tcW w:w="923" w:type="pct"/>
-          </w:tcPr>
-          <w:p>
-            <w:pPr>
-              <w:spacing w:line="276" w:lineRule="auto"/>
-              <w:jc w:val="center"/>
+            </w:pPr>
+            <w:r>
               <w:rPr>
                 <w:rFonts w:ascii="Arial" w:eastAsiaTheme="minorEastAsia" w:hAnsi="Arial" w:cs="Arial"/>
                 <w:sz w:val="18"/>
                 <w:szCs w:val="18"/>
                 <w:lang w:eastAsia="zh-CN"/>
               </w:rPr>
-            </w:pPr>
-            <w:r>
-              <w:rPr>
-                <w:rFonts w:ascii="Arial" w:eastAsiaTheme="minorEastAsia" w:hAnsi="Arial" w:cs="Arial"/>
-                <w:sz w:val="18"/>
-                <w:szCs w:val="18"/>
-                <w:lang w:eastAsia="zh-CN"/>
-              </w:rPr>
-              <w:t>9</w:t>
+              <w:t>10</w:t>
             </w:r>
           </w:p>
         </w:tc>
@@ -4235,23 +3745,7 @@
                 <w:sz w:val="18"/>
                 <w:szCs w:val="18"/>
               </w:rPr>
-              <w:t>4</w:t>
-            </w:r>
-            <w:r>
-              <w:rPr>
-                <w:rFonts w:ascii="Arial" w:eastAsia="Times" w:hAnsi="Arial" w:cs="Arial"/>
-                <w:sz w:val="18"/>
-                <w:szCs w:val="18"/>
-              </w:rPr>
-              <w:t>3</w:t>
-            </w:r>
-            <w:r>
-              <w:rPr>
-                <w:rFonts w:ascii="Arial" w:eastAsia="Times" w:hAnsi="Arial" w:cs="Arial"/>
-                <w:sz w:val="18"/>
-                <w:szCs w:val="18"/>
-              </w:rPr>
-              <w:t>9</w:t>
+              <w:t>512</w:t>
             </w:r>
           </w:p>
         </w:tc>
@@ -4277,7 +3771,7 @@
                 <w:szCs w:val="18"/>
                 <w:lang w:eastAsia="zh-CN"/>
               </w:rPr>
-              <w:t>13</w:t>
+              <w:t>14</w:t>
             </w:r>
           </w:p>
         </w:tc>
@@ -14781,6 +14275,114 @@
             </w:pPr>
             <w:r>
               <w:rPr>
+                <w:rFonts w:ascii="Arial" w:hAnsi="Arial" w:cs="Arial"/>
+                <w:sz w:val="18"/>
+                <w:szCs w:val="18"/>
+                <w:lang w:val="en-SG"/>
+              </w:rPr>
+              <w:t xml:space="preserve">A. Luo, </w:t>
+            </w:r>
+            <w:r>
+              <w:rPr>
+                <w:rFonts w:ascii="Arial" w:hAnsi="Arial" w:cs="Arial"/>
+                <w:b/>
+                <w:sz w:val="18"/>
+                <w:szCs w:val="18"/>
+                <w:lang w:val="en-SG"/>
+              </w:rPr>
+              <w:t>Z. Xiao</w:t>
+            </w:r>
+            <w:r>
+              <w:rPr>
+                <w:rFonts w:ascii="Arial" w:hAnsi="Arial" w:cs="Arial"/>
+                <w:sz w:val="18"/>
+                <w:szCs w:val="18"/>
+                <w:lang w:val="en-SG"/>
+              </w:rPr>
+              <w:t xml:space="preserve"> </w:t>
+            </w:r>
+            <w:r>
+              <w:rPr>
+                <w:rFonts w:ascii="Arial" w:hAnsi="Arial" w:cs="Arial"/>
+                <w:i/>
+                <w:sz w:val="18"/>
+                <w:szCs w:val="18"/>
+                <w:lang w:val="en-SG"/>
+              </w:rPr>
+              <w:t>et al.,</w:t>
+            </w:r>
+            <w:r>
+              <w:rPr>
+                <w:rFonts w:ascii="Arial" w:hAnsi="Arial" w:cs="Arial"/>
+                <w:sz w:val="18"/>
+                <w:szCs w:val="18"/>
+                <w:lang w:val="en-SG"/>
+              </w:rPr>
+              <w:t xml:space="preserve"> SWITCHED CAPACITOR RESONANT VOLTAGE-MULTIPLYING RECTIFIER CONVERTER, AND A CONTROL METHOD AND A CONTROL SYSTEM THEREOF. WO2023005270A1.</w:t>
+            </w:r>
+          </w:p>
+        </w:tc>
+        <w:tc>
+          <w:tcPr>
+            <w:tcW w:w="1418" w:type="dxa"/>
+          </w:tcPr>
+          <w:p>
+            <w:pPr>
+              <w:spacing w:line="276" w:lineRule="auto"/>
+              <w:jc w:val="both"/>
+              <w:rPr>
+                <w:rFonts w:ascii="Arial" w:eastAsiaTheme="minorEastAsia" w:hAnsi="Arial" w:cs="Arial"/>
+                <w:sz w:val="18"/>
+                <w:szCs w:val="18"/>
+                <w:lang w:val="en-SG" w:eastAsia="zh-CN"/>
+              </w:rPr>
+            </w:pPr>
+          </w:p>
+        </w:tc>
+      </w:tr>
+      <w:tr>
+        <w:trPr>
+          <w:jc w:val="center"/>
+        </w:trPr>
+        <w:tc>
+          <w:tcPr>
+            <w:tcW w:w="567" w:type="dxa"/>
+            <w:shd w:val="clear" w:color="auto" w:fill="auto"/>
+          </w:tcPr>
+          <w:p>
+            <w:pPr>
+              <w:pStyle w:val="a5"/>
+              <w:numPr>
+                <w:ilvl w:val="0"/>
+                <w:numId w:val="5"/>
+              </w:numPr>
+              <w:spacing w:line="276" w:lineRule="auto"/>
+              <w:rPr>
+                <w:rFonts w:ascii="Arial" w:eastAsiaTheme="minorEastAsia" w:hAnsi="Arial" w:cs="Arial"/>
+                <w:sz w:val="18"/>
+                <w:szCs w:val="18"/>
+                <w:lang w:val="en-SG" w:eastAsia="zh-CN"/>
+              </w:rPr>
+            </w:pPr>
+          </w:p>
+        </w:tc>
+        <w:tc>
+          <w:tcPr>
+            <w:tcW w:w="6973" w:type="dxa"/>
+          </w:tcPr>
+          <w:p>
+            <w:pPr>
+              <w:spacing w:line="276" w:lineRule="auto"/>
+              <w:jc w:val="both"/>
+              <w:rPr>
+                <w:rFonts w:ascii="Arial" w:hAnsi="Arial" w:cs="Arial"/>
+                <w:sz w:val="18"/>
+                <w:szCs w:val="18"/>
+                <w:lang w:val="en-SG"/>
+              </w:rPr>
+            </w:pPr>
+            <w:r>
+              <w:rPr>
                 <w:rFonts w:ascii="Arial" w:eastAsiaTheme="minorEastAsia" w:hAnsi="Arial" w:cs="Arial"/>
                 <w:sz w:val="18"/>
                 <w:szCs w:val="18"/>
@@ -16972,6 +16574,218 @@
           </w:p>
         </w:tc>
       </w:tr>
+      <w:tr>
+        <w:trPr>
+          <w:jc w:val="center"/>
+        </w:trPr>
+        <w:tc>
+          <w:tcPr>
+            <w:tcW w:w="567" w:type="dxa"/>
+            <w:shd w:val="clear" w:color="auto" w:fill="auto"/>
+            <w:vAlign w:val="center"/>
+          </w:tcPr>
+          <w:p>
+            <w:pPr>
+              <w:pStyle w:val="a5"/>
+              <w:numPr>
+                <w:ilvl w:val="0"/>
+                <w:numId w:val="6"/>
+              </w:numPr>
+              <w:spacing w:line="276" w:lineRule="auto"/>
+              <w:rPr>
+                <w:rFonts w:ascii="Arial" w:eastAsiaTheme="minorEastAsia" w:hAnsi="Arial" w:cs="Arial"/>
+                <w:sz w:val="18"/>
+                <w:szCs w:val="18"/>
+                <w:lang w:val="en-SG" w:eastAsia="zh-CN"/>
+              </w:rPr>
+            </w:pPr>
+          </w:p>
+        </w:tc>
+        <w:tc>
+          <w:tcPr>
+            <w:tcW w:w="7880" w:type="dxa"/>
+            <w:vAlign w:val="center"/>
+          </w:tcPr>
+          <w:p>
+            <w:pPr>
+              <w:spacing w:line="276" w:lineRule="auto"/>
+              <w:jc w:val="both"/>
+              <w:rPr>
+                <w:rFonts w:ascii="Arial" w:eastAsiaTheme="minorEastAsia" w:hAnsi="Arial" w:cs="Arial"/>
+                <w:sz w:val="18"/>
+                <w:szCs w:val="18"/>
+                <w:lang w:val="en-SG" w:eastAsia="zh-CN"/>
+              </w:rPr>
+            </w:pPr>
+            <w:r>
+              <w:rPr>
+                <w:rFonts w:ascii="Arial" w:eastAsiaTheme="minorEastAsia" w:hAnsi="Arial" w:cs="Arial"/>
+                <w:sz w:val="18"/>
+                <w:szCs w:val="18"/>
+                <w:lang w:val="en-SG" w:eastAsia="zh-CN"/>
+              </w:rPr>
+              <w:t xml:space="preserve">Special Issue Guest Editor </w:t>
+            </w:r>
+            <w:r>
+              <w:rPr>
+                <w:rFonts w:ascii="Arial" w:eastAsiaTheme="minorEastAsia" w:hAnsi="Arial" w:cs="Arial" w:hint="eastAsia"/>
+                <w:sz w:val="18"/>
+                <w:szCs w:val="18"/>
+                <w:lang w:val="en-SG" w:eastAsia="zh-CN"/>
+              </w:rPr>
+              <w:t>for</w:t>
+            </w:r>
+            <w:r>
+              <w:rPr>
+                <w:rFonts w:ascii="Arial" w:eastAsiaTheme="minorEastAsia" w:hAnsi="Arial" w:cs="Arial"/>
+                <w:sz w:val="18"/>
+                <w:szCs w:val="18"/>
+                <w:lang w:val="en-SG" w:eastAsia="zh-CN"/>
+              </w:rPr>
+              <w:t xml:space="preserve"> </w:t>
+            </w:r>
+            <w:r>
+              <w:rPr>
+                <w:rFonts w:ascii="Arial" w:eastAsiaTheme="minorEastAsia" w:hAnsi="Arial" w:cs="Arial" w:hint="eastAsia"/>
+                <w:i/>
+                <w:iCs/>
+                <w:sz w:val="18"/>
+                <w:szCs w:val="18"/>
+                <w:lang w:val="en-SG" w:eastAsia="zh-CN"/>
+              </w:rPr>
+              <w:t>Electronics</w:t>
+            </w:r>
+            <w:r>
+              <w:rPr>
+                <w:rFonts w:ascii="Arial" w:eastAsiaTheme="minorEastAsia" w:hAnsi="Arial" w:cs="Arial"/>
+                <w:i/>
+                <w:iCs/>
+                <w:sz w:val="18"/>
+                <w:szCs w:val="18"/>
+                <w:lang w:val="en-SG" w:eastAsia="zh-CN"/>
+              </w:rPr>
+              <w:t xml:space="preserve"> </w:t>
+            </w:r>
+            <w:r>
+              <w:rPr>
+                <w:rFonts w:ascii="Arial" w:eastAsiaTheme="minorEastAsia" w:hAnsi="Arial" w:cs="Arial" w:hint="eastAsia"/>
+                <w:sz w:val="18"/>
+                <w:szCs w:val="18"/>
+                <w:lang w:val="en-SG" w:eastAsia="zh-CN"/>
+              </w:rPr>
+              <w:t>Journal</w:t>
+            </w:r>
+            <w:r>
+              <w:rPr>
+                <w:rFonts w:ascii="Arial" w:eastAsiaTheme="minorEastAsia" w:hAnsi="Arial" w:cs="Arial"/>
+                <w:sz w:val="18"/>
+                <w:szCs w:val="18"/>
+                <w:lang w:val="en-SG" w:eastAsia="zh-CN"/>
+              </w:rPr>
+              <w:t xml:space="preserve"> "Power Converters</w:t>
+            </w:r>
+            <w:r>
+              <w:rPr>
+                <w:rFonts w:ascii="Arial" w:eastAsiaTheme="minorEastAsia" w:hAnsi="Arial" w:cs="Arial"/>
+                <w:sz w:val="18"/>
+                <w:szCs w:val="18"/>
+                <w:lang w:val="en-SG" w:eastAsia="zh-CN"/>
+              </w:rPr>
+              <w:t xml:space="preserve"> </w:t>
+            </w:r>
+            <w:r>
+              <w:rPr>
+                <w:rFonts w:ascii="Arial" w:eastAsiaTheme="minorEastAsia" w:hAnsi="Arial" w:cs="Arial" w:hint="eastAsia"/>
+                <w:sz w:val="18"/>
+                <w:szCs w:val="18"/>
+                <w:lang w:val="en-SG" w:eastAsia="zh-CN"/>
+              </w:rPr>
+              <w:t>and</w:t>
+            </w:r>
+            <w:r>
+              <w:rPr>
+                <w:rFonts w:ascii="Arial" w:eastAsiaTheme="minorEastAsia" w:hAnsi="Arial" w:cs="Arial"/>
+                <w:sz w:val="18"/>
+                <w:szCs w:val="18"/>
+                <w:lang w:val="en-SG" w:eastAsia="zh-CN"/>
+              </w:rPr>
+              <w:t xml:space="preserve"> </w:t>
+            </w:r>
+            <w:r>
+              <w:rPr>
+                <w:rFonts w:ascii="Arial" w:eastAsiaTheme="minorEastAsia" w:hAnsi="Arial" w:cs="Arial" w:hint="eastAsia"/>
+                <w:sz w:val="18"/>
+                <w:szCs w:val="18"/>
+                <w:lang w:val="en-SG" w:eastAsia="zh-CN"/>
+              </w:rPr>
+              <w:t>Multilevel</w:t>
+            </w:r>
+            <w:r>
+              <w:rPr>
+                <w:rFonts w:ascii="Arial" w:eastAsiaTheme="minorEastAsia" w:hAnsi="Arial" w:cs="Arial"/>
+                <w:sz w:val="18"/>
+                <w:szCs w:val="18"/>
+                <w:lang w:val="en-SG" w:eastAsia="zh-CN"/>
+              </w:rPr>
+              <w:t xml:space="preserve"> </w:t>
+            </w:r>
+            <w:r>
+              <w:rPr>
+                <w:rFonts w:ascii="Arial" w:eastAsiaTheme="minorEastAsia" w:hAnsi="Arial" w:cs="Arial" w:hint="eastAsia"/>
+                <w:sz w:val="18"/>
+                <w:szCs w:val="18"/>
+                <w:lang w:val="en-SG" w:eastAsia="zh-CN"/>
+              </w:rPr>
+              <w:t>Converters</w:t>
+            </w:r>
+            <w:r>
+              <w:rPr>
+                <w:rFonts w:ascii="Arial" w:eastAsiaTheme="minorEastAsia" w:hAnsi="Arial" w:cs="Arial"/>
+                <w:sz w:val="18"/>
+                <w:szCs w:val="18"/>
+                <w:lang w:val="en-SG" w:eastAsia="zh-CN"/>
+              </w:rPr>
+              <w:t>"</w:t>
+            </w:r>
+          </w:p>
+        </w:tc>
+        <w:tc>
+          <w:tcPr>
+            <w:tcW w:w="907" w:type="dxa"/>
+            <w:vAlign w:val="center"/>
+          </w:tcPr>
+          <w:p>
+            <w:pPr>
+              <w:spacing w:line="276" w:lineRule="auto"/>
+              <w:jc w:val="both"/>
+              <w:rPr>
+                <w:rFonts w:ascii="Arial" w:eastAsiaTheme="minorEastAsia" w:hAnsi="Arial" w:cs="Arial"/>
+                <w:sz w:val="18"/>
+                <w:szCs w:val="18"/>
+                <w:lang w:val="en-SG" w:eastAsia="zh-CN"/>
+              </w:rPr>
+            </w:pPr>
+            <w:r>
+              <w:rPr>
+                <w:rFonts w:ascii="Arial" w:eastAsiaTheme="minorEastAsia" w:hAnsi="Arial" w:cs="Arial" w:hint="eastAsia"/>
+                <w:sz w:val="18"/>
+                <w:szCs w:val="18"/>
+                <w:lang w:val="en-SG" w:eastAsia="zh-CN"/>
+              </w:rPr>
+              <w:t>2</w:t>
+            </w:r>
+            <w:r>
+              <w:rPr>
+                <w:rFonts w:ascii="Arial" w:eastAsiaTheme="minorEastAsia" w:hAnsi="Arial" w:cs="Arial"/>
+                <w:sz w:val="18"/>
+                <w:szCs w:val="18"/>
+                <w:lang w:val="en-SG" w:eastAsia="zh-CN"/>
+              </w:rPr>
+              <w:t>025</w:t>
+            </w:r>
+          </w:p>
+        </w:tc>
+      </w:tr>
     </w:tbl>
     <w:p>
       <w:pPr>
@@ -17023,8 +16837,8 @@
       </w:tblPr>
       <w:tblGrid>
         <w:gridCol w:w="556"/>
-        <w:gridCol w:w="7631"/>
-        <w:gridCol w:w="885"/>
+        <w:gridCol w:w="7236"/>
+        <w:gridCol w:w="1280"/>
       </w:tblGrid>
       <w:tr>
         <w:trPr>
@@ -17051,7 +16865,7 @@
         </w:tc>
         <w:tc>
           <w:tcPr>
-            <w:tcW w:w="7631" w:type="dxa"/>
+            <w:tcW w:w="7236" w:type="dxa"/>
             <w:shd w:val="clear" w:color="auto" w:fill="D9D9D9"/>
             <w:vAlign w:val="center"/>
           </w:tcPr>
@@ -17120,7 +16934,7 @@
         </w:tc>
         <w:tc>
           <w:tcPr>
-            <w:tcW w:w="885" w:type="dxa"/>
+            <w:tcW w:w="1280" w:type="dxa"/>
             <w:shd w:val="clear" w:color="auto" w:fill="D9D9D9"/>
             <w:vAlign w:val="center"/>
           </w:tcPr>
@@ -17178,7 +16992,7 @@
         </w:tc>
         <w:tc>
           <w:tcPr>
-            <w:tcW w:w="7631" w:type="dxa"/>
+            <w:tcW w:w="7236" w:type="dxa"/>
             <w:vAlign w:val="center"/>
           </w:tcPr>
           <w:p>
@@ -17220,7 +17034,7 @@
         </w:tc>
         <w:tc>
           <w:tcPr>
-            <w:tcW w:w="885" w:type="dxa"/>
+            <w:tcW w:w="1280" w:type="dxa"/>
             <w:vAlign w:val="center"/>
           </w:tcPr>
           <w:p>
@@ -17241,6 +17055,15 @@
                 <w:lang w:val="en-SG" w:eastAsia="zh-CN"/>
               </w:rPr>
               <w:t>2023</w:t>
+            </w:r>
+            <w:r>
+              <w:rPr>
+                <w:rFonts w:ascii="Arial" w:eastAsiaTheme="minorEastAsia" w:hAnsi="Arial" w:cs="Arial"/>
+                <w:sz w:val="18"/>
+                <w:szCs w:val="18"/>
+                <w:lang w:val="en-SG" w:eastAsia="zh-CN"/>
+              </w:rPr>
+              <w:t xml:space="preserve"> Fall</w:t>
             </w:r>
           </w:p>
         </w:tc>
@@ -17275,7 +17098,7 @@
         </w:tc>
         <w:tc>
           <w:tcPr>
-            <w:tcW w:w="7631" w:type="dxa"/>
+            <w:tcW w:w="7236" w:type="dxa"/>
             <w:vAlign w:val="center"/>
           </w:tcPr>
           <w:p>
@@ -17316,7 +17139,7 @@
         </w:tc>
         <w:tc>
           <w:tcPr>
-            <w:tcW w:w="885" w:type="dxa"/>
+            <w:tcW w:w="1280" w:type="dxa"/>
             <w:vAlign w:val="center"/>
           </w:tcPr>
           <w:p>
@@ -17346,6 +17169,15 @@
                 <w:lang w:val="en-SG" w:eastAsia="zh-CN"/>
               </w:rPr>
               <w:t>4</w:t>
+            </w:r>
+            <w:r>
+              <w:rPr>
+                <w:rFonts w:ascii="Arial" w:eastAsiaTheme="minorEastAsia" w:hAnsi="Arial" w:cs="Arial"/>
+                <w:sz w:val="18"/>
+                <w:szCs w:val="18"/>
+                <w:lang w:val="en-SG" w:eastAsia="zh-CN"/>
+              </w:rPr>
+              <w:t xml:space="preserve"> Fall</w:t>
             </w:r>
           </w:p>
         </w:tc>
@@ -17380,7 +17212,7 @@
         </w:tc>
         <w:tc>
           <w:tcPr>
-            <w:tcW w:w="7631" w:type="dxa"/>
+            <w:tcW w:w="7236" w:type="dxa"/>
             <w:vAlign w:val="center"/>
           </w:tcPr>
           <w:p>
@@ -17421,7 +17253,7 @@
         </w:tc>
         <w:tc>
           <w:tcPr>
-            <w:tcW w:w="885" w:type="dxa"/>
+            <w:tcW w:w="1280" w:type="dxa"/>
             <w:vAlign w:val="center"/>
           </w:tcPr>
           <w:p>
@@ -17442,6 +17274,15 @@
                 <w:lang w:val="en-SG" w:eastAsia="zh-CN"/>
               </w:rPr>
               <w:t>2025</w:t>
+            </w:r>
+            <w:r>
+              <w:rPr>
+                <w:rFonts w:ascii="Arial" w:eastAsiaTheme="minorEastAsia" w:hAnsi="Arial" w:cs="Arial"/>
+                <w:sz w:val="18"/>
+                <w:szCs w:val="18"/>
+                <w:lang w:val="en-SG" w:eastAsia="zh-CN"/>
+              </w:rPr>
+              <w:t xml:space="preserve"> Fall</w:t>
             </w:r>
           </w:p>
         </w:tc>
@@ -17476,7 +17317,7 @@
         </w:tc>
         <w:tc>
           <w:tcPr>
-            <w:tcW w:w="7631" w:type="dxa"/>
+            <w:tcW w:w="7236" w:type="dxa"/>
             <w:vAlign w:val="center"/>
           </w:tcPr>
           <w:p>
@@ -17544,7 +17385,7 @@
         </w:tc>
         <w:tc>
           <w:tcPr>
-            <w:tcW w:w="885" w:type="dxa"/>
+            <w:tcW w:w="1280" w:type="dxa"/>
             <w:vAlign w:val="center"/>
           </w:tcPr>
           <w:p>
@@ -17565,6 +17406,15 @@
                 <w:lang w:val="en-SG" w:eastAsia="zh-CN"/>
               </w:rPr>
               <w:t>2025</w:t>
+            </w:r>
+            <w:r>
+              <w:rPr>
+                <w:rFonts w:ascii="Arial" w:eastAsiaTheme="minorEastAsia" w:hAnsi="Arial" w:cs="Arial"/>
+                <w:sz w:val="18"/>
+                <w:szCs w:val="18"/>
+                <w:lang w:val="en-SG" w:eastAsia="zh-CN"/>
+              </w:rPr>
+              <w:t xml:space="preserve"> Fall</w:t>
             </w:r>
           </w:p>
         </w:tc>
@@ -17599,7 +17449,7 @@
         </w:tc>
         <w:tc>
           <w:tcPr>
-            <w:tcW w:w="7631" w:type="dxa"/>
+            <w:tcW w:w="7236" w:type="dxa"/>
             <w:vAlign w:val="center"/>
           </w:tcPr>
           <w:p>
@@ -17634,7 +17484,7 @@
         </w:tc>
         <w:tc>
           <w:tcPr>
-            <w:tcW w:w="885" w:type="dxa"/>
+            <w:tcW w:w="1280" w:type="dxa"/>
             <w:vAlign w:val="center"/>
           </w:tcPr>
           <w:p>
@@ -17664,6 +17514,267 @@
                 <w:lang w:val="en-SG" w:eastAsia="zh-CN"/>
               </w:rPr>
               <w:t>5</w:t>
+            </w:r>
+            <w:r>
+              <w:rPr>
+                <w:rFonts w:ascii="Arial" w:eastAsiaTheme="minorEastAsia" w:hAnsi="Arial" w:cs="Arial"/>
+                <w:sz w:val="18"/>
+                <w:szCs w:val="18"/>
+                <w:lang w:val="en-SG" w:eastAsia="zh-CN"/>
+              </w:rPr>
+              <w:t xml:space="preserve"> Fall</w:t>
+            </w:r>
+          </w:p>
+        </w:tc>
+      </w:tr>
+      <w:tr>
+        <w:trPr>
+          <w:jc w:val="center"/>
+        </w:trPr>
+        <w:tc>
+          <w:tcPr>
+            <w:tcW w:w="556" w:type="dxa"/>
+            <w:shd w:val="clear" w:color="auto" w:fill="auto"/>
+            <w:vAlign w:val="center"/>
+          </w:tcPr>
+          <w:p>
+            <w:pPr>
+              <w:pStyle w:val="a5"/>
+              <w:numPr>
+                <w:ilvl w:val="0"/>
+                <w:numId w:val="7"/>
+              </w:numPr>
+              <w:spacing w:line="276" w:lineRule="auto"/>
+              <w:jc w:val="left"/>
+              <w:rPr>
+                <w:rFonts w:ascii="Arial" w:eastAsiaTheme="minorEastAsia" w:hAnsi="Arial" w:cs="Arial"/>
+                <w:sz w:val="18"/>
+                <w:szCs w:val="18"/>
+                <w:lang w:val="en-SG" w:eastAsia="zh-CN"/>
+              </w:rPr>
+            </w:pPr>
+          </w:p>
+        </w:tc>
+        <w:tc>
+          <w:tcPr>
+            <w:tcW w:w="7236" w:type="dxa"/>
+            <w:vAlign w:val="center"/>
+          </w:tcPr>
+          <w:p>
+            <w:pPr>
+              <w:spacing w:line="276" w:lineRule="auto"/>
+              <w:rPr>
+                <w:rFonts w:ascii="Arial" w:eastAsiaTheme="minorEastAsia" w:hAnsi="Arial" w:cs="Arial"/>
+                <w:sz w:val="18"/>
+                <w:szCs w:val="18"/>
+                <w:lang w:val="en-SG" w:eastAsia="zh-CN"/>
+              </w:rPr>
+            </w:pPr>
+            <w:r>
+              <w:rPr>
+                <w:rFonts w:ascii="Arial" w:eastAsiaTheme="minorEastAsia" w:hAnsi="Arial" w:cs="Arial"/>
+                <w:sz w:val="18"/>
+                <w:szCs w:val="18"/>
+                <w:lang w:val="en-SG" w:eastAsia="zh-CN"/>
+              </w:rPr>
+              <w:t xml:space="preserve">NTU EEE </w:t>
+            </w:r>
+            <w:r>
+              <w:rPr>
+                <w:rFonts w:ascii="Arial" w:hAnsi="Arial" w:cs="Arial"/>
+                <w:sz w:val="18"/>
+                <w:szCs w:val="18"/>
+                <w:lang w:val="en-SG"/>
+              </w:rPr>
+              <w:t>EE650</w:t>
+            </w:r>
+            <w:r>
+              <w:rPr>
+                <w:rFonts w:ascii="Arial" w:hAnsi="Arial" w:cs="Arial"/>
+                <w:sz w:val="18"/>
+                <w:szCs w:val="18"/>
+                <w:lang w:val="en-SG"/>
+              </w:rPr>
+              <w:t>1</w:t>
+            </w:r>
+            <w:r>
+              <w:rPr>
+                <w:rFonts w:ascii="Arial" w:hAnsi="Arial" w:cs="Arial"/>
+                <w:sz w:val="18"/>
+                <w:szCs w:val="18"/>
+                <w:lang w:val="en-SG"/>
+              </w:rPr>
+              <w:t xml:space="preserve"> </w:t>
+            </w:r>
+            <w:r>
+              <w:rPr>
+                <w:rFonts w:ascii="Arial" w:hAnsi="Arial" w:cs="Arial"/>
+                <w:sz w:val="18"/>
+                <w:szCs w:val="18"/>
+                <w:lang w:val="en-SG"/>
+              </w:rPr>
+              <w:t>Power Electronic Converters</w:t>
+            </w:r>
+          </w:p>
+        </w:tc>
+        <w:tc>
+          <w:tcPr>
+            <w:tcW w:w="1280" w:type="dxa"/>
+            <w:vAlign w:val="center"/>
+          </w:tcPr>
+          <w:p>
+            <w:pPr>
+              <w:spacing w:line="276" w:lineRule="auto"/>
+              <w:rPr>
+                <w:rFonts w:ascii="Arial" w:eastAsiaTheme="minorEastAsia" w:hAnsi="Arial" w:cs="Arial"/>
+                <w:sz w:val="18"/>
+                <w:szCs w:val="18"/>
+                <w:lang w:val="en-SG" w:eastAsia="zh-CN"/>
+              </w:rPr>
+            </w:pPr>
+            <w:r>
+              <w:rPr>
+                <w:rFonts w:ascii="Arial" w:eastAsiaTheme="minorEastAsia" w:hAnsi="Arial" w:cs="Arial" w:hint="eastAsia"/>
+                <w:sz w:val="18"/>
+                <w:szCs w:val="18"/>
+                <w:lang w:val="en-SG" w:eastAsia="zh-CN"/>
+              </w:rPr>
+              <w:t>2</w:t>
+            </w:r>
+            <w:r>
+              <w:rPr>
+                <w:rFonts w:ascii="Arial" w:eastAsiaTheme="minorEastAsia" w:hAnsi="Arial" w:cs="Arial"/>
+                <w:sz w:val="18"/>
+                <w:szCs w:val="18"/>
+                <w:lang w:val="en-SG" w:eastAsia="zh-CN"/>
+              </w:rPr>
+              <w:t>026 Spring</w:t>
+            </w:r>
+          </w:p>
+        </w:tc>
+      </w:tr>
+      <w:tr>
+        <w:trPr>
+          <w:jc w:val="center"/>
+        </w:trPr>
+        <w:tc>
+          <w:tcPr>
+            <w:tcW w:w="556" w:type="dxa"/>
+            <w:shd w:val="clear" w:color="auto" w:fill="auto"/>
+            <w:vAlign w:val="center"/>
+          </w:tcPr>
+          <w:p>
+            <w:pPr>
+              <w:pStyle w:val="a5"/>
+              <w:numPr>
+                <w:ilvl w:val="0"/>
+                <w:numId w:val="7"/>
+              </w:numPr>
+              <w:spacing w:line="276" w:lineRule="auto"/>
+              <w:jc w:val="left"/>
+              <w:rPr>
+                <w:rFonts w:ascii="Arial" w:eastAsiaTheme="minorEastAsia" w:hAnsi="Arial" w:cs="Arial"/>
+                <w:sz w:val="18"/>
+                <w:szCs w:val="18"/>
+                <w:lang w:val="en-SG" w:eastAsia="zh-CN"/>
+              </w:rPr>
+            </w:pPr>
+          </w:p>
+        </w:tc>
+        <w:tc>
+          <w:tcPr>
+            <w:tcW w:w="7236" w:type="dxa"/>
+            <w:vAlign w:val="center"/>
+          </w:tcPr>
+          <w:p>
+            <w:pPr>
+              <w:spacing w:line="276" w:lineRule="auto"/>
+              <w:rPr>
+                <w:rFonts w:ascii="Arial" w:eastAsiaTheme="minorEastAsia" w:hAnsi="Arial" w:cs="Arial"/>
+                <w:sz w:val="18"/>
+                <w:szCs w:val="18"/>
+                <w:lang w:val="en-SG" w:eastAsia="zh-CN"/>
+              </w:rPr>
+            </w:pPr>
+            <w:r>
+              <w:rPr>
+                <w:rFonts w:ascii="Arial" w:eastAsiaTheme="minorEastAsia" w:hAnsi="Arial" w:cs="Arial"/>
+                <w:sz w:val="18"/>
+                <w:szCs w:val="18"/>
+                <w:lang w:val="en-SG" w:eastAsia="zh-CN"/>
+              </w:rPr>
+              <w:t xml:space="preserve">NTU EEE </w:t>
+            </w:r>
+            <w:r>
+              <w:rPr>
+                <w:rFonts w:ascii="Arial" w:hAnsi="Arial" w:cs="Arial"/>
+                <w:sz w:val="18"/>
+                <w:szCs w:val="18"/>
+                <w:lang w:val="en-SG"/>
+              </w:rPr>
+              <w:t>EE650</w:t>
+            </w:r>
+            <w:r>
+              <w:rPr>
+                <w:rFonts w:ascii="Arial" w:hAnsi="Arial" w:cs="Arial"/>
+                <w:sz w:val="18"/>
+                <w:szCs w:val="18"/>
+                <w:lang w:val="en-SG"/>
+              </w:rPr>
+              <w:t>1</w:t>
+            </w:r>
+            <w:r>
+              <w:rPr>
+                <w:rFonts w:ascii="Arial" w:hAnsi="Arial" w:cs="Arial"/>
+                <w:sz w:val="18"/>
+                <w:szCs w:val="18"/>
+                <w:lang w:val="en-SG"/>
+              </w:rPr>
+              <w:t xml:space="preserve"> </w:t>
+            </w:r>
+            <w:r>
+              <w:rPr>
+                <w:rFonts w:ascii="Arial" w:hAnsi="Arial" w:cs="Arial"/>
+                <w:sz w:val="18"/>
+                <w:szCs w:val="18"/>
+                <w:lang w:val="en-SG"/>
+              </w:rPr>
+              <w:t>Power Electronic Converters</w:t>
+            </w:r>
+          </w:p>
+        </w:tc>
+        <w:tc>
+          <w:tcPr>
+            <w:tcW w:w="1280" w:type="dxa"/>
+            <w:vAlign w:val="center"/>
+          </w:tcPr>
+          <w:p>
+            <w:pPr>
+              <w:spacing w:line="276" w:lineRule="auto"/>
+              <w:rPr>
+                <w:rFonts w:ascii="Arial" w:eastAsiaTheme="minorEastAsia" w:hAnsi="Arial" w:cs="Arial"/>
+                <w:sz w:val="18"/>
+                <w:szCs w:val="18"/>
+                <w:lang w:val="en-SG" w:eastAsia="zh-CN"/>
+              </w:rPr>
+            </w:pPr>
+            <w:r>
+              <w:rPr>
+                <w:rFonts w:ascii="Arial" w:eastAsiaTheme="minorEastAsia" w:hAnsi="Arial" w:cs="Arial" w:hint="eastAsia"/>
+                <w:sz w:val="18"/>
+                <w:szCs w:val="18"/>
+                <w:lang w:val="en-SG" w:eastAsia="zh-CN"/>
+              </w:rPr>
+              <w:t>2</w:t>
+            </w:r>
+            <w:r>
+              <w:rPr>
+                <w:rFonts w:ascii="Arial" w:eastAsiaTheme="minorEastAsia" w:hAnsi="Arial" w:cs="Arial"/>
+                <w:sz w:val="18"/>
+                <w:szCs w:val="18"/>
+                <w:lang w:val="en-SG" w:eastAsia="zh-CN"/>
+              </w:rPr>
+              <w:t>026 Fall</w:t>
             </w:r>
           </w:p>
         </w:tc>
@@ -17952,7 +18063,7 @@
                 <w:sz w:val="18"/>
                 <w:szCs w:val="18"/>
               </w:rPr>
-              <w:t>MOU XINGYAN</w:t>
+              <w:t>PAN TIANQI</w:t>
             </w:r>
           </w:p>
         </w:tc>
@@ -18027,7 +18138,7 @@
                 <w:szCs w:val="18"/>
                 <w:lang w:eastAsia="zh-CN"/>
               </w:rPr>
-              <w:t>High-Efficiency High-Frequency Power Converter Design for Next-Generation AI Processors</w:t>
+              <w:t>Ultra-Compact and High-Efficiency DC–DC Converters for Next-Generation Power Electronics</w:t>
             </w:r>
           </w:p>
         </w:tc>
@@ -18089,7 +18200,7 @@
                 <w:sz w:val="18"/>
                 <w:szCs w:val="18"/>
               </w:rPr>
-              <w:t>DUAN YILIN</w:t>
+              <w:t>XU WEIZHONG</w:t>
             </w:r>
           </w:p>
         </w:tc>
@@ -18115,71 +18226,59 @@
                 <w:szCs w:val="18"/>
                 <w:lang w:val="en-SG" w:eastAsia="zh-CN"/>
               </w:rPr>
-              <w:t>M.SC.(POWER ENG.) Batch 2024</w:t>
+              <w:t>NG Batch 2025</w:t>
             </w:r>
           </w:p>
         </w:tc>
         <w:tc>
           <w:tcPr>
             <w:tcW w:w="5103" w:type="dxa"/>
-            <w:vMerge w:val="restart"/>
-            <w:vAlign w:val="center"/>
-          </w:tcPr>
-          <w:p>
-            <w:pPr>
-              <w:spacing w:line="276" w:lineRule="auto"/>
-              <w:rPr>
-                <w:rFonts w:ascii="Arial" w:eastAsiaTheme="minorEastAsia" w:hAnsi="Arial" w:cs="Arial"/>
-                <w:b/>
-                <w:bCs/>
-                <w:sz w:val="18"/>
-                <w:szCs w:val="18"/>
-                <w:lang w:val="en-SG" w:eastAsia="zh-CN"/>
-              </w:rPr>
-            </w:pPr>
-            <w:r>
-              <w:rPr>
-                <w:rFonts w:ascii="Arial" w:eastAsiaTheme="minorEastAsia" w:hAnsi="Arial" w:cs="Arial"/>
-                <w:b/>
-                <w:bCs/>
-                <w:sz w:val="18"/>
-                <w:szCs w:val="18"/>
-                <w:lang w:val="en-SG" w:eastAsia="zh-CN"/>
-              </w:rPr>
-              <w:t xml:space="preserve">EE6008 Collaborative Research and Development Project </w:t>
-            </w:r>
-            <w:r>
-              <w:rPr>
-                <w:rFonts w:ascii="Arial" w:eastAsiaTheme="minorEastAsia" w:hAnsi="Arial" w:cs="Arial"/>
-                <w:b/>
-                <w:bCs/>
-                <w:sz w:val="18"/>
-                <w:szCs w:val="18"/>
-                <w:lang w:val="en-SG" w:eastAsia="zh-CN"/>
-              </w:rPr>
-              <w:t>AY25S1-6-PE</w:t>
-            </w:r>
-          </w:p>
-          <w:p>
-            <w:pPr>
-              <w:spacing w:line="276" w:lineRule="auto"/>
-              <w:rPr>
-                <w:rFonts w:ascii="Arial" w:eastAsiaTheme="minorEastAsia" w:hAnsi="Arial" w:cs="Arial"/>
-                <w:b/>
-                <w:bCs/>
-                <w:sz w:val="18"/>
-                <w:szCs w:val="18"/>
-                <w:lang w:val="en-SG" w:eastAsia="zh-CN"/>
-              </w:rPr>
-            </w:pPr>
-            <w:r>
-              <w:rPr>
-                <w:rFonts w:ascii="Arial" w:eastAsiaTheme="minorEastAsia" w:hAnsi="Arial" w:cs="Arial"/>
-                <w:sz w:val="18"/>
-                <w:szCs w:val="18"/>
-                <w:lang w:val="en-SG" w:eastAsia="zh-CN"/>
-              </w:rPr>
-              <w:t>High-Efficiency Power Converter Using Wide Bandgap Devices</w:t>
+            <w:vAlign w:val="center"/>
+          </w:tcPr>
+          <w:p>
+            <w:pPr>
+              <w:spacing w:line="276" w:lineRule="auto"/>
+              <w:rPr>
+                <w:rFonts w:ascii="Arial" w:eastAsiaTheme="minorEastAsia" w:hAnsi="Arial" w:cs="Arial"/>
+                <w:b/>
+                <w:bCs/>
+                <w:sz w:val="18"/>
+                <w:szCs w:val="18"/>
+                <w:lang w:val="en-SG" w:eastAsia="zh-CN"/>
+              </w:rPr>
+            </w:pPr>
+            <w:r>
+              <w:rPr>
+                <w:rFonts w:ascii="Arial" w:eastAsiaTheme="minorEastAsia" w:hAnsi="Arial" w:cs="Arial"/>
+                <w:b/>
+                <w:bCs/>
+                <w:sz w:val="18"/>
+                <w:szCs w:val="18"/>
+                <w:lang w:val="en-SG" w:eastAsia="zh-CN"/>
+              </w:rPr>
+              <w:t>FYP</w:t>
+            </w:r>
+          </w:p>
+          <w:p>
+            <w:pPr>
+              <w:spacing w:line="276" w:lineRule="auto"/>
+              <w:rPr>
+                <w:rFonts w:ascii="Arial" w:eastAsiaTheme="minorEastAsia" w:hAnsi="Arial" w:cs="Arial"/>
+                <w:b/>
+                <w:bCs/>
+                <w:sz w:val="18"/>
+                <w:szCs w:val="18"/>
+                <w:lang w:val="en-SG" w:eastAsia="zh-CN"/>
+              </w:rPr>
+            </w:pPr>
+            <w:r>
+              <w:rPr>
+                <w:rFonts w:ascii="Arial" w:eastAsiaTheme="minorEastAsia" w:hAnsi="Arial" w:cs="Arial"/>
+                <w:sz w:val="18"/>
+                <w:szCs w:val="18"/>
+                <w:lang w:val="en-SG" w:eastAsia="zh-CN"/>
+              </w:rPr>
+              <w:t>Gate Driver Design for Next-Generation Wideband Gap Power Devices</w:t>
             </w:r>
           </w:p>
         </w:tc>
@@ -18241,7 +18340,7 @@
                 <w:sz w:val="18"/>
                 <w:szCs w:val="18"/>
               </w:rPr>
-              <w:t>MA QINGHAN</w:t>
+              <w:t>MOU XINGYAN</w:t>
             </w:r>
           </w:p>
         </w:tc>
@@ -18267,28 +18366,60 @@
                 <w:szCs w:val="18"/>
                 <w:lang w:val="en-SG" w:eastAsia="zh-CN"/>
               </w:rPr>
-              <w:t>M.SC.(POWER ENG.) Batch 2024</w:t>
+              <w:t>M.SC.(POWER ENG.) Batch 2025</w:t>
             </w:r>
           </w:p>
         </w:tc>
         <w:tc>
           <w:tcPr>
             <w:tcW w:w="5103" w:type="dxa"/>
-            <w:vMerge/>
-            <w:vAlign w:val="center"/>
-          </w:tcPr>
-          <w:p>
-            <w:pPr>
-              <w:spacing w:line="276" w:lineRule="auto"/>
-              <w:rPr>
-                <w:rFonts w:ascii="Arial" w:eastAsiaTheme="minorEastAsia" w:hAnsi="Arial" w:cs="Arial"/>
-                <w:b/>
-                <w:bCs/>
-                <w:sz w:val="18"/>
-                <w:szCs w:val="18"/>
-                <w:lang w:val="en-SG" w:eastAsia="zh-CN"/>
-              </w:rPr>
-            </w:pPr>
+            <w:vAlign w:val="center"/>
+          </w:tcPr>
+          <w:p>
+            <w:pPr>
+              <w:spacing w:line="276" w:lineRule="auto"/>
+              <w:rPr>
+                <w:rFonts w:ascii="Arial" w:eastAsiaTheme="minorEastAsia" w:hAnsi="Arial" w:cs="Arial"/>
+                <w:b/>
+                <w:bCs/>
+                <w:sz w:val="18"/>
+                <w:szCs w:val="18"/>
+                <w:lang w:val="en-SG" w:eastAsia="zh-CN"/>
+              </w:rPr>
+            </w:pPr>
+            <w:r>
+              <w:rPr>
+                <w:rFonts w:ascii="Arial" w:eastAsiaTheme="minorEastAsia" w:hAnsi="Arial" w:cs="Arial"/>
+                <w:b/>
+                <w:bCs/>
+                <w:sz w:val="18"/>
+                <w:szCs w:val="18"/>
+                <w:lang w:val="en-SG" w:eastAsia="zh-CN"/>
+              </w:rPr>
+              <w:t>M.SC.</w:t>
+            </w:r>
+          </w:p>
+          <w:p>
+            <w:pPr>
+              <w:spacing w:line="276" w:lineRule="auto"/>
+              <w:rPr>
+                <w:rFonts w:ascii="Arial" w:eastAsiaTheme="minorEastAsia" w:hAnsi="Arial" w:cs="Arial"/>
+                <w:b/>
+                <w:bCs/>
+                <w:sz w:val="18"/>
+                <w:szCs w:val="18"/>
+                <w:lang w:val="en-SG" w:eastAsia="zh-CN"/>
+              </w:rPr>
+            </w:pPr>
+            <w:r>
+              <w:rPr>
+                <w:rFonts w:ascii="Arial" w:eastAsiaTheme="minorEastAsia" w:hAnsi="Arial" w:cs="Arial"/>
+                <w:sz w:val="18"/>
+                <w:szCs w:val="18"/>
+                <w:lang w:eastAsia="zh-CN"/>
+              </w:rPr>
+              <w:t>High-Efficiency High-Frequency Power Converter Design for Next-Generation AI Processors</w:t>
+            </w:r>
           </w:p>
         </w:tc>
       </w:tr>
@@ -18349,7 +18480,7 @@
                 <w:sz w:val="18"/>
                 <w:szCs w:val="18"/>
               </w:rPr>
-              <w:t>CHEN KA YI</w:t>
+              <w:t>DUAN YILIN</w:t>
             </w:r>
           </w:p>
         </w:tc>
@@ -18375,28 +18506,72 @@
                 <w:szCs w:val="18"/>
                 <w:lang w:val="en-SG" w:eastAsia="zh-CN"/>
               </w:rPr>
-              <w:t>M.SC.(POWER ENG.) Batch 2025</w:t>
+              <w:t>M.SC.(POWER ENG.) Batch 2024</w:t>
             </w:r>
           </w:p>
         </w:tc>
         <w:tc>
           <w:tcPr>
             <w:tcW w:w="5103" w:type="dxa"/>
-            <w:vMerge/>
-            <w:vAlign w:val="center"/>
-          </w:tcPr>
-          <w:p>
-            <w:pPr>
-              <w:spacing w:line="276" w:lineRule="auto"/>
-              <w:rPr>
-                <w:rFonts w:ascii="Arial" w:eastAsiaTheme="minorEastAsia" w:hAnsi="Arial" w:cs="Arial"/>
-                <w:b/>
-                <w:bCs/>
-                <w:sz w:val="18"/>
-                <w:szCs w:val="18"/>
-                <w:lang w:val="en-SG" w:eastAsia="zh-CN"/>
-              </w:rPr>
-            </w:pPr>
+            <w:vMerge w:val="restart"/>
+            <w:vAlign w:val="center"/>
+          </w:tcPr>
+          <w:p>
+            <w:pPr>
+              <w:spacing w:line="276" w:lineRule="auto"/>
+              <w:rPr>
+                <w:rFonts w:ascii="Arial" w:eastAsiaTheme="minorEastAsia" w:hAnsi="Arial" w:cs="Arial"/>
+                <w:b/>
+                <w:bCs/>
+                <w:sz w:val="18"/>
+                <w:szCs w:val="18"/>
+                <w:lang w:val="en-SG" w:eastAsia="zh-CN"/>
+              </w:rPr>
+            </w:pPr>
+            <w:r>
+              <w:rPr>
+                <w:rFonts w:ascii="Arial" w:eastAsiaTheme="minorEastAsia" w:hAnsi="Arial" w:cs="Arial"/>
+                <w:b/>
+                <w:bCs/>
+                <w:sz w:val="18"/>
+                <w:szCs w:val="18"/>
+                <w:lang w:val="en-SG" w:eastAsia="zh-CN"/>
+              </w:rPr>
+              <w:t xml:space="preserve">EE6008 Collaborative Research and Development Project </w:t>
+            </w:r>
+            <w:r>
+              <w:rPr>
+                <w:rFonts w:ascii="Arial" w:eastAsiaTheme="minorEastAsia" w:hAnsi="Arial" w:cs="Arial"/>
+                <w:b/>
+                <w:bCs/>
+                <w:sz w:val="18"/>
+                <w:szCs w:val="18"/>
+                <w:lang w:val="en-SG" w:eastAsia="zh-CN"/>
+              </w:rPr>
+              <w:t>AY25S1-6-PE</w:t>
+            </w:r>
+          </w:p>
+          <w:p>
+            <w:pPr>
+              <w:spacing w:line="276" w:lineRule="auto"/>
+              <w:rPr>
+                <w:rFonts w:ascii="Arial" w:eastAsiaTheme="minorEastAsia" w:hAnsi="Arial" w:cs="Arial"/>
+                <w:b/>
+                <w:bCs/>
+                <w:sz w:val="18"/>
+                <w:szCs w:val="18"/>
+                <w:lang w:val="en-SG" w:eastAsia="zh-CN"/>
+              </w:rPr>
+            </w:pPr>
+            <w:r>
+              <w:rPr>
+                <w:rFonts w:ascii="Arial" w:eastAsiaTheme="minorEastAsia" w:hAnsi="Arial" w:cs="Arial"/>
+                <w:sz w:val="18"/>
+                <w:szCs w:val="18"/>
+                <w:lang w:val="en-SG" w:eastAsia="zh-CN"/>
+              </w:rPr>
+              <w:t>High-Efficiency Power Converter Using Wide Bandgap Devices</w:t>
+            </w:r>
           </w:p>
         </w:tc>
       </w:tr>
@@ -18457,7 +18632,7 @@
                 <w:sz w:val="18"/>
                 <w:szCs w:val="18"/>
               </w:rPr>
-              <w:t>LIU SHIQI</w:t>
+              <w:t>MA QINGHAN</w:t>
             </w:r>
           </w:p>
         </w:tc>
@@ -18483,7 +18658,7 @@
                 <w:szCs w:val="18"/>
                 <w:lang w:val="en-SG" w:eastAsia="zh-CN"/>
               </w:rPr>
-              <w:t>M.SC.(POWER ENG.) Batch 2025</w:t>
+              <w:t>M.SC.(POWER ENG.) Batch 2024</w:t>
             </w:r>
           </w:p>
         </w:tc>
@@ -18565,7 +18740,7 @@
                 <w:sz w:val="18"/>
                 <w:szCs w:val="18"/>
               </w:rPr>
-              <w:t>ZHOU BEICHEN</w:t>
+              <w:t>CHEN KA YI</w:t>
             </w:r>
           </w:p>
         </w:tc>
@@ -18591,7 +18766,7 @@
                 <w:szCs w:val="18"/>
                 <w:lang w:val="en-SG" w:eastAsia="zh-CN"/>
               </w:rPr>
-              <w:t>M.SC.(POWER ENG.) Batch 2024</w:t>
+              <w:t>M.SC.(POWER ENG.) Batch 2025</w:t>
             </w:r>
           </w:p>
         </w:tc>
@@ -18664,7 +18839,6 @@
                 <w:bCs/>
                 <w:sz w:val="18"/>
                 <w:szCs w:val="18"/>
-                <w:lang w:val="en-SG"/>
               </w:rPr>
             </w:pPr>
             <w:r>
@@ -18673,9 +18847,8 @@
                 <w:bCs/>
                 <w:sz w:val="18"/>
                 <w:szCs w:val="18"/>
-                <w:lang w:val="en-SG"/>
-              </w:rPr>
-              <w:t>ZHAO WENPU</w:t>
+              </w:rPr>
+              <w:t>LIU SHIQI</w:t>
             </w:r>
           </w:p>
         </w:tc>
@@ -18708,51 +18881,21 @@
         <w:tc>
           <w:tcPr>
             <w:tcW w:w="5103" w:type="dxa"/>
-            <w:vAlign w:val="center"/>
-          </w:tcPr>
-          <w:p>
-            <w:pPr>
-              <w:spacing w:line="276" w:lineRule="auto"/>
-              <w:rPr>
-                <w:rFonts w:ascii="Arial" w:eastAsiaTheme="minorEastAsia" w:hAnsi="Arial" w:cs="Arial"/>
-                <w:b/>
-                <w:bCs/>
-                <w:sz w:val="18"/>
-                <w:szCs w:val="18"/>
-                <w:lang w:val="en-SG" w:eastAsia="zh-CN"/>
-              </w:rPr>
-            </w:pPr>
-            <w:r>
-              <w:rPr>
-                <w:rFonts w:ascii="Arial" w:eastAsiaTheme="minorEastAsia" w:hAnsi="Arial" w:cs="Arial"/>
-                <w:b/>
-                <w:bCs/>
-                <w:sz w:val="18"/>
-                <w:szCs w:val="18"/>
-                <w:lang w:val="en-SG" w:eastAsia="zh-CN"/>
-              </w:rPr>
-              <w:t>M.SC.</w:t>
-            </w:r>
-          </w:p>
-          <w:p>
-            <w:pPr>
-              <w:spacing w:line="276" w:lineRule="auto"/>
-              <w:rPr>
-                <w:rFonts w:ascii="Arial" w:eastAsiaTheme="minorEastAsia" w:hAnsi="Arial" w:cs="Arial"/>
-                <w:sz w:val="18"/>
-                <w:szCs w:val="18"/>
-                <w:lang w:eastAsia="zh-CN"/>
-              </w:rPr>
-            </w:pPr>
-            <w:r>
-              <w:rPr>
-                <w:rFonts w:ascii="Arial" w:eastAsiaTheme="minorEastAsia" w:hAnsi="Arial" w:cs="Arial"/>
-                <w:sz w:val="18"/>
-                <w:szCs w:val="18"/>
-                <w:lang w:eastAsia="zh-CN"/>
-              </w:rPr>
-              <w:t>Al-Assisted Power Loss Modelling and Efficiency Optimization for Power Converters</w:t>
-            </w:r>
+            <w:vMerge/>
+            <w:vAlign w:val="center"/>
+          </w:tcPr>
+          <w:p>
+            <w:pPr>
+              <w:spacing w:line="276" w:lineRule="auto"/>
+              <w:rPr>
+                <w:rFonts w:ascii="Arial" w:eastAsiaTheme="minorEastAsia" w:hAnsi="Arial" w:cs="Arial"/>
+                <w:b/>
+                <w:bCs/>
+                <w:sz w:val="18"/>
+                <w:szCs w:val="18"/>
+                <w:lang w:val="en-SG" w:eastAsia="zh-CN"/>
+              </w:rPr>
+            </w:pPr>
           </w:p>
         </w:tc>
       </w:tr>
@@ -18804,7 +18947,6 @@
                 <w:bCs/>
                 <w:sz w:val="18"/>
                 <w:szCs w:val="18"/>
-                <w:lang w:val="en-SG"/>
               </w:rPr>
             </w:pPr>
             <w:r>
@@ -18813,9 +18955,8 @@
                 <w:bCs/>
                 <w:sz w:val="18"/>
                 <w:szCs w:val="18"/>
-                <w:lang w:val="en-SG"/>
-              </w:rPr>
-              <w:t>CHEN JUNYU</w:t>
+              </w:rPr>
+              <w:t>ZHOU BEICHEN</w:t>
             </w:r>
           </w:p>
         </w:tc>
@@ -18841,102 +18982,28 @@
                 <w:szCs w:val="18"/>
                 <w:lang w:val="en-SG" w:eastAsia="zh-CN"/>
               </w:rPr>
-              <w:t>EEE Batch 2024</w:t>
+              <w:t>M.SC.(POWER ENG.) Batch 2024</w:t>
             </w:r>
           </w:p>
         </w:tc>
         <w:tc>
           <w:tcPr>
             <w:tcW w:w="5103" w:type="dxa"/>
-            <w:vAlign w:val="center"/>
-          </w:tcPr>
-          <w:p>
-            <w:pPr>
-              <w:spacing w:line="276" w:lineRule="auto"/>
-              <w:rPr>
-                <w:rFonts w:ascii="Arial" w:eastAsiaTheme="minorEastAsia" w:hAnsi="Arial" w:cs="Arial"/>
-                <w:b/>
-                <w:bCs/>
-                <w:sz w:val="18"/>
-                <w:szCs w:val="18"/>
-                <w:lang w:eastAsia="zh-CN"/>
-              </w:rPr>
-            </w:pPr>
-            <w:r>
-              <w:rPr>
-                <w:rFonts w:ascii="Arial" w:eastAsiaTheme="minorEastAsia" w:hAnsi="Arial" w:cs="Arial"/>
-                <w:b/>
-                <w:bCs/>
-                <w:sz w:val="18"/>
-                <w:szCs w:val="18"/>
-                <w:lang w:val="en-SG" w:eastAsia="zh-CN"/>
-              </w:rPr>
-              <w:t xml:space="preserve">URECA </w:t>
-            </w:r>
-            <w:r>
-              <w:rPr>
-                <w:rFonts w:ascii="Arial" w:eastAsiaTheme="minorEastAsia" w:hAnsi="Arial" w:cs="Arial"/>
-                <w:b/>
-                <w:bCs/>
-                <w:sz w:val="18"/>
-                <w:szCs w:val="18"/>
-                <w:lang w:eastAsia="zh-CN"/>
-              </w:rPr>
-              <w:t>EEE2</w:t>
-            </w:r>
-            <w:r>
-              <w:rPr>
-                <w:rFonts w:ascii="Arial" w:eastAsiaTheme="minorEastAsia" w:hAnsi="Arial" w:cs="Arial"/>
-                <w:b/>
-                <w:bCs/>
-                <w:sz w:val="18"/>
-                <w:szCs w:val="18"/>
-                <w:lang w:eastAsia="zh-CN"/>
-              </w:rPr>
-              <w:t>5</w:t>
-            </w:r>
-            <w:r>
-              <w:rPr>
-                <w:rFonts w:ascii="Arial" w:eastAsiaTheme="minorEastAsia" w:hAnsi="Arial" w:cs="Arial"/>
-                <w:b/>
-                <w:bCs/>
-                <w:sz w:val="18"/>
-                <w:szCs w:val="18"/>
-                <w:lang w:eastAsia="zh-CN"/>
-              </w:rPr>
-              <w:t>04</w:t>
-            </w:r>
-            <w:r>
-              <w:rPr>
-                <w:rFonts w:ascii="Arial" w:eastAsiaTheme="minorEastAsia" w:hAnsi="Arial" w:cs="Arial"/>
-                <w:b/>
-                <w:bCs/>
-                <w:sz w:val="18"/>
-                <w:szCs w:val="18"/>
-                <w:lang w:eastAsia="zh-CN"/>
-              </w:rPr>
-              <w:t>0</w:t>
-            </w:r>
-          </w:p>
-          <w:p>
-            <w:pPr>
-              <w:spacing w:line="276" w:lineRule="auto"/>
-              <w:rPr>
-                <w:rFonts w:ascii="Arial" w:eastAsiaTheme="minorEastAsia" w:hAnsi="Arial" w:cs="Arial"/>
-                <w:sz w:val="18"/>
-                <w:szCs w:val="18"/>
-                <w:lang w:val="en-SG" w:eastAsia="zh-CN"/>
-              </w:rPr>
-            </w:pPr>
-            <w:r>
-              <w:rPr>
-                <w:rFonts w:ascii="Arial" w:eastAsiaTheme="minorEastAsia" w:hAnsi="Arial" w:cs="Arial"/>
-                <w:sz w:val="18"/>
-                <w:szCs w:val="18"/>
-                <w:lang w:val="en-SG" w:eastAsia="zh-CN"/>
-              </w:rPr>
-              <w:t>Optimizing Power Converter Design and Efficiency Through Transfer Learning</w:t>
-            </w:r>
+            <w:vMerge/>
+            <w:vAlign w:val="center"/>
+          </w:tcPr>
+          <w:p>
+            <w:pPr>
+              <w:spacing w:line="276" w:lineRule="auto"/>
+              <w:rPr>
+                <w:rFonts w:ascii="Arial" w:eastAsiaTheme="minorEastAsia" w:hAnsi="Arial" w:cs="Arial"/>
+                <w:b/>
+                <w:bCs/>
+                <w:sz w:val="18"/>
+                <w:szCs w:val="18"/>
+                <w:lang w:val="en-SG" w:eastAsia="zh-CN"/>
+              </w:rPr>
+            </w:pPr>
           </w:p>
         </w:tc>
       </w:tr>
@@ -18999,6 +19066,330 @@
                 <w:szCs w:val="18"/>
                 <w:lang w:val="en-SG"/>
               </w:rPr>
+              <w:t>ZHAO WENPU</w:t>
+            </w:r>
+          </w:p>
+        </w:tc>
+        <w:tc>
+          <w:tcPr>
+            <w:tcW w:w="1701" w:type="dxa"/>
+            <w:vAlign w:val="center"/>
+          </w:tcPr>
+          <w:p>
+            <w:pPr>
+              <w:spacing w:line="276" w:lineRule="auto"/>
+              <w:rPr>
+                <w:rFonts w:ascii="Arial" w:eastAsiaTheme="minorEastAsia" w:hAnsi="Arial" w:cs="Arial"/>
+                <w:sz w:val="18"/>
+                <w:szCs w:val="18"/>
+                <w:lang w:val="en-SG" w:eastAsia="zh-CN"/>
+              </w:rPr>
+            </w:pPr>
+            <w:r>
+              <w:rPr>
+                <w:rFonts w:ascii="Arial" w:eastAsiaTheme="minorEastAsia" w:hAnsi="Arial" w:cs="Arial"/>
+                <w:sz w:val="18"/>
+                <w:szCs w:val="18"/>
+                <w:lang w:val="en-SG" w:eastAsia="zh-CN"/>
+              </w:rPr>
+              <w:t>M.SC.(POWER ENG.) Batch 2025</w:t>
+            </w:r>
+          </w:p>
+        </w:tc>
+        <w:tc>
+          <w:tcPr>
+            <w:tcW w:w="5103" w:type="dxa"/>
+            <w:vAlign w:val="center"/>
+          </w:tcPr>
+          <w:p>
+            <w:pPr>
+              <w:spacing w:line="276" w:lineRule="auto"/>
+              <w:rPr>
+                <w:rFonts w:ascii="Arial" w:eastAsiaTheme="minorEastAsia" w:hAnsi="Arial" w:cs="Arial"/>
+                <w:b/>
+                <w:bCs/>
+                <w:sz w:val="18"/>
+                <w:szCs w:val="18"/>
+                <w:lang w:val="en-SG" w:eastAsia="zh-CN"/>
+              </w:rPr>
+            </w:pPr>
+            <w:r>
+              <w:rPr>
+                <w:rFonts w:ascii="Arial" w:eastAsiaTheme="minorEastAsia" w:hAnsi="Arial" w:cs="Arial"/>
+                <w:b/>
+                <w:bCs/>
+                <w:sz w:val="18"/>
+                <w:szCs w:val="18"/>
+                <w:lang w:val="en-SG" w:eastAsia="zh-CN"/>
+              </w:rPr>
+              <w:t>M.SC.</w:t>
+            </w:r>
+          </w:p>
+          <w:p>
+            <w:pPr>
+              <w:spacing w:line="276" w:lineRule="auto"/>
+              <w:rPr>
+                <w:rFonts w:ascii="Arial" w:eastAsiaTheme="minorEastAsia" w:hAnsi="Arial" w:cs="Arial"/>
+                <w:sz w:val="18"/>
+                <w:szCs w:val="18"/>
+                <w:lang w:eastAsia="zh-CN"/>
+              </w:rPr>
+            </w:pPr>
+            <w:r>
+              <w:rPr>
+                <w:rFonts w:ascii="Arial" w:eastAsiaTheme="minorEastAsia" w:hAnsi="Arial" w:cs="Arial"/>
+                <w:sz w:val="18"/>
+                <w:szCs w:val="18"/>
+                <w:lang w:eastAsia="zh-CN"/>
+              </w:rPr>
+              <w:t>Al-Assisted Power Loss Modelling and Efficiency Optimization for Power Converters</w:t>
+            </w:r>
+          </w:p>
+        </w:tc>
+      </w:tr>
+      <w:tr>
+        <w:trPr>
+          <w:trHeight w:val="285"/>
+          <w:jc w:val="center"/>
+        </w:trPr>
+        <w:tc>
+          <w:tcPr>
+            <w:tcW w:w="556" w:type="dxa"/>
+            <w:shd w:val="clear" w:color="auto" w:fill="auto"/>
+            <w:vAlign w:val="center"/>
+          </w:tcPr>
+          <w:p>
+            <w:pPr>
+              <w:pStyle w:val="a5"/>
+              <w:numPr>
+                <w:ilvl w:val="0"/>
+                <w:numId w:val="13"/>
+              </w:numPr>
+              <w:spacing w:line="276" w:lineRule="auto"/>
+              <w:jc w:val="left"/>
+              <w:rPr>
+                <w:rFonts w:ascii="Arial" w:eastAsiaTheme="minorEastAsia" w:hAnsi="Arial" w:cs="Arial"/>
+                <w:sz w:val="18"/>
+                <w:szCs w:val="18"/>
+                <w:lang w:val="en-SG" w:eastAsia="zh-CN"/>
+              </w:rPr>
+            </w:pPr>
+          </w:p>
+        </w:tc>
+        <w:tc>
+          <w:tcPr>
+            <w:tcW w:w="1707" w:type="dxa"/>
+            <w:vAlign w:val="center"/>
+          </w:tcPr>
+          <w:p>
+            <w:pPr>
+              <w:pStyle w:val="references"/>
+              <w:numPr>
+                <w:ilvl w:val="0"/>
+                <w:numId w:val="0"/>
+              </w:numPr>
+              <w:spacing w:after="0" w:line="276" w:lineRule="auto"/>
+              <w:jc w:val="left"/>
+              <w:rPr>
+                <w:rFonts w:ascii="Arial" w:eastAsia="Times" w:hAnsi="Arial" w:cs="Arial"/>
+                <w:bCs/>
+                <w:sz w:val="18"/>
+                <w:szCs w:val="18"/>
+                <w:lang w:val="en-SG"/>
+              </w:rPr>
+            </w:pPr>
+            <w:r>
+              <w:rPr>
+                <w:rFonts w:ascii="Arial" w:eastAsia="Times" w:hAnsi="Arial" w:cs="Arial"/>
+                <w:bCs/>
+                <w:sz w:val="18"/>
+                <w:szCs w:val="18"/>
+                <w:lang w:val="en-SG"/>
+              </w:rPr>
+              <w:t>CHEN JUNYU</w:t>
+            </w:r>
+          </w:p>
+        </w:tc>
+        <w:tc>
+          <w:tcPr>
+            <w:tcW w:w="1701" w:type="dxa"/>
+            <w:vAlign w:val="center"/>
+          </w:tcPr>
+          <w:p>
+            <w:pPr>
+              <w:spacing w:line="276" w:lineRule="auto"/>
+              <w:rPr>
+                <w:rFonts w:ascii="Arial" w:eastAsiaTheme="minorEastAsia" w:hAnsi="Arial" w:cs="Arial"/>
+                <w:sz w:val="18"/>
+                <w:szCs w:val="18"/>
+                <w:lang w:val="en-SG" w:eastAsia="zh-CN"/>
+              </w:rPr>
+            </w:pPr>
+            <w:r>
+              <w:rPr>
+                <w:rFonts w:ascii="Arial" w:eastAsiaTheme="minorEastAsia" w:hAnsi="Arial" w:cs="Arial"/>
+                <w:sz w:val="18"/>
+                <w:szCs w:val="18"/>
+                <w:lang w:val="en-SG" w:eastAsia="zh-CN"/>
+              </w:rPr>
+              <w:t>EEE Batch 2024</w:t>
+            </w:r>
+          </w:p>
+        </w:tc>
+        <w:tc>
+          <w:tcPr>
+            <w:tcW w:w="5103" w:type="dxa"/>
+            <w:vAlign w:val="center"/>
+          </w:tcPr>
+          <w:p>
+            <w:pPr>
+              <w:spacing w:line="276" w:lineRule="auto"/>
+              <w:rPr>
+                <w:rFonts w:ascii="Arial" w:eastAsiaTheme="minorEastAsia" w:hAnsi="Arial" w:cs="Arial"/>
+                <w:b/>
+                <w:bCs/>
+                <w:sz w:val="18"/>
+                <w:szCs w:val="18"/>
+                <w:lang w:eastAsia="zh-CN"/>
+              </w:rPr>
+            </w:pPr>
+            <w:r>
+              <w:rPr>
+                <w:rFonts w:ascii="Arial" w:eastAsiaTheme="minorEastAsia" w:hAnsi="Arial" w:cs="Arial"/>
+                <w:b/>
+                <w:bCs/>
+                <w:sz w:val="18"/>
+                <w:szCs w:val="18"/>
+                <w:lang w:val="en-SG" w:eastAsia="zh-CN"/>
+              </w:rPr>
+              <w:t xml:space="preserve">URECA </w:t>
+            </w:r>
+            <w:r>
+              <w:rPr>
+                <w:rFonts w:ascii="Arial" w:eastAsiaTheme="minorEastAsia" w:hAnsi="Arial" w:cs="Arial"/>
+                <w:b/>
+                <w:bCs/>
+                <w:sz w:val="18"/>
+                <w:szCs w:val="18"/>
+                <w:lang w:eastAsia="zh-CN"/>
+              </w:rPr>
+              <w:t>EEE2</w:t>
+            </w:r>
+            <w:r>
+              <w:rPr>
+                <w:rFonts w:ascii="Arial" w:eastAsiaTheme="minorEastAsia" w:hAnsi="Arial" w:cs="Arial"/>
+                <w:b/>
+                <w:bCs/>
+                <w:sz w:val="18"/>
+                <w:szCs w:val="18"/>
+                <w:lang w:eastAsia="zh-CN"/>
+              </w:rPr>
+              <w:t>5</w:t>
+            </w:r>
+            <w:r>
+              <w:rPr>
+                <w:rFonts w:ascii="Arial" w:eastAsiaTheme="minorEastAsia" w:hAnsi="Arial" w:cs="Arial"/>
+                <w:b/>
+                <w:bCs/>
+                <w:sz w:val="18"/>
+                <w:szCs w:val="18"/>
+                <w:lang w:eastAsia="zh-CN"/>
+              </w:rPr>
+              <w:t>04</w:t>
+            </w:r>
+            <w:r>
+              <w:rPr>
+                <w:rFonts w:ascii="Arial" w:eastAsiaTheme="minorEastAsia" w:hAnsi="Arial" w:cs="Arial"/>
+                <w:b/>
+                <w:bCs/>
+                <w:sz w:val="18"/>
+                <w:szCs w:val="18"/>
+                <w:lang w:eastAsia="zh-CN"/>
+              </w:rPr>
+              <w:t>0</w:t>
+            </w:r>
+          </w:p>
+          <w:p>
+            <w:pPr>
+              <w:spacing w:line="276" w:lineRule="auto"/>
+              <w:rPr>
+                <w:rFonts w:ascii="Arial" w:eastAsiaTheme="minorEastAsia" w:hAnsi="Arial" w:cs="Arial"/>
+                <w:sz w:val="18"/>
+                <w:szCs w:val="18"/>
+                <w:lang w:val="en-SG" w:eastAsia="zh-CN"/>
+              </w:rPr>
+            </w:pPr>
+            <w:r>
+              <w:rPr>
+                <w:rFonts w:ascii="Arial" w:eastAsiaTheme="minorEastAsia" w:hAnsi="Arial" w:cs="Arial"/>
+                <w:sz w:val="18"/>
+                <w:szCs w:val="18"/>
+                <w:lang w:val="en-SG" w:eastAsia="zh-CN"/>
+              </w:rPr>
+              <w:t>Optimizing Power Converter Design and Efficiency Through Transfer Learning</w:t>
+            </w:r>
+          </w:p>
+        </w:tc>
+      </w:tr>
+      <w:tr>
+        <w:trPr>
+          <w:trHeight w:val="285"/>
+          <w:jc w:val="center"/>
+        </w:trPr>
+        <w:tc>
+          <w:tcPr>
+            <w:tcW w:w="556" w:type="dxa"/>
+            <w:shd w:val="clear" w:color="auto" w:fill="auto"/>
+            <w:vAlign w:val="center"/>
+          </w:tcPr>
+          <w:p>
+            <w:pPr>
+              <w:pStyle w:val="a5"/>
+              <w:numPr>
+                <w:ilvl w:val="0"/>
+                <w:numId w:val="13"/>
+              </w:numPr>
+              <w:spacing w:line="276" w:lineRule="auto"/>
+              <w:jc w:val="left"/>
+              <w:rPr>
+                <w:rFonts w:ascii="Arial" w:eastAsiaTheme="minorEastAsia" w:hAnsi="Arial" w:cs="Arial"/>
+                <w:sz w:val="18"/>
+                <w:szCs w:val="18"/>
+                <w:lang w:val="en-SG" w:eastAsia="zh-CN"/>
+              </w:rPr>
+            </w:pPr>
+          </w:p>
+        </w:tc>
+        <w:tc>
+          <w:tcPr>
+            <w:tcW w:w="1707" w:type="dxa"/>
+            <w:vAlign w:val="center"/>
+          </w:tcPr>
+          <w:p>
+            <w:pPr>
+              <w:pStyle w:val="references"/>
+              <w:numPr>
+                <w:ilvl w:val="0"/>
+                <w:numId w:val="0"/>
+              </w:numPr>
+              <w:spacing w:after="0" w:line="276" w:lineRule="auto"/>
+              <w:jc w:val="left"/>
+              <w:rPr>
+                <w:rFonts w:ascii="Arial" w:eastAsia="Times" w:hAnsi="Arial" w:cs="Arial"/>
+                <w:bCs/>
+                <w:sz w:val="18"/>
+                <w:szCs w:val="18"/>
+                <w:lang w:val="en-SG"/>
+              </w:rPr>
+            </w:pPr>
+            <w:r>
+              <w:rPr>
+                <w:rFonts w:ascii="Arial" w:eastAsia="Times" w:hAnsi="Arial" w:cs="Arial"/>
+                <w:bCs/>
+                <w:sz w:val="18"/>
+                <w:szCs w:val="18"/>
+                <w:lang w:val="en-SG"/>
+              </w:rPr>
               <w:t>HE SONGRUI</w:t>
             </w:r>
           </w:p>
@@ -19119,6 +19510,7 @@
                 <w:szCs w:val="18"/>
                 <w:lang w:eastAsia="zh-CN"/>
               </w:rPr>
+              <w:lastRenderedPageBreak/>
               <w:t>Ultra-Efficient and Ultra-Compact Power Supply for AI Chips</w:t>
             </w:r>
           </w:p>
@@ -23792,7 +24184,7 @@
         <a:sysClr val="windowText" lastClr="000000"/>
       </a:dk1>
       <a:lt1>
-        <a:sysClr val="window" lastClr="CEEACA"/>
+        <a:sysClr val="window" lastClr="CAE8CE"/>
       </a:lt1>
       <a:dk2>
         <a:srgbClr val="1F497D"/>
